--- a/capstone/Required_Capstone_Checkpoint_2_1_Worksheet.docx
+++ b/capstone/Required_Capstone_Checkpoint_2_1_Worksheet.docx
@@ -117,20 +117,15 @@
           <w:right w:val="nil"/>
           <w:between w:val="nil"/>
         </w:pBdr>
-        <w:spacing w:after="0"/>
         <w:rPr>
           <w:rFonts w:ascii="Aptos" w:eastAsia="Aptos" w:hAnsi="Aptos" w:cs="Aptos"/>
           <w:color w:val="000000"/>
-          <w:sz w:val="24"/>
-          <w:szCs w:val="24"/>
         </w:rPr>
       </w:pPr>
       <w:r>
         <w:rPr>
           <w:rFonts w:ascii="Aptos" w:eastAsia="Aptos" w:hAnsi="Aptos" w:cs="Aptos"/>
           <w:color w:val="000000"/>
-          <w:sz w:val="24"/>
-          <w:szCs w:val="24"/>
         </w:rPr>
         <w:t>Document your retrieval approach</w:t>
       </w:r>
@@ -149,20 +144,15 @@
           <w:right w:val="nil"/>
           <w:between w:val="nil"/>
         </w:pBdr>
-        <w:spacing w:after="0"/>
         <w:rPr>
           <w:rFonts w:ascii="Aptos" w:eastAsia="Aptos" w:hAnsi="Aptos" w:cs="Aptos"/>
           <w:color w:val="000000"/>
-          <w:sz w:val="24"/>
-          <w:szCs w:val="24"/>
         </w:rPr>
       </w:pPr>
       <w:r>
         <w:rPr>
           <w:rFonts w:ascii="Aptos" w:eastAsia="Aptos" w:hAnsi="Aptos" w:cs="Aptos"/>
           <w:color w:val="000000"/>
-          <w:sz w:val="24"/>
-          <w:szCs w:val="24"/>
         </w:rPr>
         <w:t>Capture representative retrieval queries and results</w:t>
       </w:r>
@@ -181,20 +171,15 @@
           <w:right w:val="nil"/>
           <w:between w:val="nil"/>
         </w:pBdr>
-        <w:spacing w:after="0"/>
         <w:rPr>
           <w:rFonts w:ascii="Aptos" w:eastAsia="Aptos" w:hAnsi="Aptos" w:cs="Aptos"/>
           <w:color w:val="000000"/>
-          <w:sz w:val="24"/>
-          <w:szCs w:val="24"/>
         </w:rPr>
       </w:pPr>
       <w:r>
         <w:rPr>
           <w:rFonts w:ascii="Aptos" w:eastAsia="Aptos" w:hAnsi="Aptos" w:cs="Aptos"/>
           <w:color w:val="000000"/>
-          <w:sz w:val="24"/>
-          <w:szCs w:val="24"/>
         </w:rPr>
         <w:t>Provide evidence that your retrieval system is functioning</w:t>
       </w:r>
@@ -213,20 +198,15 @@
           <w:right w:val="nil"/>
           <w:between w:val="nil"/>
         </w:pBdr>
-        <w:spacing w:after="0"/>
         <w:rPr>
           <w:rFonts w:ascii="Aptos" w:eastAsia="Aptos" w:hAnsi="Aptos" w:cs="Aptos"/>
           <w:color w:val="000000"/>
-          <w:sz w:val="24"/>
-          <w:szCs w:val="24"/>
         </w:rPr>
       </w:pPr>
       <w:r>
         <w:rPr>
           <w:rFonts w:ascii="Aptos" w:eastAsia="Aptos" w:hAnsi="Aptos" w:cs="Aptos"/>
           <w:color w:val="000000"/>
-          <w:sz w:val="24"/>
-          <w:szCs w:val="24"/>
         </w:rPr>
         <w:t>Observe how retrieval performance changes across different query types</w:t>
       </w:r>
@@ -245,20 +225,15 @@
           <w:right w:val="nil"/>
           <w:between w:val="nil"/>
         </w:pBdr>
-        <w:spacing w:after="0"/>
         <w:rPr>
           <w:rFonts w:ascii="Aptos" w:eastAsia="Aptos" w:hAnsi="Aptos" w:cs="Aptos"/>
           <w:color w:val="000000"/>
-          <w:sz w:val="24"/>
-          <w:szCs w:val="24"/>
         </w:rPr>
       </w:pPr>
       <w:r>
         <w:rPr>
           <w:rFonts w:ascii="Aptos" w:eastAsia="Aptos" w:hAnsi="Aptos" w:cs="Aptos"/>
           <w:color w:val="000000"/>
-          <w:sz w:val="24"/>
-          <w:szCs w:val="24"/>
         </w:rPr>
         <w:t>Reflect on where the retrieval approach performs well and where it struggles</w:t>
       </w:r>
@@ -272,12 +247,9 @@
           <w:right w:val="nil"/>
           <w:between w:val="nil"/>
         </w:pBdr>
-        <w:spacing w:after="0"/>
         <w:rPr>
           <w:rFonts w:eastAsia="Aptos"/>
           <w:color w:val="000000"/>
-          <w:sz w:val="24"/>
-          <w:szCs w:val="24"/>
         </w:rPr>
       </w:pPr>
     </w:p>
@@ -290,7 +262,6 @@
           <w:right w:val="nil"/>
           <w:between w:val="nil"/>
         </w:pBdr>
-        <w:spacing w:after="0"/>
         <w:rPr>
           <w:rFonts w:ascii="Calibri" w:hAnsi="Calibri" w:cs="Calibri"/>
           <w:b/>
@@ -336,20 +307,15 @@
           <w:right w:val="nil"/>
           <w:between w:val="nil"/>
         </w:pBdr>
-        <w:spacing w:after="0"/>
         <w:rPr>
           <w:rFonts w:eastAsia="Aptos"/>
           <w:color w:val="000000"/>
-          <w:sz w:val="24"/>
-          <w:szCs w:val="24"/>
         </w:rPr>
       </w:pPr>
       <w:r>
         <w:rPr>
           <w:rFonts w:eastAsia="Aptos"/>
           <w:color w:val="000000"/>
-          <w:sz w:val="24"/>
-          <w:szCs w:val="24"/>
         </w:rPr>
         <w:t>Identify your chosen capstone scenario.</w:t>
       </w:r>
@@ -367,20 +333,15 @@
           <w:right w:val="nil"/>
           <w:between w:val="nil"/>
         </w:pBdr>
-        <w:spacing w:after="0"/>
         <w:rPr>
           <w:rFonts w:eastAsia="Aptos"/>
           <w:color w:val="000000"/>
-          <w:sz w:val="24"/>
-          <w:szCs w:val="24"/>
         </w:rPr>
       </w:pPr>
       <w:r>
         <w:rPr>
           <w:rFonts w:eastAsia="Aptos"/>
           <w:color w:val="000000"/>
-          <w:sz w:val="24"/>
-          <w:szCs w:val="24"/>
         </w:rPr>
         <w:t>Describe the retrieval approach you implemented (keyword-based, semantic, or hybrid).</w:t>
       </w:r>
@@ -398,20 +359,15 @@
           <w:right w:val="nil"/>
           <w:between w:val="nil"/>
         </w:pBdr>
-        <w:spacing w:after="0"/>
         <w:rPr>
           <w:rFonts w:eastAsia="Aptos"/>
           <w:color w:val="000000"/>
-          <w:sz w:val="24"/>
-          <w:szCs w:val="24"/>
         </w:rPr>
       </w:pPr>
       <w:r>
         <w:rPr>
           <w:rFonts w:eastAsia="Aptos"/>
           <w:color w:val="000000"/>
-          <w:sz w:val="24"/>
-          <w:szCs w:val="24"/>
         </w:rPr>
         <w:t>Briefly explain why this retrieval approach is appropriate for your dataset and query types.</w:t>
       </w:r>
@@ -429,20 +385,15 @@
           <w:right w:val="nil"/>
           <w:between w:val="nil"/>
         </w:pBdr>
-        <w:spacing w:after="0"/>
         <w:rPr>
           <w:rFonts w:eastAsia="Aptos"/>
           <w:color w:val="000000"/>
-          <w:sz w:val="24"/>
-          <w:szCs w:val="24"/>
         </w:rPr>
       </w:pPr>
       <w:r>
         <w:rPr>
           <w:rFonts w:eastAsia="Aptos"/>
           <w:color w:val="000000"/>
-          <w:sz w:val="24"/>
-          <w:szCs w:val="24"/>
         </w:rPr>
         <w:t>Describe any trade-offs you considered when selecting this approach</w:t>
       </w:r>
@@ -461,17 +412,6 @@
           <w:bCs/>
         </w:rPr>
         <w:t>Scenario</w:t>
-      </w:r>
-    </w:p>
-    <w:p>
-      <w:r>
-        <w:rPr>
-          <w:rFonts w:ascii="Segoe UI Symbol" w:hAnsi="Segoe UI Symbol" w:cs="Segoe UI Symbol"/>
-        </w:rPr>
-        <w:t>☐</w:t>
-      </w:r>
-      <w:r>
-        <w:t xml:space="preserve"> Research Paper Navigator</w:t>
       </w:r>
     </w:p>
     <w:p>
@@ -520,18 +460,10 @@
             <w:shd w:val="clear" w:color="auto" w:fill="F2F2F2"/>
           </w:tcPr>
           <w:p>
-            <w:pPr>
-              <w:rPr>
-                <w:sz w:val="24"/>
-                <w:szCs w:val="24"/>
-              </w:rPr>
-            </w:pPr>
             <w:r>
               <w:rPr>
                 <w:b/>
                 <w:bCs/>
-                <w:sz w:val="24"/>
-                <w:szCs w:val="24"/>
               </w:rPr>
               <w:t>Retrieval approach used, brief explanation, and description of trade-offs considered</w:t>
             </w:r>
@@ -554,63 +486,51 @@
             </w:tcBorders>
           </w:tcPr>
           <w:p>
-            <w:pPr>
-              <w:rPr>
-                <w:sz w:val="24"/>
-                <w:szCs w:val="24"/>
-              </w:rPr>
-            </w:pPr>
-            <w:r>
-              <w:rPr>
-                <w:sz w:val="24"/>
-                <w:szCs w:val="24"/>
-              </w:rPr>
-              <w:t>Response:</w:t>
-            </w:r>
-          </w:p>
+            <w:r>
+              <w:t>I chose a hybrid retrieval approach, combining keyword (BM25) search with vector-based semantic search. I originally planned to use only vector search, but I realized that both types of retrieval would be useful for this project and for the types of searches I expect to use in my daily work.</w:t>
+            </w:r>
+          </w:p>
+          <w:p/>
+          <w:p>
+            <w:r>
+              <w:t xml:space="preserve">Keyword search works well when the query contains specific names, dates, or terms that appear directly in the Wikipedia documents. Vector search is useful when the query and the relevant document do not use </w:t>
+            </w:r>
+            <w:proofErr w:type="gramStart"/>
+            <w:r>
+              <w:t>exactly the same</w:t>
+            </w:r>
+            <w:proofErr w:type="gramEnd"/>
+            <w:r>
+              <w:t xml:space="preserve"> words but are similar in meaning. Combining the two gives me the advantages of both approaches and should provide better results across different types of queries.</w:t>
+            </w:r>
+          </w:p>
+          <w:p/>
           <w:p>
             <w:pPr>
               <w:spacing w:after="120"/>
-              <w:rPr>
-                <w:sz w:val="24"/>
-                <w:szCs w:val="24"/>
-              </w:rPr>
             </w:pPr>
+            <w:r>
+              <w:t>The main trade-off is additional complexity. I had to implement and maintain both keyword and vector retrieval instead of just one method. There is also additional processing involved in running both searches and combining their results. However, I felt the improved retrieval quality and flexibility were worth the extra work.</w:t>
+            </w:r>
           </w:p>
           <w:p>
             <w:pPr>
               <w:spacing w:after="120"/>
-              <w:rPr>
-                <w:sz w:val="24"/>
-                <w:szCs w:val="24"/>
-              </w:rPr>
             </w:pPr>
           </w:p>
           <w:p>
             <w:pPr>
               <w:spacing w:after="120"/>
-              <w:rPr>
-                <w:sz w:val="24"/>
-                <w:szCs w:val="24"/>
-              </w:rPr>
             </w:pPr>
           </w:p>
           <w:p>
             <w:pPr>
               <w:spacing w:after="120"/>
-              <w:rPr>
-                <w:sz w:val="24"/>
-                <w:szCs w:val="24"/>
-              </w:rPr>
             </w:pPr>
           </w:p>
           <w:p>
             <w:pPr>
               <w:spacing w:after="120"/>
-              <w:rPr>
-                <w:sz w:val="24"/>
-                <w:szCs w:val="24"/>
-              </w:rPr>
             </w:pPr>
           </w:p>
         </w:tc>
@@ -641,20 +561,15 @@
           <w:right w:val="nil"/>
           <w:between w:val="nil"/>
         </w:pBdr>
-        <w:spacing w:after="0"/>
         <w:rPr>
           <w:rFonts w:eastAsia="Aptos"/>
           <w:color w:val="000000"/>
-          <w:sz w:val="24"/>
-          <w:szCs w:val="24"/>
         </w:rPr>
       </w:pPr>
       <w:r>
         <w:rPr>
           <w:rFonts w:eastAsia="Aptos"/>
           <w:color w:val="000000"/>
-          <w:sz w:val="24"/>
-          <w:szCs w:val="24"/>
         </w:rPr>
         <w:t>Provide evidence that your retrieval system was implemented and tested.</w:t>
       </w:r>
@@ -662,8 +577,6 @@
         <w:rPr>
           <w:rFonts w:eastAsia="Aptos"/>
           <w:color w:val="000000"/>
-          <w:sz w:val="24"/>
-          <w:szCs w:val="24"/>
         </w:rPr>
         <w:t xml:space="preserve"> </w:t>
       </w:r>
@@ -681,20 +594,15 @@
           <w:right w:val="nil"/>
           <w:between w:val="nil"/>
         </w:pBdr>
-        <w:spacing w:after="0"/>
         <w:rPr>
           <w:rFonts w:eastAsia="Aptos"/>
           <w:color w:val="000000"/>
-          <w:sz w:val="24"/>
-          <w:szCs w:val="24"/>
         </w:rPr>
       </w:pPr>
       <w:r>
         <w:rPr>
           <w:rFonts w:eastAsia="Aptos"/>
           <w:color w:val="000000"/>
-          <w:sz w:val="24"/>
-          <w:szCs w:val="24"/>
         </w:rPr>
         <w:t xml:space="preserve">Evidence may include screenshots, logs, outputs, notebook examples, code snippets, or brief descriptions showing that retrieval queries were executed successfully. </w:t>
       </w:r>
@@ -725,18 +633,10 @@
             <w:shd w:val="clear" w:color="auto" w:fill="F2F2F2"/>
           </w:tcPr>
           <w:p>
-            <w:pPr>
-              <w:rPr>
-                <w:sz w:val="24"/>
-                <w:szCs w:val="24"/>
-              </w:rPr>
-            </w:pPr>
             <w:r>
               <w:rPr>
                 <w:b/>
                 <w:bCs/>
-                <w:sz w:val="24"/>
-                <w:szCs w:val="24"/>
               </w:rPr>
               <w:t>Evidence of retrieval system implementation and testing</w:t>
             </w:r>
@@ -759,62 +659,3696 @@
           </w:tcPr>
           <w:p>
             <w:pPr>
-              <w:rPr>
-                <w:sz w:val="24"/>
-                <w:szCs w:val="24"/>
-              </w:rPr>
+              <w:shd w:val="clear" w:color="auto" w:fill="1F1F1F"/>
+              <w:spacing w:line="270" w:lineRule="atLeast"/>
             </w:pPr>
             <w:r>
-              <w:rPr>
-                <w:sz w:val="24"/>
-                <w:szCs w:val="24"/>
-              </w:rPr>
-              <w:t>Response:</w:t>
+              <w:t xml:space="preserve">I first tested the system using the provided base retriever. </w:t>
+            </w:r>
+            <w:r>
+              <w:br/>
+            </w:r>
+            <w:r>
+              <w:t>The queries executed successfully, but the retrieved documents were often not relevant enough to answer the questions.</w:t>
+            </w:r>
+          </w:p>
+          <w:p>
+            <w:pPr>
+              <w:shd w:val="clear" w:color="auto" w:fill="1F1F1F"/>
+              <w:spacing w:line="270" w:lineRule="atLeast"/>
+            </w:pPr>
+            <w:r>
+              <w:t>For example, for the query:</w:t>
+            </w:r>
+          </w:p>
+          <w:p>
+            <w:pPr>
+              <w:shd w:val="clear" w:color="auto" w:fill="1F1F1F"/>
+              <w:spacing w:line="270" w:lineRule="atLeast"/>
+            </w:pPr>
+            <w:r>
+              <w:t>Who were the 1st 3 players drafted in the NFL in 2026?</w:t>
+            </w:r>
+          </w:p>
+          <w:p>
+            <w:pPr>
+              <w:shd w:val="clear" w:color="auto" w:fill="1F1F1F"/>
+              <w:spacing w:line="270" w:lineRule="atLeast"/>
+            </w:pPr>
+          </w:p>
+          <w:p>
+            <w:pPr>
+              <w:shd w:val="clear" w:color="auto" w:fill="1F1F1F"/>
+              <w:spacing w:line="270" w:lineRule="atLeast"/>
+            </w:pPr>
+            <w:r>
+              <w:t>The base retriever returned:</w:t>
+            </w:r>
+          </w:p>
+          <w:p>
+            <w:pPr>
+              <w:shd w:val="clear" w:color="auto" w:fill="1F1F1F"/>
+              <w:spacing w:line="270" w:lineRule="atLeast"/>
+            </w:pPr>
+            <w:r>
+              <w:t>2008_Miami_Dolphins_season</w:t>
+            </w:r>
+          </w:p>
+          <w:p>
+            <w:pPr>
+              <w:shd w:val="clear" w:color="auto" w:fill="1F1F1F"/>
+              <w:spacing w:line="270" w:lineRule="atLeast"/>
+            </w:pPr>
+            <w:r>
+              <w:t>2021_NBA_draft</w:t>
+            </w:r>
+          </w:p>
+          <w:p>
+            <w:pPr>
+              <w:shd w:val="clear" w:color="auto" w:fill="1F1F1F"/>
+              <w:spacing w:line="270" w:lineRule="atLeast"/>
+            </w:pPr>
+            <w:proofErr w:type="spellStart"/>
+            <w:r>
+              <w:t>Baltimore_Ravens</w:t>
+            </w:r>
+            <w:proofErr w:type="spellEnd"/>
+          </w:p>
+          <w:p>
+            <w:pPr>
+              <w:shd w:val="clear" w:color="auto" w:fill="1F1F1F"/>
+              <w:spacing w:line="270" w:lineRule="atLeast"/>
+            </w:pPr>
+            <w:r>
+              <w:t>None of these documents contained the 2026 NFL Draft results, so the system correctly responded that it did not have enough information to answer the question.</w:t>
+            </w:r>
+            <w:r>
+              <w:br/>
+            </w:r>
+          </w:p>
+          <w:p>
+            <w:pPr>
+              <w:shd w:val="clear" w:color="auto" w:fill="1F1F1F"/>
+              <w:spacing w:line="270" w:lineRule="atLeast"/>
+            </w:pPr>
+            <w:r>
+              <w:t>Here is the Log data:</w:t>
+            </w:r>
+          </w:p>
+          <w:p>
+            <w:pPr>
+              <w:shd w:val="clear" w:color="auto" w:fill="1F1F1F"/>
+              <w:spacing w:line="270" w:lineRule="atLeast"/>
+              <w:rPr>
+                <w:rFonts w:ascii="Menlo" w:hAnsi="Menlo" w:cs="Menlo"/>
+                <w:color w:val="CCCCCC"/>
+                <w:sz w:val="18"/>
+                <w:szCs w:val="18"/>
+              </w:rPr>
+            </w:pPr>
+            <w:r>
+              <w:rPr>
+                <w:rFonts w:ascii="Menlo" w:hAnsi="Menlo" w:cs="Menlo"/>
+                <w:color w:val="CCCCCC"/>
+                <w:sz w:val="18"/>
+                <w:szCs w:val="18"/>
+              </w:rPr>
+              <w:t>------------------------------------------------------------------------</w:t>
+            </w:r>
+            <w:r>
+              <w:br/>
+            </w:r>
+            <w:r>
+              <w:rPr>
+                <w:rFonts w:ascii="Menlo" w:hAnsi="Menlo" w:cs="Menlo"/>
+                <w:color w:val="CCCCCC"/>
+                <w:sz w:val="18"/>
+                <w:szCs w:val="18"/>
+              </w:rPr>
+              <w:t>[</w:t>
+            </w:r>
+            <w:r>
+              <w:rPr>
+                <w:rFonts w:ascii="Menlo" w:hAnsi="Menlo" w:cs="Menlo"/>
+                <w:color w:val="6A9955"/>
+                <w:sz w:val="18"/>
+                <w:szCs w:val="18"/>
+              </w:rPr>
+              <w:t>2026-09-01T06:58:31</w:t>
+            </w:r>
+            <w:r>
+              <w:rPr>
+                <w:rFonts w:ascii="Menlo" w:hAnsi="Menlo" w:cs="Menlo"/>
+                <w:color w:val="CCCCCC"/>
+                <w:sz w:val="18"/>
+                <w:szCs w:val="18"/>
+              </w:rPr>
+              <w:t xml:space="preserve">] QUERY </w:t>
+            </w:r>
+            <w:r>
+              <w:rPr>
+                <w:rFonts w:ascii="Menlo" w:hAnsi="Menlo" w:cs="Menlo"/>
+                <w:color w:val="569CD6"/>
+                <w:sz w:val="18"/>
+                <w:szCs w:val="18"/>
+              </w:rPr>
+              <w:t>1</w:t>
+            </w:r>
+            <w:r>
+              <w:rPr>
+                <w:rFonts w:ascii="Menlo" w:hAnsi="Menlo" w:cs="Menlo"/>
+                <w:color w:val="CCCCCC"/>
+                <w:sz w:val="18"/>
+                <w:szCs w:val="18"/>
+              </w:rPr>
+              <w:t xml:space="preserve">: Who were the 1st </w:t>
+            </w:r>
+            <w:r>
+              <w:rPr>
+                <w:rFonts w:ascii="Menlo" w:hAnsi="Menlo" w:cs="Menlo"/>
+                <w:color w:val="569CD6"/>
+                <w:sz w:val="18"/>
+                <w:szCs w:val="18"/>
+              </w:rPr>
+              <w:t>3</w:t>
+            </w:r>
+            <w:r>
+              <w:rPr>
+                <w:rFonts w:ascii="Menlo" w:hAnsi="Menlo" w:cs="Menlo"/>
+                <w:color w:val="CCCCCC"/>
+                <w:sz w:val="18"/>
+                <w:szCs w:val="18"/>
+              </w:rPr>
+              <w:t xml:space="preserve"> players drafted in the NFL in </w:t>
+            </w:r>
+            <w:r>
+              <w:rPr>
+                <w:rFonts w:ascii="Menlo" w:hAnsi="Menlo" w:cs="Menlo"/>
+                <w:color w:val="569CD6"/>
+                <w:sz w:val="18"/>
+                <w:szCs w:val="18"/>
+              </w:rPr>
+              <w:t>2026</w:t>
+            </w:r>
+            <w:r>
+              <w:rPr>
+                <w:rFonts w:ascii="Menlo" w:hAnsi="Menlo" w:cs="Menlo"/>
+                <w:color w:val="CCCCCC"/>
+                <w:sz w:val="18"/>
+                <w:szCs w:val="18"/>
+              </w:rPr>
+              <w:t>?</w:t>
+            </w:r>
+          </w:p>
+          <w:p>
+            <w:pPr>
+              <w:shd w:val="clear" w:color="auto" w:fill="1F1F1F"/>
+              <w:spacing w:line="270" w:lineRule="atLeast"/>
+              <w:rPr>
+                <w:rFonts w:ascii="Menlo" w:hAnsi="Menlo" w:cs="Menlo"/>
+                <w:color w:val="CCCCCC"/>
+                <w:sz w:val="18"/>
+                <w:szCs w:val="18"/>
+              </w:rPr>
+            </w:pPr>
+            <w:r>
+              <w:rPr>
+                <w:rFonts w:ascii="Menlo" w:hAnsi="Menlo" w:cs="Menlo"/>
+                <w:color w:val="CCCCCC"/>
+                <w:sz w:val="18"/>
+                <w:szCs w:val="18"/>
+              </w:rPr>
+              <w:t>retrieved</w:t>
+            </w:r>
+            <w:proofErr w:type="gramStart"/>
+            <w:r>
+              <w:rPr>
+                <w:rFonts w:ascii="Menlo" w:hAnsi="Menlo" w:cs="Menlo"/>
+                <w:color w:val="CCCCCC"/>
+                <w:sz w:val="18"/>
+                <w:szCs w:val="18"/>
+              </w:rPr>
+              <w:t>=[</w:t>
+            </w:r>
+            <w:proofErr w:type="gramEnd"/>
+            <w:r>
+              <w:rPr>
+                <w:rFonts w:ascii="Menlo" w:hAnsi="Menlo" w:cs="Menlo"/>
+                <w:color w:val="CCCCCC"/>
+                <w:sz w:val="18"/>
+                <w:szCs w:val="18"/>
+              </w:rPr>
+              <w:t>(</w:t>
+            </w:r>
+            <w:r>
+              <w:rPr>
+                <w:rFonts w:ascii="Menlo" w:hAnsi="Menlo" w:cs="Menlo"/>
+                <w:color w:val="CE9178"/>
+                <w:sz w:val="18"/>
+                <w:szCs w:val="18"/>
+              </w:rPr>
+              <w:t>'2008_Miami_Dolphins_season'</w:t>
+            </w:r>
+            <w:r>
+              <w:rPr>
+                <w:rFonts w:ascii="Menlo" w:hAnsi="Menlo" w:cs="Menlo"/>
+                <w:color w:val="CCCCCC"/>
+                <w:sz w:val="18"/>
+                <w:szCs w:val="18"/>
+              </w:rPr>
+              <w:t xml:space="preserve">, </w:t>
+            </w:r>
+            <w:r>
+              <w:rPr>
+                <w:rFonts w:ascii="Menlo" w:hAnsi="Menlo" w:cs="Menlo"/>
+                <w:color w:val="569CD6"/>
+                <w:sz w:val="18"/>
+                <w:szCs w:val="18"/>
+              </w:rPr>
+              <w:t>10</w:t>
+            </w:r>
+            <w:r>
+              <w:rPr>
+                <w:rFonts w:ascii="Menlo" w:hAnsi="Menlo" w:cs="Menlo"/>
+                <w:color w:val="CCCCCC"/>
+                <w:sz w:val="18"/>
+                <w:szCs w:val="18"/>
+              </w:rPr>
+              <w:t>.</w:t>
+            </w:r>
+            <w:r>
+              <w:rPr>
+                <w:rFonts w:ascii="Menlo" w:hAnsi="Menlo" w:cs="Menlo"/>
+                <w:color w:val="569CD6"/>
+                <w:sz w:val="18"/>
+                <w:szCs w:val="18"/>
+              </w:rPr>
+              <w:t>0</w:t>
+            </w:r>
+            <w:r>
+              <w:rPr>
+                <w:rFonts w:ascii="Menlo" w:hAnsi="Menlo" w:cs="Menlo"/>
+                <w:color w:val="CCCCCC"/>
+                <w:sz w:val="18"/>
+                <w:szCs w:val="18"/>
+              </w:rPr>
+              <w:t>), (</w:t>
+            </w:r>
+            <w:r>
+              <w:rPr>
+                <w:rFonts w:ascii="Menlo" w:hAnsi="Menlo" w:cs="Menlo"/>
+                <w:color w:val="CE9178"/>
+                <w:sz w:val="18"/>
+                <w:szCs w:val="18"/>
+              </w:rPr>
+              <w:t>'2021_NBA_draft'</w:t>
+            </w:r>
+            <w:r>
+              <w:rPr>
+                <w:rFonts w:ascii="Menlo" w:hAnsi="Menlo" w:cs="Menlo"/>
+                <w:color w:val="CCCCCC"/>
+                <w:sz w:val="18"/>
+                <w:szCs w:val="18"/>
+              </w:rPr>
+              <w:t xml:space="preserve">, </w:t>
+            </w:r>
+            <w:r>
+              <w:rPr>
+                <w:rFonts w:ascii="Menlo" w:hAnsi="Menlo" w:cs="Menlo"/>
+                <w:color w:val="569CD6"/>
+                <w:sz w:val="18"/>
+                <w:szCs w:val="18"/>
+              </w:rPr>
+              <w:t>10</w:t>
+            </w:r>
+            <w:r>
+              <w:rPr>
+                <w:rFonts w:ascii="Menlo" w:hAnsi="Menlo" w:cs="Menlo"/>
+                <w:color w:val="CCCCCC"/>
+                <w:sz w:val="18"/>
+                <w:szCs w:val="18"/>
+              </w:rPr>
+              <w:t>.</w:t>
+            </w:r>
+            <w:r>
+              <w:rPr>
+                <w:rFonts w:ascii="Menlo" w:hAnsi="Menlo" w:cs="Menlo"/>
+                <w:color w:val="569CD6"/>
+                <w:sz w:val="18"/>
+                <w:szCs w:val="18"/>
+              </w:rPr>
+              <w:t>0</w:t>
+            </w:r>
+            <w:r>
+              <w:rPr>
+                <w:rFonts w:ascii="Menlo" w:hAnsi="Menlo" w:cs="Menlo"/>
+                <w:color w:val="CCCCCC"/>
+                <w:sz w:val="18"/>
+                <w:szCs w:val="18"/>
+              </w:rPr>
+              <w:t>), (</w:t>
+            </w:r>
+            <w:r>
+              <w:rPr>
+                <w:rFonts w:ascii="Menlo" w:hAnsi="Menlo" w:cs="Menlo"/>
+                <w:color w:val="CE9178"/>
+                <w:sz w:val="18"/>
+                <w:szCs w:val="18"/>
+              </w:rPr>
+              <w:t>'</w:t>
+            </w:r>
+            <w:proofErr w:type="spellStart"/>
+            <w:r>
+              <w:rPr>
+                <w:rFonts w:ascii="Menlo" w:hAnsi="Menlo" w:cs="Menlo"/>
+                <w:color w:val="CE9178"/>
+                <w:sz w:val="18"/>
+                <w:szCs w:val="18"/>
+              </w:rPr>
+              <w:t>Baltimore_Ravens</w:t>
+            </w:r>
+            <w:proofErr w:type="spellEnd"/>
+            <w:r>
+              <w:rPr>
+                <w:rFonts w:ascii="Menlo" w:hAnsi="Menlo" w:cs="Menlo"/>
+                <w:color w:val="CE9178"/>
+                <w:sz w:val="18"/>
+                <w:szCs w:val="18"/>
+              </w:rPr>
+              <w:t>'</w:t>
+            </w:r>
+            <w:r>
+              <w:rPr>
+                <w:rFonts w:ascii="Menlo" w:hAnsi="Menlo" w:cs="Menlo"/>
+                <w:color w:val="CCCCCC"/>
+                <w:sz w:val="18"/>
+                <w:szCs w:val="18"/>
+              </w:rPr>
+              <w:t xml:space="preserve">, </w:t>
+            </w:r>
+            <w:r>
+              <w:rPr>
+                <w:rFonts w:ascii="Menlo" w:hAnsi="Menlo" w:cs="Menlo"/>
+                <w:color w:val="569CD6"/>
+                <w:sz w:val="18"/>
+                <w:szCs w:val="18"/>
+              </w:rPr>
+              <w:t>10</w:t>
+            </w:r>
+            <w:r>
+              <w:rPr>
+                <w:rFonts w:ascii="Menlo" w:hAnsi="Menlo" w:cs="Menlo"/>
+                <w:color w:val="CCCCCC"/>
+                <w:sz w:val="18"/>
+                <w:szCs w:val="18"/>
+              </w:rPr>
+              <w:t>.</w:t>
+            </w:r>
+            <w:r>
+              <w:rPr>
+                <w:rFonts w:ascii="Menlo" w:hAnsi="Menlo" w:cs="Menlo"/>
+                <w:color w:val="569CD6"/>
+                <w:sz w:val="18"/>
+                <w:szCs w:val="18"/>
+              </w:rPr>
+              <w:t>0</w:t>
+            </w:r>
+            <w:r>
+              <w:rPr>
+                <w:rFonts w:ascii="Menlo" w:hAnsi="Menlo" w:cs="Menlo"/>
+                <w:color w:val="CCCCCC"/>
+                <w:sz w:val="18"/>
+                <w:szCs w:val="18"/>
+              </w:rPr>
+              <w:t>)]</w:t>
+            </w:r>
+          </w:p>
+          <w:p>
+            <w:pPr>
+              <w:shd w:val="clear" w:color="auto" w:fill="1F1F1F"/>
+              <w:spacing w:line="270" w:lineRule="atLeast"/>
+              <w:rPr>
+                <w:rFonts w:ascii="Menlo" w:hAnsi="Menlo" w:cs="Menlo"/>
+                <w:color w:val="CCCCCC"/>
+                <w:sz w:val="18"/>
+                <w:szCs w:val="18"/>
+              </w:rPr>
+            </w:pPr>
+            <w:r>
+              <w:rPr>
+                <w:rFonts w:ascii="Menlo" w:hAnsi="Menlo" w:cs="Menlo"/>
+                <w:color w:val="CCCCCC"/>
+                <w:sz w:val="18"/>
+                <w:szCs w:val="18"/>
+              </w:rPr>
+              <w:t xml:space="preserve">answer=The documents do not contain the </w:t>
+            </w:r>
+            <w:r>
+              <w:rPr>
+                <w:rFonts w:ascii="Menlo" w:hAnsi="Menlo" w:cs="Menlo"/>
+                <w:color w:val="569CD6"/>
+                <w:sz w:val="18"/>
+                <w:szCs w:val="18"/>
+              </w:rPr>
+              <w:t>2026</w:t>
+            </w:r>
+            <w:r>
+              <w:rPr>
+                <w:rFonts w:ascii="Menlo" w:hAnsi="Menlo" w:cs="Menlo"/>
+                <w:color w:val="CCCCCC"/>
+                <w:sz w:val="18"/>
+                <w:szCs w:val="18"/>
+              </w:rPr>
+              <w:t xml:space="preserve"> NFL draft, so I can’t answer who the first </w:t>
+            </w:r>
+            <w:r>
+              <w:rPr>
+                <w:rFonts w:ascii="Menlo" w:hAnsi="Menlo" w:cs="Menlo"/>
+                <w:color w:val="569CD6"/>
+                <w:sz w:val="18"/>
+                <w:szCs w:val="18"/>
+              </w:rPr>
+              <w:t>3</w:t>
+            </w:r>
+            <w:r>
+              <w:rPr>
+                <w:rFonts w:ascii="Menlo" w:hAnsi="Menlo" w:cs="Menlo"/>
+                <w:color w:val="CCCCCC"/>
+                <w:sz w:val="18"/>
+                <w:szCs w:val="18"/>
+              </w:rPr>
+              <w:t xml:space="preserve"> players drafted in </w:t>
+            </w:r>
+            <w:r>
+              <w:rPr>
+                <w:rFonts w:ascii="Menlo" w:hAnsi="Menlo" w:cs="Menlo"/>
+                <w:color w:val="569CD6"/>
+                <w:sz w:val="18"/>
+                <w:szCs w:val="18"/>
+              </w:rPr>
+              <w:t>2026</w:t>
+            </w:r>
+            <w:r>
+              <w:rPr>
+                <w:rFonts w:ascii="Menlo" w:hAnsi="Menlo" w:cs="Menlo"/>
+                <w:color w:val="CCCCCC"/>
+                <w:sz w:val="18"/>
+                <w:szCs w:val="18"/>
+              </w:rPr>
+              <w:t xml:space="preserve"> were.</w:t>
+            </w:r>
+          </w:p>
+          <w:p>
+            <w:pPr>
+              <w:shd w:val="clear" w:color="auto" w:fill="1F1F1F"/>
+              <w:spacing w:line="270" w:lineRule="atLeast"/>
+              <w:rPr>
+                <w:rFonts w:ascii="Menlo" w:hAnsi="Menlo" w:cs="Menlo"/>
+                <w:color w:val="CCCCCC"/>
+                <w:sz w:val="18"/>
+                <w:szCs w:val="18"/>
+              </w:rPr>
+            </w:pPr>
+          </w:p>
+          <w:p>
+            <w:pPr>
+              <w:shd w:val="clear" w:color="auto" w:fill="1F1F1F"/>
+              <w:spacing w:line="270" w:lineRule="atLeast"/>
+              <w:rPr>
+                <w:rFonts w:ascii="Menlo" w:hAnsi="Menlo" w:cs="Menlo"/>
+                <w:color w:val="CCCCCC"/>
+                <w:sz w:val="18"/>
+                <w:szCs w:val="18"/>
+              </w:rPr>
+            </w:pPr>
+            <w:r>
+              <w:rPr>
+                <w:rFonts w:ascii="Menlo" w:hAnsi="Menlo" w:cs="Menlo"/>
+                <w:color w:val="CCCCCC"/>
+                <w:sz w:val="18"/>
+                <w:szCs w:val="18"/>
+              </w:rPr>
+              <w:t>The provided draft document is for the **</w:t>
+            </w:r>
+            <w:r>
+              <w:rPr>
+                <w:rFonts w:ascii="Menlo" w:hAnsi="Menlo" w:cs="Menlo"/>
+                <w:color w:val="569CD6"/>
+                <w:sz w:val="18"/>
+                <w:szCs w:val="18"/>
+              </w:rPr>
+              <w:t>2021</w:t>
+            </w:r>
+            <w:r>
+              <w:rPr>
+                <w:rFonts w:ascii="Menlo" w:hAnsi="Menlo" w:cs="Menlo"/>
+                <w:color w:val="CCCCCC"/>
+                <w:sz w:val="18"/>
+                <w:szCs w:val="18"/>
+              </w:rPr>
+              <w:t xml:space="preserve"> NBA draft**, not an NFL draft.</w:t>
+            </w:r>
+          </w:p>
+          <w:p>
+            <w:pPr>
+              <w:shd w:val="clear" w:color="auto" w:fill="1F1F1F"/>
+              <w:spacing w:line="270" w:lineRule="atLeast"/>
+              <w:rPr>
+                <w:rFonts w:ascii="Menlo" w:hAnsi="Menlo" w:cs="Menlo"/>
+                <w:color w:val="CCCCCC"/>
+                <w:sz w:val="18"/>
+                <w:szCs w:val="18"/>
+              </w:rPr>
+            </w:pPr>
+            <w:r>
+              <w:rPr>
+                <w:rFonts w:ascii="Menlo" w:hAnsi="Menlo" w:cs="Menlo"/>
+                <w:color w:val="CCCCCC"/>
+                <w:sz w:val="18"/>
+                <w:szCs w:val="18"/>
+              </w:rPr>
+              <w:t>------------------------------------------------------------------------</w:t>
+            </w:r>
+          </w:p>
+          <w:p>
+            <w:pPr>
+              <w:shd w:val="clear" w:color="auto" w:fill="1F1F1F"/>
+              <w:spacing w:line="270" w:lineRule="atLeast"/>
+            </w:pPr>
+            <w:r>
+              <w:br/>
+            </w:r>
+            <w:r>
+              <w:br/>
+            </w:r>
+          </w:p>
+          <w:p>
+            <w:pPr>
+              <w:shd w:val="clear" w:color="auto" w:fill="1F1F1F"/>
+              <w:spacing w:line="270" w:lineRule="atLeast"/>
+            </w:pPr>
+            <w:r>
+              <w:t xml:space="preserve">Similar problems occurred with the other test queries. </w:t>
+            </w:r>
+          </w:p>
+          <w:p>
+            <w:pPr>
+              <w:shd w:val="clear" w:color="auto" w:fill="1F1F1F"/>
+              <w:spacing w:line="270" w:lineRule="atLeast"/>
+            </w:pPr>
+            <w:r>
+              <w:t xml:space="preserve">The Cooter Davenport query returned unrelated documents such as </w:t>
+            </w:r>
+            <w:proofErr w:type="spellStart"/>
+            <w:r>
+              <w:t>Alexander_Graham_Bell</w:t>
+            </w:r>
+            <w:proofErr w:type="spellEnd"/>
+            <w:r>
+              <w:t xml:space="preserve"> and </w:t>
+            </w:r>
+            <w:proofErr w:type="spellStart"/>
+            <w:r>
+              <w:t>Amy_Winehouse</w:t>
+            </w:r>
+            <w:proofErr w:type="spellEnd"/>
+            <w:r>
+              <w:t xml:space="preserve">, while the Brady Bunch house query returned documents about </w:t>
+            </w:r>
+            <w:proofErr w:type="spellStart"/>
+            <w:r>
+              <w:t>Bill_Clinton</w:t>
+            </w:r>
+            <w:proofErr w:type="spellEnd"/>
+            <w:r>
+              <w:t xml:space="preserve">, </w:t>
+            </w:r>
+            <w:proofErr w:type="spellStart"/>
+            <w:r>
+              <w:t>Katy_Perry</w:t>
+            </w:r>
+            <w:proofErr w:type="spellEnd"/>
+            <w:r>
+              <w:t>, and Netflix.</w:t>
+            </w:r>
+          </w:p>
+          <w:p>
+            <w:pPr>
+              <w:shd w:val="clear" w:color="auto" w:fill="1F1F1F"/>
+              <w:spacing w:line="270" w:lineRule="atLeast"/>
+              <w:rPr>
+                <w:rFonts w:ascii="Menlo" w:hAnsi="Menlo" w:cs="Menlo"/>
+                <w:color w:val="CCCCCC"/>
+                <w:sz w:val="18"/>
+                <w:szCs w:val="18"/>
+              </w:rPr>
+            </w:pPr>
+            <w:r>
+              <w:rPr>
+                <w:rFonts w:ascii="Menlo" w:hAnsi="Menlo" w:cs="Menlo"/>
+                <w:color w:val="CCCCCC"/>
+                <w:sz w:val="18"/>
+                <w:szCs w:val="18"/>
+              </w:rPr>
+              <w:t>------------------------------------------------------------------------</w:t>
+            </w:r>
+            <w:r>
+              <w:br/>
+            </w:r>
+            <w:r>
+              <w:rPr>
+                <w:rFonts w:ascii="Menlo" w:hAnsi="Menlo" w:cs="Menlo"/>
+                <w:color w:val="CCCCCC"/>
+                <w:sz w:val="18"/>
+                <w:szCs w:val="18"/>
+              </w:rPr>
+              <w:t>[</w:t>
+            </w:r>
+            <w:r>
+              <w:rPr>
+                <w:rFonts w:ascii="Menlo" w:hAnsi="Menlo" w:cs="Menlo"/>
+                <w:color w:val="6A9955"/>
+                <w:sz w:val="18"/>
+                <w:szCs w:val="18"/>
+              </w:rPr>
+              <w:t>2026-09-01T06:58:36</w:t>
+            </w:r>
+            <w:r>
+              <w:rPr>
+                <w:rFonts w:ascii="Menlo" w:hAnsi="Menlo" w:cs="Menlo"/>
+                <w:color w:val="CCCCCC"/>
+                <w:sz w:val="18"/>
+                <w:szCs w:val="18"/>
+              </w:rPr>
+              <w:t xml:space="preserve">] QUERY </w:t>
+            </w:r>
+            <w:r>
+              <w:rPr>
+                <w:rFonts w:ascii="Menlo" w:hAnsi="Menlo" w:cs="Menlo"/>
+                <w:color w:val="569CD6"/>
+                <w:sz w:val="18"/>
+                <w:szCs w:val="18"/>
+              </w:rPr>
+              <w:t>2</w:t>
+            </w:r>
+            <w:r>
+              <w:rPr>
+                <w:rFonts w:ascii="Menlo" w:hAnsi="Menlo" w:cs="Menlo"/>
+                <w:color w:val="CCCCCC"/>
+                <w:sz w:val="18"/>
+                <w:szCs w:val="18"/>
+              </w:rPr>
+              <w:t>: when did Cooter Davenport die in real life?</w:t>
+            </w:r>
+          </w:p>
+          <w:p>
+            <w:pPr>
+              <w:shd w:val="clear" w:color="auto" w:fill="1F1F1F"/>
+              <w:spacing w:line="270" w:lineRule="atLeast"/>
+              <w:rPr>
+                <w:rFonts w:ascii="Menlo" w:hAnsi="Menlo" w:cs="Menlo"/>
+                <w:color w:val="CCCCCC"/>
+                <w:sz w:val="18"/>
+                <w:szCs w:val="18"/>
+              </w:rPr>
+            </w:pPr>
+            <w:r>
+              <w:rPr>
+                <w:rFonts w:ascii="Menlo" w:hAnsi="Menlo" w:cs="Menlo"/>
+                <w:color w:val="CCCCCC"/>
+                <w:sz w:val="18"/>
+                <w:szCs w:val="18"/>
+              </w:rPr>
+              <w:t>retrieved</w:t>
+            </w:r>
+            <w:proofErr w:type="gramStart"/>
+            <w:r>
+              <w:rPr>
+                <w:rFonts w:ascii="Menlo" w:hAnsi="Menlo" w:cs="Menlo"/>
+                <w:color w:val="CCCCCC"/>
+                <w:sz w:val="18"/>
+                <w:szCs w:val="18"/>
+              </w:rPr>
+              <w:t>=[</w:t>
+            </w:r>
+            <w:proofErr w:type="gramEnd"/>
+            <w:r>
+              <w:rPr>
+                <w:rFonts w:ascii="Menlo" w:hAnsi="Menlo" w:cs="Menlo"/>
+                <w:color w:val="CCCCCC"/>
+                <w:sz w:val="18"/>
+                <w:szCs w:val="18"/>
+              </w:rPr>
+              <w:t>(</w:t>
+            </w:r>
+            <w:r>
+              <w:rPr>
+                <w:rFonts w:ascii="Menlo" w:hAnsi="Menlo" w:cs="Menlo"/>
+                <w:color w:val="CE9178"/>
+                <w:sz w:val="18"/>
+                <w:szCs w:val="18"/>
+              </w:rPr>
+              <w:t>'</w:t>
+            </w:r>
+            <w:proofErr w:type="gramStart"/>
+            <w:r>
+              <w:rPr>
+                <w:rFonts w:ascii="Menlo" w:hAnsi="Menlo" w:cs="Menlo"/>
+                <w:color w:val="CE9178"/>
+                <w:sz w:val="18"/>
+                <w:szCs w:val="18"/>
+              </w:rPr>
+              <w:t>African-American</w:t>
+            </w:r>
+            <w:proofErr w:type="gramEnd"/>
+            <w:r>
+              <w:rPr>
+                <w:rFonts w:ascii="Menlo" w:hAnsi="Menlo" w:cs="Menlo"/>
+                <w:color w:val="CE9178"/>
+                <w:sz w:val="18"/>
+                <w:szCs w:val="18"/>
+              </w:rPr>
+              <w:t>_presidents_of_the_United_States_in_popular_culture'</w:t>
+            </w:r>
+            <w:r>
+              <w:rPr>
+                <w:rFonts w:ascii="Menlo" w:hAnsi="Menlo" w:cs="Menlo"/>
+                <w:color w:val="CCCCCC"/>
+                <w:sz w:val="18"/>
+                <w:szCs w:val="18"/>
+              </w:rPr>
+              <w:t xml:space="preserve">, </w:t>
+            </w:r>
+            <w:r>
+              <w:rPr>
+                <w:rFonts w:ascii="Menlo" w:hAnsi="Menlo" w:cs="Menlo"/>
+                <w:color w:val="569CD6"/>
+                <w:sz w:val="18"/>
+                <w:szCs w:val="18"/>
+              </w:rPr>
+              <w:t>7</w:t>
+            </w:r>
+            <w:r>
+              <w:rPr>
+                <w:rFonts w:ascii="Menlo" w:hAnsi="Menlo" w:cs="Menlo"/>
+                <w:color w:val="CCCCCC"/>
+                <w:sz w:val="18"/>
+                <w:szCs w:val="18"/>
+              </w:rPr>
+              <w:t>.</w:t>
+            </w:r>
+            <w:r>
+              <w:rPr>
+                <w:rFonts w:ascii="Menlo" w:hAnsi="Menlo" w:cs="Menlo"/>
+                <w:color w:val="569CD6"/>
+                <w:sz w:val="18"/>
+                <w:szCs w:val="18"/>
+              </w:rPr>
+              <w:t>0</w:t>
+            </w:r>
+            <w:r>
+              <w:rPr>
+                <w:rFonts w:ascii="Menlo" w:hAnsi="Menlo" w:cs="Menlo"/>
+                <w:color w:val="CCCCCC"/>
+                <w:sz w:val="18"/>
+                <w:szCs w:val="18"/>
+              </w:rPr>
+              <w:t>), (</w:t>
+            </w:r>
+            <w:r>
+              <w:rPr>
+                <w:rFonts w:ascii="Menlo" w:hAnsi="Menlo" w:cs="Menlo"/>
+                <w:color w:val="CE9178"/>
+                <w:sz w:val="18"/>
+                <w:szCs w:val="18"/>
+              </w:rPr>
+              <w:t>'</w:t>
+            </w:r>
+            <w:proofErr w:type="spellStart"/>
+            <w:r>
+              <w:rPr>
+                <w:rFonts w:ascii="Menlo" w:hAnsi="Menlo" w:cs="Menlo"/>
+                <w:color w:val="CE9178"/>
+                <w:sz w:val="18"/>
+                <w:szCs w:val="18"/>
+              </w:rPr>
+              <w:t>Alexander_Graham_Bell</w:t>
+            </w:r>
+            <w:proofErr w:type="spellEnd"/>
+            <w:r>
+              <w:rPr>
+                <w:rFonts w:ascii="Menlo" w:hAnsi="Menlo" w:cs="Menlo"/>
+                <w:color w:val="CE9178"/>
+                <w:sz w:val="18"/>
+                <w:szCs w:val="18"/>
+              </w:rPr>
+              <w:t>'</w:t>
+            </w:r>
+            <w:r>
+              <w:rPr>
+                <w:rFonts w:ascii="Menlo" w:hAnsi="Menlo" w:cs="Menlo"/>
+                <w:color w:val="CCCCCC"/>
+                <w:sz w:val="18"/>
+                <w:szCs w:val="18"/>
+              </w:rPr>
+              <w:t xml:space="preserve">, </w:t>
+            </w:r>
+            <w:r>
+              <w:rPr>
+                <w:rFonts w:ascii="Menlo" w:hAnsi="Menlo" w:cs="Menlo"/>
+                <w:color w:val="569CD6"/>
+                <w:sz w:val="18"/>
+                <w:szCs w:val="18"/>
+              </w:rPr>
+              <w:t>7</w:t>
+            </w:r>
+            <w:r>
+              <w:rPr>
+                <w:rFonts w:ascii="Menlo" w:hAnsi="Menlo" w:cs="Menlo"/>
+                <w:color w:val="CCCCCC"/>
+                <w:sz w:val="18"/>
+                <w:szCs w:val="18"/>
+              </w:rPr>
+              <w:t>.</w:t>
+            </w:r>
+            <w:r>
+              <w:rPr>
+                <w:rFonts w:ascii="Menlo" w:hAnsi="Menlo" w:cs="Menlo"/>
+                <w:color w:val="569CD6"/>
+                <w:sz w:val="18"/>
+                <w:szCs w:val="18"/>
+              </w:rPr>
+              <w:t>0</w:t>
+            </w:r>
+            <w:r>
+              <w:rPr>
+                <w:rFonts w:ascii="Menlo" w:hAnsi="Menlo" w:cs="Menlo"/>
+                <w:color w:val="CCCCCC"/>
+                <w:sz w:val="18"/>
+                <w:szCs w:val="18"/>
+              </w:rPr>
+              <w:t>), (</w:t>
+            </w:r>
+            <w:r>
+              <w:rPr>
+                <w:rFonts w:ascii="Menlo" w:hAnsi="Menlo" w:cs="Menlo"/>
+                <w:color w:val="CE9178"/>
+                <w:sz w:val="18"/>
+                <w:szCs w:val="18"/>
+              </w:rPr>
+              <w:t>'</w:t>
+            </w:r>
+            <w:proofErr w:type="spellStart"/>
+            <w:r>
+              <w:rPr>
+                <w:rFonts w:ascii="Menlo" w:hAnsi="Menlo" w:cs="Menlo"/>
+                <w:color w:val="CE9178"/>
+                <w:sz w:val="18"/>
+                <w:szCs w:val="18"/>
+              </w:rPr>
+              <w:t>Amy_Winehouse</w:t>
+            </w:r>
+            <w:proofErr w:type="spellEnd"/>
+            <w:r>
+              <w:rPr>
+                <w:rFonts w:ascii="Menlo" w:hAnsi="Menlo" w:cs="Menlo"/>
+                <w:color w:val="CE9178"/>
+                <w:sz w:val="18"/>
+                <w:szCs w:val="18"/>
+              </w:rPr>
+              <w:t>'</w:t>
+            </w:r>
+            <w:r>
+              <w:rPr>
+                <w:rFonts w:ascii="Menlo" w:hAnsi="Menlo" w:cs="Menlo"/>
+                <w:color w:val="CCCCCC"/>
+                <w:sz w:val="18"/>
+                <w:szCs w:val="18"/>
+              </w:rPr>
+              <w:t xml:space="preserve">, </w:t>
+            </w:r>
+            <w:r>
+              <w:rPr>
+                <w:rFonts w:ascii="Menlo" w:hAnsi="Menlo" w:cs="Menlo"/>
+                <w:color w:val="569CD6"/>
+                <w:sz w:val="18"/>
+                <w:szCs w:val="18"/>
+              </w:rPr>
+              <w:t>7</w:t>
+            </w:r>
+            <w:r>
+              <w:rPr>
+                <w:rFonts w:ascii="Menlo" w:hAnsi="Menlo" w:cs="Menlo"/>
+                <w:color w:val="CCCCCC"/>
+                <w:sz w:val="18"/>
+                <w:szCs w:val="18"/>
+              </w:rPr>
+              <w:t>.</w:t>
+            </w:r>
+            <w:r>
+              <w:rPr>
+                <w:rFonts w:ascii="Menlo" w:hAnsi="Menlo" w:cs="Menlo"/>
+                <w:color w:val="569CD6"/>
+                <w:sz w:val="18"/>
+                <w:szCs w:val="18"/>
+              </w:rPr>
+              <w:t>0</w:t>
+            </w:r>
+            <w:r>
+              <w:rPr>
+                <w:rFonts w:ascii="Menlo" w:hAnsi="Menlo" w:cs="Menlo"/>
+                <w:color w:val="CCCCCC"/>
+                <w:sz w:val="18"/>
+                <w:szCs w:val="18"/>
+              </w:rPr>
+              <w:t>)]</w:t>
+            </w:r>
+          </w:p>
+          <w:p>
+            <w:pPr>
+              <w:shd w:val="clear" w:color="auto" w:fill="1F1F1F"/>
+              <w:spacing w:line="270" w:lineRule="atLeast"/>
+              <w:rPr>
+                <w:rFonts w:ascii="Menlo" w:hAnsi="Menlo" w:cs="Menlo"/>
+                <w:color w:val="CCCCCC"/>
+                <w:sz w:val="18"/>
+                <w:szCs w:val="18"/>
+              </w:rPr>
+            </w:pPr>
+            <w:r>
+              <w:rPr>
+                <w:rFonts w:ascii="Menlo" w:hAnsi="Menlo" w:cs="Menlo"/>
+                <w:color w:val="CCCCCC"/>
+                <w:sz w:val="18"/>
+                <w:szCs w:val="18"/>
+              </w:rPr>
+              <w:t>answer=The provided documents do not contain any information about Cooter Davenport, so I can’t determine when he died in real life from these documents.</w:t>
+            </w:r>
+          </w:p>
+          <w:p>
+            <w:pPr>
+              <w:shd w:val="clear" w:color="auto" w:fill="1F1F1F"/>
+              <w:spacing w:line="270" w:lineRule="atLeast"/>
+              <w:rPr>
+                <w:rFonts w:ascii="Menlo" w:hAnsi="Menlo" w:cs="Menlo"/>
+                <w:color w:val="CCCCCC"/>
+                <w:sz w:val="18"/>
+                <w:szCs w:val="18"/>
+              </w:rPr>
+            </w:pPr>
+            <w:r>
+              <w:rPr>
+                <w:rFonts w:ascii="Menlo" w:hAnsi="Menlo" w:cs="Menlo"/>
+                <w:color w:val="CCCCCC"/>
+                <w:sz w:val="18"/>
+                <w:szCs w:val="18"/>
+              </w:rPr>
+              <w:t>------------------------------------------------------------------------</w:t>
+            </w:r>
+          </w:p>
+          <w:p>
+            <w:pPr>
+              <w:shd w:val="clear" w:color="auto" w:fill="1F1F1F"/>
+              <w:spacing w:line="270" w:lineRule="atLeast"/>
+              <w:rPr>
+                <w:rFonts w:ascii="Menlo" w:hAnsi="Menlo" w:cs="Menlo"/>
+                <w:color w:val="CCCCCC"/>
+                <w:sz w:val="18"/>
+                <w:szCs w:val="18"/>
+              </w:rPr>
+            </w:pPr>
+            <w:r>
+              <w:rPr>
+                <w:rFonts w:ascii="Menlo" w:hAnsi="Menlo" w:cs="Menlo"/>
+                <w:color w:val="CCCCCC"/>
+                <w:sz w:val="18"/>
+                <w:szCs w:val="18"/>
+              </w:rPr>
+              <w:lastRenderedPageBreak/>
+              <w:t>[</w:t>
+            </w:r>
+            <w:r>
+              <w:rPr>
+                <w:rFonts w:ascii="Menlo" w:hAnsi="Menlo" w:cs="Menlo"/>
+                <w:color w:val="6A9955"/>
+                <w:sz w:val="18"/>
+                <w:szCs w:val="18"/>
+              </w:rPr>
+              <w:t>2026-09-01T06:58:40</w:t>
+            </w:r>
+            <w:r>
+              <w:rPr>
+                <w:rFonts w:ascii="Menlo" w:hAnsi="Menlo" w:cs="Menlo"/>
+                <w:color w:val="CCCCCC"/>
+                <w:sz w:val="18"/>
+                <w:szCs w:val="18"/>
+              </w:rPr>
+              <w:t xml:space="preserve">] QUERY </w:t>
+            </w:r>
+            <w:r>
+              <w:rPr>
+                <w:rFonts w:ascii="Menlo" w:hAnsi="Menlo" w:cs="Menlo"/>
+                <w:color w:val="569CD6"/>
+                <w:sz w:val="18"/>
+                <w:szCs w:val="18"/>
+              </w:rPr>
+              <w:t>3</w:t>
+            </w:r>
+            <w:r>
+              <w:rPr>
+                <w:rFonts w:ascii="Menlo" w:hAnsi="Menlo" w:cs="Menlo"/>
+                <w:color w:val="CCCCCC"/>
+                <w:sz w:val="18"/>
+                <w:szCs w:val="18"/>
+              </w:rPr>
+              <w:t>: When and for how much, did the brady bunch house sell?</w:t>
+            </w:r>
+          </w:p>
+          <w:p>
+            <w:pPr>
+              <w:shd w:val="clear" w:color="auto" w:fill="1F1F1F"/>
+              <w:spacing w:line="270" w:lineRule="atLeast"/>
+              <w:rPr>
+                <w:rFonts w:ascii="Menlo" w:hAnsi="Menlo" w:cs="Menlo"/>
+                <w:color w:val="CCCCCC"/>
+                <w:sz w:val="18"/>
+                <w:szCs w:val="18"/>
+              </w:rPr>
+            </w:pPr>
+            <w:r>
+              <w:rPr>
+                <w:rFonts w:ascii="Menlo" w:hAnsi="Menlo" w:cs="Menlo"/>
+                <w:color w:val="CCCCCC"/>
+                <w:sz w:val="18"/>
+                <w:szCs w:val="18"/>
+              </w:rPr>
+              <w:t>retrieved</w:t>
+            </w:r>
+            <w:proofErr w:type="gramStart"/>
+            <w:r>
+              <w:rPr>
+                <w:rFonts w:ascii="Menlo" w:hAnsi="Menlo" w:cs="Menlo"/>
+                <w:color w:val="CCCCCC"/>
+                <w:sz w:val="18"/>
+                <w:szCs w:val="18"/>
+              </w:rPr>
+              <w:t>=[</w:t>
+            </w:r>
+            <w:proofErr w:type="gramEnd"/>
+            <w:r>
+              <w:rPr>
+                <w:rFonts w:ascii="Menlo" w:hAnsi="Menlo" w:cs="Menlo"/>
+                <w:color w:val="CCCCCC"/>
+                <w:sz w:val="18"/>
+                <w:szCs w:val="18"/>
+              </w:rPr>
+              <w:t>(</w:t>
+            </w:r>
+            <w:r>
+              <w:rPr>
+                <w:rFonts w:ascii="Menlo" w:hAnsi="Menlo" w:cs="Menlo"/>
+                <w:color w:val="CE9178"/>
+                <w:sz w:val="18"/>
+                <w:szCs w:val="18"/>
+              </w:rPr>
+              <w:t>'</w:t>
+            </w:r>
+            <w:proofErr w:type="spellStart"/>
+            <w:r>
+              <w:rPr>
+                <w:rFonts w:ascii="Menlo" w:hAnsi="Menlo" w:cs="Menlo"/>
+                <w:color w:val="CE9178"/>
+                <w:sz w:val="18"/>
+                <w:szCs w:val="18"/>
+              </w:rPr>
+              <w:t>Bill_Clinton</w:t>
+            </w:r>
+            <w:proofErr w:type="spellEnd"/>
+            <w:r>
+              <w:rPr>
+                <w:rFonts w:ascii="Menlo" w:hAnsi="Menlo" w:cs="Menlo"/>
+                <w:color w:val="CE9178"/>
+                <w:sz w:val="18"/>
+                <w:szCs w:val="18"/>
+              </w:rPr>
+              <w:t>'</w:t>
+            </w:r>
+            <w:r>
+              <w:rPr>
+                <w:rFonts w:ascii="Menlo" w:hAnsi="Menlo" w:cs="Menlo"/>
+                <w:color w:val="CCCCCC"/>
+                <w:sz w:val="18"/>
+                <w:szCs w:val="18"/>
+              </w:rPr>
+              <w:t xml:space="preserve">, </w:t>
+            </w:r>
+            <w:r>
+              <w:rPr>
+                <w:rFonts w:ascii="Menlo" w:hAnsi="Menlo" w:cs="Menlo"/>
+                <w:color w:val="569CD6"/>
+                <w:sz w:val="18"/>
+                <w:szCs w:val="18"/>
+              </w:rPr>
+              <w:t>11</w:t>
+            </w:r>
+            <w:r>
+              <w:rPr>
+                <w:rFonts w:ascii="Menlo" w:hAnsi="Menlo" w:cs="Menlo"/>
+                <w:color w:val="CCCCCC"/>
+                <w:sz w:val="18"/>
+                <w:szCs w:val="18"/>
+              </w:rPr>
+              <w:t>.</w:t>
+            </w:r>
+            <w:r>
+              <w:rPr>
+                <w:rFonts w:ascii="Menlo" w:hAnsi="Menlo" w:cs="Menlo"/>
+                <w:color w:val="569CD6"/>
+                <w:sz w:val="18"/>
+                <w:szCs w:val="18"/>
+              </w:rPr>
+              <w:t>0</w:t>
+            </w:r>
+            <w:r>
+              <w:rPr>
+                <w:rFonts w:ascii="Menlo" w:hAnsi="Menlo" w:cs="Menlo"/>
+                <w:color w:val="CCCCCC"/>
+                <w:sz w:val="18"/>
+                <w:szCs w:val="18"/>
+              </w:rPr>
+              <w:t>), (</w:t>
+            </w:r>
+            <w:r>
+              <w:rPr>
+                <w:rFonts w:ascii="Menlo" w:hAnsi="Menlo" w:cs="Menlo"/>
+                <w:color w:val="CE9178"/>
+                <w:sz w:val="18"/>
+                <w:szCs w:val="18"/>
+              </w:rPr>
+              <w:t>'</w:t>
+            </w:r>
+            <w:proofErr w:type="spellStart"/>
+            <w:r>
+              <w:rPr>
+                <w:rFonts w:ascii="Menlo" w:hAnsi="Menlo" w:cs="Menlo"/>
+                <w:color w:val="CE9178"/>
+                <w:sz w:val="18"/>
+                <w:szCs w:val="18"/>
+              </w:rPr>
+              <w:t>Katy_Perry</w:t>
+            </w:r>
+            <w:proofErr w:type="spellEnd"/>
+            <w:r>
+              <w:rPr>
+                <w:rFonts w:ascii="Menlo" w:hAnsi="Menlo" w:cs="Menlo"/>
+                <w:color w:val="CE9178"/>
+                <w:sz w:val="18"/>
+                <w:szCs w:val="18"/>
+              </w:rPr>
+              <w:t>'</w:t>
+            </w:r>
+            <w:r>
+              <w:rPr>
+                <w:rFonts w:ascii="Menlo" w:hAnsi="Menlo" w:cs="Menlo"/>
+                <w:color w:val="CCCCCC"/>
+                <w:sz w:val="18"/>
+                <w:szCs w:val="18"/>
+              </w:rPr>
+              <w:t xml:space="preserve">, </w:t>
+            </w:r>
+            <w:r>
+              <w:rPr>
+                <w:rFonts w:ascii="Menlo" w:hAnsi="Menlo" w:cs="Menlo"/>
+                <w:color w:val="569CD6"/>
+                <w:sz w:val="18"/>
+                <w:szCs w:val="18"/>
+              </w:rPr>
+              <w:t>11</w:t>
+            </w:r>
+            <w:r>
+              <w:rPr>
+                <w:rFonts w:ascii="Menlo" w:hAnsi="Menlo" w:cs="Menlo"/>
+                <w:color w:val="CCCCCC"/>
+                <w:sz w:val="18"/>
+                <w:szCs w:val="18"/>
+              </w:rPr>
+              <w:t>.</w:t>
+            </w:r>
+            <w:r>
+              <w:rPr>
+                <w:rFonts w:ascii="Menlo" w:hAnsi="Menlo" w:cs="Menlo"/>
+                <w:color w:val="569CD6"/>
+                <w:sz w:val="18"/>
+                <w:szCs w:val="18"/>
+              </w:rPr>
+              <w:t>0</w:t>
+            </w:r>
+            <w:r>
+              <w:rPr>
+                <w:rFonts w:ascii="Menlo" w:hAnsi="Menlo" w:cs="Menlo"/>
+                <w:color w:val="CCCCCC"/>
+                <w:sz w:val="18"/>
+                <w:szCs w:val="18"/>
+              </w:rPr>
+              <w:t>), (</w:t>
+            </w:r>
+            <w:r>
+              <w:rPr>
+                <w:rFonts w:ascii="Menlo" w:hAnsi="Menlo" w:cs="Menlo"/>
+                <w:color w:val="CE9178"/>
+                <w:sz w:val="18"/>
+                <w:szCs w:val="18"/>
+              </w:rPr>
+              <w:t>'Netflix'</w:t>
+            </w:r>
+            <w:r>
+              <w:rPr>
+                <w:rFonts w:ascii="Menlo" w:hAnsi="Menlo" w:cs="Menlo"/>
+                <w:color w:val="CCCCCC"/>
+                <w:sz w:val="18"/>
+                <w:szCs w:val="18"/>
+              </w:rPr>
+              <w:t xml:space="preserve">, </w:t>
+            </w:r>
+            <w:r>
+              <w:rPr>
+                <w:rFonts w:ascii="Menlo" w:hAnsi="Menlo" w:cs="Menlo"/>
+                <w:color w:val="569CD6"/>
+                <w:sz w:val="18"/>
+                <w:szCs w:val="18"/>
+              </w:rPr>
+              <w:t>11</w:t>
+            </w:r>
+            <w:r>
+              <w:rPr>
+                <w:rFonts w:ascii="Menlo" w:hAnsi="Menlo" w:cs="Menlo"/>
+                <w:color w:val="CCCCCC"/>
+                <w:sz w:val="18"/>
+                <w:szCs w:val="18"/>
+              </w:rPr>
+              <w:t>.</w:t>
+            </w:r>
+            <w:r>
+              <w:rPr>
+                <w:rFonts w:ascii="Menlo" w:hAnsi="Menlo" w:cs="Menlo"/>
+                <w:color w:val="569CD6"/>
+                <w:sz w:val="18"/>
+                <w:szCs w:val="18"/>
+              </w:rPr>
+              <w:t>0</w:t>
+            </w:r>
+            <w:r>
+              <w:rPr>
+                <w:rFonts w:ascii="Menlo" w:hAnsi="Menlo" w:cs="Menlo"/>
+                <w:color w:val="CCCCCC"/>
+                <w:sz w:val="18"/>
+                <w:szCs w:val="18"/>
+              </w:rPr>
+              <w:t>)]</w:t>
+            </w:r>
+          </w:p>
+          <w:p>
+            <w:pPr>
+              <w:shd w:val="clear" w:color="auto" w:fill="1F1F1F"/>
+              <w:spacing w:line="270" w:lineRule="atLeast"/>
+              <w:rPr>
+                <w:rFonts w:ascii="Menlo" w:hAnsi="Menlo" w:cs="Menlo"/>
+                <w:color w:val="CCCCCC"/>
+                <w:sz w:val="18"/>
+                <w:szCs w:val="18"/>
+              </w:rPr>
+            </w:pPr>
+            <w:r>
+              <w:rPr>
+                <w:rFonts w:ascii="Menlo" w:hAnsi="Menlo" w:cs="Menlo"/>
+                <w:color w:val="CCCCCC"/>
+                <w:sz w:val="18"/>
+                <w:szCs w:val="18"/>
+              </w:rPr>
+              <w:t>answer=The provided documents do not contain any information about the Brady Bunch house selling, so I can’t determine when it sold or for how much from these sources.</w:t>
+            </w:r>
+          </w:p>
+          <w:p>
+            <w:pPr>
+              <w:shd w:val="clear" w:color="auto" w:fill="1F1F1F"/>
+              <w:spacing w:line="270" w:lineRule="atLeast"/>
+              <w:rPr>
+                <w:rFonts w:ascii="Menlo" w:hAnsi="Menlo" w:cs="Menlo"/>
+                <w:color w:val="CCCCCC"/>
+                <w:sz w:val="18"/>
+                <w:szCs w:val="18"/>
+              </w:rPr>
+            </w:pPr>
+            <w:r>
+              <w:rPr>
+                <w:rFonts w:ascii="Menlo" w:hAnsi="Menlo" w:cs="Menlo"/>
+                <w:color w:val="CCCCCC"/>
+                <w:sz w:val="18"/>
+                <w:szCs w:val="18"/>
+              </w:rPr>
+              <w:t>------------------------------------------------------------------------</w:t>
+            </w:r>
+          </w:p>
+          <w:p>
+            <w:pPr>
+              <w:shd w:val="clear" w:color="auto" w:fill="1F1F1F"/>
+              <w:spacing w:line="270" w:lineRule="atLeast"/>
+            </w:pPr>
+            <w:r>
+              <w:br/>
+            </w:r>
+          </w:p>
+          <w:p>
+            <w:pPr>
+              <w:shd w:val="clear" w:color="auto" w:fill="1F1F1F"/>
+              <w:spacing w:line="270" w:lineRule="atLeast"/>
+            </w:pPr>
+            <w:r>
+              <w:t>I then implemented a hybrid retrieval approach using BM25 and vector search. Retrieval quality improved significantly. For the same 2026 NFL Draft query, the hybrid system returned the correct document as its highest-ranked result:</w:t>
+            </w:r>
+          </w:p>
+          <w:p>
+            <w:pPr>
+              <w:shd w:val="clear" w:color="auto" w:fill="1F1F1F"/>
+              <w:spacing w:line="270" w:lineRule="atLeast"/>
+              <w:rPr>
+                <w:rFonts w:ascii="Menlo" w:hAnsi="Menlo" w:cs="Menlo"/>
+                <w:color w:val="CCCCCC"/>
+                <w:sz w:val="18"/>
+                <w:szCs w:val="18"/>
+              </w:rPr>
+            </w:pPr>
+            <w:r>
+              <w:rPr>
+                <w:rFonts w:ascii="Menlo" w:hAnsi="Menlo" w:cs="Menlo"/>
+                <w:color w:val="CCCCCC"/>
+                <w:sz w:val="18"/>
+                <w:szCs w:val="18"/>
+              </w:rPr>
+              <w:t>retrieved</w:t>
+            </w:r>
+            <w:proofErr w:type="gramStart"/>
+            <w:r>
+              <w:rPr>
+                <w:rFonts w:ascii="Menlo" w:hAnsi="Menlo" w:cs="Menlo"/>
+                <w:color w:val="CCCCCC"/>
+                <w:sz w:val="18"/>
+                <w:szCs w:val="18"/>
+              </w:rPr>
+              <w:t>=[</w:t>
+            </w:r>
+            <w:proofErr w:type="gramEnd"/>
+            <w:r>
+              <w:rPr>
+                <w:rFonts w:ascii="Menlo" w:hAnsi="Menlo" w:cs="Menlo"/>
+                <w:color w:val="CCCCCC"/>
+                <w:sz w:val="18"/>
+                <w:szCs w:val="18"/>
+              </w:rPr>
+              <w:t>(</w:t>
+            </w:r>
+            <w:r>
+              <w:rPr>
+                <w:rFonts w:ascii="Menlo" w:hAnsi="Menlo" w:cs="Menlo"/>
+                <w:color w:val="CE9178"/>
+                <w:sz w:val="18"/>
+                <w:szCs w:val="18"/>
+              </w:rPr>
+              <w:t>'doc6'</w:t>
+            </w:r>
+            <w:r>
+              <w:rPr>
+                <w:rFonts w:ascii="Menlo" w:hAnsi="Menlo" w:cs="Menlo"/>
+                <w:color w:val="CCCCCC"/>
+                <w:sz w:val="18"/>
+                <w:szCs w:val="18"/>
+              </w:rPr>
+              <w:t xml:space="preserve">, </w:t>
+            </w:r>
+            <w:r>
+              <w:rPr>
+                <w:rFonts w:ascii="Menlo" w:hAnsi="Menlo" w:cs="Menlo"/>
+                <w:color w:val="569CD6"/>
+                <w:sz w:val="18"/>
+                <w:szCs w:val="18"/>
+              </w:rPr>
+              <w:t>1</w:t>
+            </w:r>
+            <w:r>
+              <w:rPr>
+                <w:rFonts w:ascii="Menlo" w:hAnsi="Menlo" w:cs="Menlo"/>
+                <w:color w:val="CCCCCC"/>
+                <w:sz w:val="18"/>
+                <w:szCs w:val="18"/>
+              </w:rPr>
+              <w:t>.</w:t>
+            </w:r>
+            <w:r>
+              <w:rPr>
+                <w:rFonts w:ascii="Menlo" w:hAnsi="Menlo" w:cs="Menlo"/>
+                <w:color w:val="569CD6"/>
+                <w:sz w:val="18"/>
+                <w:szCs w:val="18"/>
+              </w:rPr>
+              <w:t>0</w:t>
+            </w:r>
+            <w:r>
+              <w:rPr>
+                <w:rFonts w:ascii="Menlo" w:hAnsi="Menlo" w:cs="Menlo"/>
+                <w:color w:val="CCCCCC"/>
+                <w:sz w:val="18"/>
+                <w:szCs w:val="18"/>
+              </w:rPr>
+              <w:t xml:space="preserve">, </w:t>
+            </w:r>
+            <w:r>
+              <w:rPr>
+                <w:rFonts w:ascii="Menlo" w:hAnsi="Menlo" w:cs="Menlo"/>
+                <w:color w:val="CE9178"/>
+                <w:sz w:val="18"/>
+                <w:szCs w:val="18"/>
+              </w:rPr>
+              <w:t>'bm25+vector'</w:t>
+            </w:r>
+            <w:r>
+              <w:rPr>
+                <w:rFonts w:ascii="Menlo" w:hAnsi="Menlo" w:cs="Menlo"/>
+                <w:color w:val="CCCCCC"/>
+                <w:sz w:val="18"/>
+                <w:szCs w:val="18"/>
+              </w:rPr>
+              <w:t>), (</w:t>
+            </w:r>
+            <w:r>
+              <w:rPr>
+                <w:rFonts w:ascii="Menlo" w:hAnsi="Menlo" w:cs="Menlo"/>
+                <w:color w:val="CE9178"/>
+                <w:sz w:val="18"/>
+                <w:szCs w:val="18"/>
+              </w:rPr>
+              <w:t>'doc2'</w:t>
+            </w:r>
+            <w:r>
+              <w:rPr>
+                <w:rFonts w:ascii="Menlo" w:hAnsi="Menlo" w:cs="Menlo"/>
+                <w:color w:val="CCCCCC"/>
+                <w:sz w:val="18"/>
+                <w:szCs w:val="18"/>
+              </w:rPr>
+              <w:t xml:space="preserve">, </w:t>
+            </w:r>
+            <w:r>
+              <w:rPr>
+                <w:rFonts w:ascii="Menlo" w:hAnsi="Menlo" w:cs="Menlo"/>
+                <w:color w:val="569CD6"/>
+                <w:sz w:val="18"/>
+                <w:szCs w:val="18"/>
+              </w:rPr>
+              <w:t>0</w:t>
+            </w:r>
+            <w:r>
+              <w:rPr>
+                <w:rFonts w:ascii="Menlo" w:hAnsi="Menlo" w:cs="Menlo"/>
+                <w:color w:val="CCCCCC"/>
+                <w:sz w:val="18"/>
+                <w:szCs w:val="18"/>
+              </w:rPr>
+              <w:t>.</w:t>
+            </w:r>
+            <w:r>
+              <w:rPr>
+                <w:rFonts w:ascii="Menlo" w:hAnsi="Menlo" w:cs="Menlo"/>
+                <w:color w:val="569CD6"/>
+                <w:sz w:val="18"/>
+                <w:szCs w:val="18"/>
+              </w:rPr>
+              <w:t>375</w:t>
+            </w:r>
+            <w:r>
+              <w:rPr>
+                <w:rFonts w:ascii="Menlo" w:hAnsi="Menlo" w:cs="Menlo"/>
+                <w:color w:val="CCCCCC"/>
+                <w:sz w:val="18"/>
+                <w:szCs w:val="18"/>
+              </w:rPr>
+              <w:t xml:space="preserve">, </w:t>
+            </w:r>
+            <w:r>
+              <w:rPr>
+                <w:rFonts w:ascii="Menlo" w:hAnsi="Menlo" w:cs="Menlo"/>
+                <w:color w:val="CE9178"/>
+                <w:sz w:val="18"/>
+                <w:szCs w:val="18"/>
+              </w:rPr>
+              <w:t>'bm25+vector'</w:t>
+            </w:r>
+            <w:r>
+              <w:rPr>
+                <w:rFonts w:ascii="Menlo" w:hAnsi="Menlo" w:cs="Menlo"/>
+                <w:color w:val="CCCCCC"/>
+                <w:sz w:val="18"/>
+                <w:szCs w:val="18"/>
+              </w:rPr>
+              <w:t>), (</w:t>
+            </w:r>
+            <w:r>
+              <w:rPr>
+                <w:rFonts w:ascii="Menlo" w:hAnsi="Menlo" w:cs="Menlo"/>
+                <w:color w:val="CE9178"/>
+                <w:sz w:val="18"/>
+                <w:szCs w:val="18"/>
+              </w:rPr>
+              <w:t>'doc8'</w:t>
+            </w:r>
+            <w:r>
+              <w:rPr>
+                <w:rFonts w:ascii="Menlo" w:hAnsi="Menlo" w:cs="Menlo"/>
+                <w:color w:val="CCCCCC"/>
+                <w:sz w:val="18"/>
+                <w:szCs w:val="18"/>
+              </w:rPr>
+              <w:t xml:space="preserve">, </w:t>
+            </w:r>
+            <w:r>
+              <w:rPr>
+                <w:rFonts w:ascii="Menlo" w:hAnsi="Menlo" w:cs="Menlo"/>
+                <w:color w:val="569CD6"/>
+                <w:sz w:val="18"/>
+                <w:szCs w:val="18"/>
+              </w:rPr>
+              <w:t>0</w:t>
+            </w:r>
+            <w:r>
+              <w:rPr>
+                <w:rFonts w:ascii="Menlo" w:hAnsi="Menlo" w:cs="Menlo"/>
+                <w:color w:val="CCCCCC"/>
+                <w:sz w:val="18"/>
+                <w:szCs w:val="18"/>
+              </w:rPr>
+              <w:t>.</w:t>
+            </w:r>
+            <w:r>
+              <w:rPr>
+                <w:rFonts w:ascii="Menlo" w:hAnsi="Menlo" w:cs="Menlo"/>
+                <w:color w:val="569CD6"/>
+                <w:sz w:val="18"/>
+                <w:szCs w:val="18"/>
+              </w:rPr>
+              <w:t>35</w:t>
+            </w:r>
+            <w:r>
+              <w:rPr>
+                <w:rFonts w:ascii="Menlo" w:hAnsi="Menlo" w:cs="Menlo"/>
+                <w:color w:val="CCCCCC"/>
+                <w:sz w:val="18"/>
+                <w:szCs w:val="18"/>
+              </w:rPr>
+              <w:t xml:space="preserve">, </w:t>
+            </w:r>
+            <w:r>
+              <w:rPr>
+                <w:rFonts w:ascii="Menlo" w:hAnsi="Menlo" w:cs="Menlo"/>
+                <w:color w:val="CE9178"/>
+                <w:sz w:val="18"/>
+                <w:szCs w:val="18"/>
+              </w:rPr>
+              <w:t>'bm25+vector'</w:t>
+            </w:r>
+            <w:r>
+              <w:rPr>
+                <w:rFonts w:ascii="Menlo" w:hAnsi="Menlo" w:cs="Menlo"/>
+                <w:color w:val="CCCCCC"/>
+                <w:sz w:val="18"/>
+                <w:szCs w:val="18"/>
+              </w:rPr>
+              <w:t>), (</w:t>
+            </w:r>
+            <w:r>
+              <w:rPr>
+                <w:rFonts w:ascii="Menlo" w:hAnsi="Menlo" w:cs="Menlo"/>
+                <w:color w:val="CE9178"/>
+                <w:sz w:val="18"/>
+                <w:szCs w:val="18"/>
+              </w:rPr>
+              <w:t>'doc5'</w:t>
+            </w:r>
+            <w:r>
+              <w:rPr>
+                <w:rFonts w:ascii="Menlo" w:hAnsi="Menlo" w:cs="Menlo"/>
+                <w:color w:val="CCCCCC"/>
+                <w:sz w:val="18"/>
+                <w:szCs w:val="18"/>
+              </w:rPr>
+              <w:t xml:space="preserve">, </w:t>
+            </w:r>
+            <w:r>
+              <w:rPr>
+                <w:rFonts w:ascii="Menlo" w:hAnsi="Menlo" w:cs="Menlo"/>
+                <w:color w:val="569CD6"/>
+                <w:sz w:val="18"/>
+                <w:szCs w:val="18"/>
+              </w:rPr>
+              <w:t>0</w:t>
+            </w:r>
+            <w:r>
+              <w:rPr>
+                <w:rFonts w:ascii="Menlo" w:hAnsi="Menlo" w:cs="Menlo"/>
+                <w:color w:val="CCCCCC"/>
+                <w:sz w:val="18"/>
+                <w:szCs w:val="18"/>
+              </w:rPr>
+              <w:t>.</w:t>
+            </w:r>
+            <w:r>
+              <w:rPr>
+                <w:rFonts w:ascii="Menlo" w:hAnsi="Menlo" w:cs="Menlo"/>
+                <w:color w:val="569CD6"/>
+                <w:sz w:val="18"/>
+                <w:szCs w:val="18"/>
+              </w:rPr>
+              <w:t>232</w:t>
+            </w:r>
+            <w:r>
+              <w:rPr>
+                <w:rFonts w:ascii="Menlo" w:hAnsi="Menlo" w:cs="Menlo"/>
+                <w:color w:val="CCCCCC"/>
+                <w:sz w:val="18"/>
+                <w:szCs w:val="18"/>
+              </w:rPr>
+              <w:t xml:space="preserve">, </w:t>
+            </w:r>
+            <w:r>
+              <w:rPr>
+                <w:rFonts w:ascii="Menlo" w:hAnsi="Menlo" w:cs="Menlo"/>
+                <w:color w:val="CE9178"/>
+                <w:sz w:val="18"/>
+                <w:szCs w:val="18"/>
+              </w:rPr>
+              <w:t>'bm25+vector'</w:t>
+            </w:r>
+            <w:r>
+              <w:rPr>
+                <w:rFonts w:ascii="Menlo" w:hAnsi="Menlo" w:cs="Menlo"/>
+                <w:color w:val="CCCCCC"/>
+                <w:sz w:val="18"/>
+                <w:szCs w:val="18"/>
+              </w:rPr>
+              <w:t>), (</w:t>
+            </w:r>
+            <w:r>
+              <w:rPr>
+                <w:rFonts w:ascii="Menlo" w:hAnsi="Menlo" w:cs="Menlo"/>
+                <w:color w:val="CE9178"/>
+                <w:sz w:val="18"/>
+                <w:szCs w:val="18"/>
+              </w:rPr>
+              <w:t>'doc3'</w:t>
+            </w:r>
+            <w:r>
+              <w:rPr>
+                <w:rFonts w:ascii="Menlo" w:hAnsi="Menlo" w:cs="Menlo"/>
+                <w:color w:val="CCCCCC"/>
+                <w:sz w:val="18"/>
+                <w:szCs w:val="18"/>
+              </w:rPr>
+              <w:t xml:space="preserve">, </w:t>
+            </w:r>
+            <w:r>
+              <w:rPr>
+                <w:rFonts w:ascii="Menlo" w:hAnsi="Menlo" w:cs="Menlo"/>
+                <w:color w:val="569CD6"/>
+                <w:sz w:val="18"/>
+                <w:szCs w:val="18"/>
+              </w:rPr>
+              <w:t>0</w:t>
+            </w:r>
+            <w:r>
+              <w:rPr>
+                <w:rFonts w:ascii="Menlo" w:hAnsi="Menlo" w:cs="Menlo"/>
+                <w:color w:val="CCCCCC"/>
+                <w:sz w:val="18"/>
+                <w:szCs w:val="18"/>
+              </w:rPr>
+              <w:t>.</w:t>
+            </w:r>
+            <w:r>
+              <w:rPr>
+                <w:rFonts w:ascii="Menlo" w:hAnsi="Menlo" w:cs="Menlo"/>
+                <w:color w:val="569CD6"/>
+                <w:sz w:val="18"/>
+                <w:szCs w:val="18"/>
+              </w:rPr>
+              <w:t>217</w:t>
+            </w:r>
+            <w:r>
+              <w:rPr>
+                <w:rFonts w:ascii="Menlo" w:hAnsi="Menlo" w:cs="Menlo"/>
+                <w:color w:val="CCCCCC"/>
+                <w:sz w:val="18"/>
+                <w:szCs w:val="18"/>
+              </w:rPr>
+              <w:t xml:space="preserve">, </w:t>
+            </w:r>
+            <w:r>
+              <w:rPr>
+                <w:rFonts w:ascii="Menlo" w:hAnsi="Menlo" w:cs="Menlo"/>
+                <w:color w:val="CE9178"/>
+                <w:sz w:val="18"/>
+                <w:szCs w:val="18"/>
+              </w:rPr>
+              <w:t>'bm25+vector'</w:t>
+            </w:r>
+            <w:r>
+              <w:rPr>
+                <w:rFonts w:ascii="Menlo" w:hAnsi="Menlo" w:cs="Menlo"/>
+                <w:color w:val="CCCCCC"/>
+                <w:sz w:val="18"/>
+                <w:szCs w:val="18"/>
+              </w:rPr>
+              <w:t>)]</w:t>
+            </w:r>
+          </w:p>
+          <w:p>
+            <w:pPr>
+              <w:shd w:val="clear" w:color="auto" w:fill="1F1F1F"/>
+              <w:spacing w:line="270" w:lineRule="atLeast"/>
+            </w:pPr>
+          </w:p>
+          <w:p>
+            <w:pPr>
+              <w:shd w:val="clear" w:color="auto" w:fill="1F1F1F"/>
+              <w:spacing w:line="270" w:lineRule="atLeast"/>
+              <w:rPr>
+                <w:rFonts w:ascii="Menlo" w:hAnsi="Menlo" w:cs="Menlo"/>
+                <w:color w:val="CCCCCC"/>
+                <w:sz w:val="18"/>
+                <w:szCs w:val="18"/>
+              </w:rPr>
+            </w:pPr>
+            <w:r>
+              <w:t>Using the retrieved information, the system was then able to correctly identify Fernando Mendoza, David Bailey, and Jeremiyah Love as the first three selections.</w:t>
+            </w:r>
+            <w:r>
+              <w:br/>
+            </w:r>
+            <w:r>
+              <w:br/>
+            </w:r>
+            <w:r>
+              <w:rPr>
+                <w:rFonts w:ascii="Menlo" w:hAnsi="Menlo" w:cs="Menlo"/>
+                <w:color w:val="CCCCCC"/>
+                <w:sz w:val="18"/>
+                <w:szCs w:val="18"/>
+              </w:rPr>
+              <w:t>------------------------------------------------------------------------</w:t>
+            </w:r>
+          </w:p>
+          <w:p>
+            <w:pPr>
+              <w:shd w:val="clear" w:color="auto" w:fill="1F1F1F"/>
+              <w:spacing w:line="270" w:lineRule="atLeast"/>
+              <w:rPr>
+                <w:rFonts w:ascii="Menlo" w:hAnsi="Menlo" w:cs="Menlo"/>
+                <w:color w:val="CCCCCC"/>
+                <w:sz w:val="18"/>
+                <w:szCs w:val="18"/>
+              </w:rPr>
+            </w:pPr>
+            <w:r>
+              <w:rPr>
+                <w:rFonts w:ascii="Menlo" w:hAnsi="Menlo" w:cs="Menlo"/>
+                <w:color w:val="CCCCCC"/>
+                <w:sz w:val="18"/>
+                <w:szCs w:val="18"/>
+              </w:rPr>
+              <w:t>retrieved</w:t>
+            </w:r>
+            <w:proofErr w:type="gramStart"/>
+            <w:r>
+              <w:rPr>
+                <w:rFonts w:ascii="Menlo" w:hAnsi="Menlo" w:cs="Menlo"/>
+                <w:color w:val="CCCCCC"/>
+                <w:sz w:val="18"/>
+                <w:szCs w:val="18"/>
+              </w:rPr>
+              <w:t>=[</w:t>
+            </w:r>
+            <w:proofErr w:type="gramEnd"/>
+            <w:r>
+              <w:rPr>
+                <w:rFonts w:ascii="Menlo" w:hAnsi="Menlo" w:cs="Menlo"/>
+                <w:color w:val="CCCCCC"/>
+                <w:sz w:val="18"/>
+                <w:szCs w:val="18"/>
+              </w:rPr>
+              <w:t>(</w:t>
+            </w:r>
+            <w:r>
+              <w:rPr>
+                <w:rFonts w:ascii="Menlo" w:hAnsi="Menlo" w:cs="Menlo"/>
+                <w:color w:val="CE9178"/>
+                <w:sz w:val="18"/>
+                <w:szCs w:val="18"/>
+              </w:rPr>
+              <w:t>'doc6'</w:t>
+            </w:r>
+            <w:r>
+              <w:rPr>
+                <w:rFonts w:ascii="Menlo" w:hAnsi="Menlo" w:cs="Menlo"/>
+                <w:color w:val="CCCCCC"/>
+                <w:sz w:val="18"/>
+                <w:szCs w:val="18"/>
+              </w:rPr>
+              <w:t xml:space="preserve">, </w:t>
+            </w:r>
+            <w:r>
+              <w:rPr>
+                <w:rFonts w:ascii="Menlo" w:hAnsi="Menlo" w:cs="Menlo"/>
+                <w:color w:val="569CD6"/>
+                <w:sz w:val="18"/>
+                <w:szCs w:val="18"/>
+              </w:rPr>
+              <w:t>1</w:t>
+            </w:r>
+            <w:r>
+              <w:rPr>
+                <w:rFonts w:ascii="Menlo" w:hAnsi="Menlo" w:cs="Menlo"/>
+                <w:color w:val="CCCCCC"/>
+                <w:sz w:val="18"/>
+                <w:szCs w:val="18"/>
+              </w:rPr>
+              <w:t>.</w:t>
+            </w:r>
+            <w:r>
+              <w:rPr>
+                <w:rFonts w:ascii="Menlo" w:hAnsi="Menlo" w:cs="Menlo"/>
+                <w:color w:val="569CD6"/>
+                <w:sz w:val="18"/>
+                <w:szCs w:val="18"/>
+              </w:rPr>
+              <w:t>0</w:t>
+            </w:r>
+            <w:r>
+              <w:rPr>
+                <w:rFonts w:ascii="Menlo" w:hAnsi="Menlo" w:cs="Menlo"/>
+                <w:color w:val="CCCCCC"/>
+                <w:sz w:val="18"/>
+                <w:szCs w:val="18"/>
+              </w:rPr>
+              <w:t xml:space="preserve">, </w:t>
+            </w:r>
+            <w:r>
+              <w:rPr>
+                <w:rFonts w:ascii="Menlo" w:hAnsi="Menlo" w:cs="Menlo"/>
+                <w:color w:val="CE9178"/>
+                <w:sz w:val="18"/>
+                <w:szCs w:val="18"/>
+              </w:rPr>
+              <w:t>'bm25+vector'</w:t>
+            </w:r>
+            <w:r>
+              <w:rPr>
+                <w:rFonts w:ascii="Menlo" w:hAnsi="Menlo" w:cs="Menlo"/>
+                <w:color w:val="CCCCCC"/>
+                <w:sz w:val="18"/>
+                <w:szCs w:val="18"/>
+              </w:rPr>
+              <w:t>), (</w:t>
+            </w:r>
+            <w:r>
+              <w:rPr>
+                <w:rFonts w:ascii="Menlo" w:hAnsi="Menlo" w:cs="Menlo"/>
+                <w:color w:val="CE9178"/>
+                <w:sz w:val="18"/>
+                <w:szCs w:val="18"/>
+              </w:rPr>
+              <w:t>'doc2'</w:t>
+            </w:r>
+            <w:r>
+              <w:rPr>
+                <w:rFonts w:ascii="Menlo" w:hAnsi="Menlo" w:cs="Menlo"/>
+                <w:color w:val="CCCCCC"/>
+                <w:sz w:val="18"/>
+                <w:szCs w:val="18"/>
+              </w:rPr>
+              <w:t xml:space="preserve">, </w:t>
+            </w:r>
+            <w:r>
+              <w:rPr>
+                <w:rFonts w:ascii="Menlo" w:hAnsi="Menlo" w:cs="Menlo"/>
+                <w:color w:val="569CD6"/>
+                <w:sz w:val="18"/>
+                <w:szCs w:val="18"/>
+              </w:rPr>
+              <w:t>0</w:t>
+            </w:r>
+            <w:r>
+              <w:rPr>
+                <w:rFonts w:ascii="Menlo" w:hAnsi="Menlo" w:cs="Menlo"/>
+                <w:color w:val="CCCCCC"/>
+                <w:sz w:val="18"/>
+                <w:szCs w:val="18"/>
+              </w:rPr>
+              <w:t>.</w:t>
+            </w:r>
+            <w:r>
+              <w:rPr>
+                <w:rFonts w:ascii="Menlo" w:hAnsi="Menlo" w:cs="Menlo"/>
+                <w:color w:val="569CD6"/>
+                <w:sz w:val="18"/>
+                <w:szCs w:val="18"/>
+              </w:rPr>
+              <w:t>375</w:t>
+            </w:r>
+            <w:r>
+              <w:rPr>
+                <w:rFonts w:ascii="Menlo" w:hAnsi="Menlo" w:cs="Menlo"/>
+                <w:color w:val="CCCCCC"/>
+                <w:sz w:val="18"/>
+                <w:szCs w:val="18"/>
+              </w:rPr>
+              <w:t xml:space="preserve">, </w:t>
+            </w:r>
+            <w:r>
+              <w:rPr>
+                <w:rFonts w:ascii="Menlo" w:hAnsi="Menlo" w:cs="Menlo"/>
+                <w:color w:val="CE9178"/>
+                <w:sz w:val="18"/>
+                <w:szCs w:val="18"/>
+              </w:rPr>
+              <w:t>'bm25+vector'</w:t>
+            </w:r>
+            <w:r>
+              <w:rPr>
+                <w:rFonts w:ascii="Menlo" w:hAnsi="Menlo" w:cs="Menlo"/>
+                <w:color w:val="CCCCCC"/>
+                <w:sz w:val="18"/>
+                <w:szCs w:val="18"/>
+              </w:rPr>
+              <w:t>), (</w:t>
+            </w:r>
+            <w:r>
+              <w:rPr>
+                <w:rFonts w:ascii="Menlo" w:hAnsi="Menlo" w:cs="Menlo"/>
+                <w:color w:val="CE9178"/>
+                <w:sz w:val="18"/>
+                <w:szCs w:val="18"/>
+              </w:rPr>
+              <w:t>'doc8'</w:t>
+            </w:r>
+            <w:r>
+              <w:rPr>
+                <w:rFonts w:ascii="Menlo" w:hAnsi="Menlo" w:cs="Menlo"/>
+                <w:color w:val="CCCCCC"/>
+                <w:sz w:val="18"/>
+                <w:szCs w:val="18"/>
+              </w:rPr>
+              <w:t xml:space="preserve">, </w:t>
+            </w:r>
+            <w:r>
+              <w:rPr>
+                <w:rFonts w:ascii="Menlo" w:hAnsi="Menlo" w:cs="Menlo"/>
+                <w:color w:val="569CD6"/>
+                <w:sz w:val="18"/>
+                <w:szCs w:val="18"/>
+              </w:rPr>
+              <w:t>0</w:t>
+            </w:r>
+            <w:r>
+              <w:rPr>
+                <w:rFonts w:ascii="Menlo" w:hAnsi="Menlo" w:cs="Menlo"/>
+                <w:color w:val="CCCCCC"/>
+                <w:sz w:val="18"/>
+                <w:szCs w:val="18"/>
+              </w:rPr>
+              <w:t>.</w:t>
+            </w:r>
+            <w:r>
+              <w:rPr>
+                <w:rFonts w:ascii="Menlo" w:hAnsi="Menlo" w:cs="Menlo"/>
+                <w:color w:val="569CD6"/>
+                <w:sz w:val="18"/>
+                <w:szCs w:val="18"/>
+              </w:rPr>
+              <w:t>35</w:t>
+            </w:r>
+            <w:r>
+              <w:rPr>
+                <w:rFonts w:ascii="Menlo" w:hAnsi="Menlo" w:cs="Menlo"/>
+                <w:color w:val="CCCCCC"/>
+                <w:sz w:val="18"/>
+                <w:szCs w:val="18"/>
+              </w:rPr>
+              <w:t xml:space="preserve">, </w:t>
+            </w:r>
+            <w:r>
+              <w:rPr>
+                <w:rFonts w:ascii="Menlo" w:hAnsi="Menlo" w:cs="Menlo"/>
+                <w:color w:val="CE9178"/>
+                <w:sz w:val="18"/>
+                <w:szCs w:val="18"/>
+              </w:rPr>
+              <w:t>'bm25+vector'</w:t>
+            </w:r>
+            <w:r>
+              <w:rPr>
+                <w:rFonts w:ascii="Menlo" w:hAnsi="Menlo" w:cs="Menlo"/>
+                <w:color w:val="CCCCCC"/>
+                <w:sz w:val="18"/>
+                <w:szCs w:val="18"/>
+              </w:rPr>
+              <w:t>), (</w:t>
+            </w:r>
+            <w:r>
+              <w:rPr>
+                <w:rFonts w:ascii="Menlo" w:hAnsi="Menlo" w:cs="Menlo"/>
+                <w:color w:val="CE9178"/>
+                <w:sz w:val="18"/>
+                <w:szCs w:val="18"/>
+              </w:rPr>
+              <w:t>'doc5'</w:t>
+            </w:r>
+            <w:r>
+              <w:rPr>
+                <w:rFonts w:ascii="Menlo" w:hAnsi="Menlo" w:cs="Menlo"/>
+                <w:color w:val="CCCCCC"/>
+                <w:sz w:val="18"/>
+                <w:szCs w:val="18"/>
+              </w:rPr>
+              <w:t xml:space="preserve">, </w:t>
+            </w:r>
+            <w:r>
+              <w:rPr>
+                <w:rFonts w:ascii="Menlo" w:hAnsi="Menlo" w:cs="Menlo"/>
+                <w:color w:val="569CD6"/>
+                <w:sz w:val="18"/>
+                <w:szCs w:val="18"/>
+              </w:rPr>
+              <w:t>0</w:t>
+            </w:r>
+            <w:r>
+              <w:rPr>
+                <w:rFonts w:ascii="Menlo" w:hAnsi="Menlo" w:cs="Menlo"/>
+                <w:color w:val="CCCCCC"/>
+                <w:sz w:val="18"/>
+                <w:szCs w:val="18"/>
+              </w:rPr>
+              <w:t>.</w:t>
+            </w:r>
+            <w:r>
+              <w:rPr>
+                <w:rFonts w:ascii="Menlo" w:hAnsi="Menlo" w:cs="Menlo"/>
+                <w:color w:val="569CD6"/>
+                <w:sz w:val="18"/>
+                <w:szCs w:val="18"/>
+              </w:rPr>
+              <w:t>232</w:t>
+            </w:r>
+            <w:r>
+              <w:rPr>
+                <w:rFonts w:ascii="Menlo" w:hAnsi="Menlo" w:cs="Menlo"/>
+                <w:color w:val="CCCCCC"/>
+                <w:sz w:val="18"/>
+                <w:szCs w:val="18"/>
+              </w:rPr>
+              <w:t xml:space="preserve">, </w:t>
+            </w:r>
+            <w:r>
+              <w:rPr>
+                <w:rFonts w:ascii="Menlo" w:hAnsi="Menlo" w:cs="Menlo"/>
+                <w:color w:val="CE9178"/>
+                <w:sz w:val="18"/>
+                <w:szCs w:val="18"/>
+              </w:rPr>
+              <w:t>'bm25+vector'</w:t>
+            </w:r>
+            <w:r>
+              <w:rPr>
+                <w:rFonts w:ascii="Menlo" w:hAnsi="Menlo" w:cs="Menlo"/>
+                <w:color w:val="CCCCCC"/>
+                <w:sz w:val="18"/>
+                <w:szCs w:val="18"/>
+              </w:rPr>
+              <w:t>), (</w:t>
+            </w:r>
+            <w:r>
+              <w:rPr>
+                <w:rFonts w:ascii="Menlo" w:hAnsi="Menlo" w:cs="Menlo"/>
+                <w:color w:val="CE9178"/>
+                <w:sz w:val="18"/>
+                <w:szCs w:val="18"/>
+              </w:rPr>
+              <w:t>'doc3'</w:t>
+            </w:r>
+            <w:r>
+              <w:rPr>
+                <w:rFonts w:ascii="Menlo" w:hAnsi="Menlo" w:cs="Menlo"/>
+                <w:color w:val="CCCCCC"/>
+                <w:sz w:val="18"/>
+                <w:szCs w:val="18"/>
+              </w:rPr>
+              <w:t xml:space="preserve">, </w:t>
+            </w:r>
+            <w:r>
+              <w:rPr>
+                <w:rFonts w:ascii="Menlo" w:hAnsi="Menlo" w:cs="Menlo"/>
+                <w:color w:val="569CD6"/>
+                <w:sz w:val="18"/>
+                <w:szCs w:val="18"/>
+              </w:rPr>
+              <w:t>0</w:t>
+            </w:r>
+            <w:r>
+              <w:rPr>
+                <w:rFonts w:ascii="Menlo" w:hAnsi="Menlo" w:cs="Menlo"/>
+                <w:color w:val="CCCCCC"/>
+                <w:sz w:val="18"/>
+                <w:szCs w:val="18"/>
+              </w:rPr>
+              <w:t>.</w:t>
+            </w:r>
+            <w:r>
+              <w:rPr>
+                <w:rFonts w:ascii="Menlo" w:hAnsi="Menlo" w:cs="Menlo"/>
+                <w:color w:val="569CD6"/>
+                <w:sz w:val="18"/>
+                <w:szCs w:val="18"/>
+              </w:rPr>
+              <w:t>217</w:t>
+            </w:r>
+            <w:r>
+              <w:rPr>
+                <w:rFonts w:ascii="Menlo" w:hAnsi="Menlo" w:cs="Menlo"/>
+                <w:color w:val="CCCCCC"/>
+                <w:sz w:val="18"/>
+                <w:szCs w:val="18"/>
+              </w:rPr>
+              <w:t xml:space="preserve">, </w:t>
+            </w:r>
+            <w:r>
+              <w:rPr>
+                <w:rFonts w:ascii="Menlo" w:hAnsi="Menlo" w:cs="Menlo"/>
+                <w:color w:val="CE9178"/>
+                <w:sz w:val="18"/>
+                <w:szCs w:val="18"/>
+              </w:rPr>
+              <w:t>'bm25+vector'</w:t>
+            </w:r>
+            <w:r>
+              <w:rPr>
+                <w:rFonts w:ascii="Menlo" w:hAnsi="Menlo" w:cs="Menlo"/>
+                <w:color w:val="CCCCCC"/>
+                <w:sz w:val="18"/>
+                <w:szCs w:val="18"/>
+              </w:rPr>
+              <w:t>)]</w:t>
+            </w:r>
+          </w:p>
+          <w:p>
+            <w:pPr>
+              <w:shd w:val="clear" w:color="auto" w:fill="1F1F1F"/>
+              <w:spacing w:line="270" w:lineRule="atLeast"/>
+              <w:rPr>
+                <w:rFonts w:ascii="Menlo" w:hAnsi="Menlo" w:cs="Menlo"/>
+                <w:color w:val="CCCCCC"/>
+                <w:sz w:val="18"/>
+                <w:szCs w:val="18"/>
+              </w:rPr>
+            </w:pPr>
+            <w:r>
+              <w:rPr>
+                <w:rFonts w:ascii="Menlo" w:hAnsi="Menlo" w:cs="Menlo"/>
+                <w:color w:val="CCCCCC"/>
+                <w:sz w:val="18"/>
+                <w:szCs w:val="18"/>
+              </w:rPr>
+              <w:t xml:space="preserve">answer=The first three players drafted in the </w:t>
+            </w:r>
+            <w:r>
+              <w:rPr>
+                <w:rFonts w:ascii="Menlo" w:hAnsi="Menlo" w:cs="Menlo"/>
+                <w:color w:val="569CD6"/>
+                <w:sz w:val="18"/>
+                <w:szCs w:val="18"/>
+              </w:rPr>
+              <w:t>2026</w:t>
+            </w:r>
+            <w:r>
+              <w:rPr>
+                <w:rFonts w:ascii="Menlo" w:hAnsi="Menlo" w:cs="Menlo"/>
+                <w:color w:val="CCCCCC"/>
+                <w:sz w:val="18"/>
+                <w:szCs w:val="18"/>
+              </w:rPr>
+              <w:t xml:space="preserve"> NFL Draft were:</w:t>
+            </w:r>
+          </w:p>
+          <w:p>
+            <w:pPr>
+              <w:shd w:val="clear" w:color="auto" w:fill="1F1F1F"/>
+              <w:spacing w:line="270" w:lineRule="atLeast"/>
+              <w:rPr>
+                <w:rFonts w:ascii="Menlo" w:hAnsi="Menlo" w:cs="Menlo"/>
+                <w:color w:val="CCCCCC"/>
+                <w:sz w:val="18"/>
+                <w:szCs w:val="18"/>
+              </w:rPr>
+            </w:pPr>
+          </w:p>
+          <w:p>
+            <w:pPr>
+              <w:shd w:val="clear" w:color="auto" w:fill="1F1F1F"/>
+              <w:spacing w:line="270" w:lineRule="atLeast"/>
+              <w:rPr>
+                <w:rFonts w:ascii="Menlo" w:hAnsi="Menlo" w:cs="Menlo"/>
+                <w:color w:val="CCCCCC"/>
+                <w:sz w:val="18"/>
+                <w:szCs w:val="18"/>
+              </w:rPr>
+            </w:pPr>
+            <w:r>
+              <w:rPr>
+                <w:rFonts w:ascii="Menlo" w:hAnsi="Menlo" w:cs="Menlo"/>
+                <w:color w:val="569CD6"/>
+                <w:sz w:val="18"/>
+                <w:szCs w:val="18"/>
+              </w:rPr>
+              <w:t>1</w:t>
+            </w:r>
+            <w:r>
+              <w:rPr>
+                <w:rFonts w:ascii="Menlo" w:hAnsi="Menlo" w:cs="Menlo"/>
+                <w:color w:val="CCCCCC"/>
+                <w:sz w:val="18"/>
+                <w:szCs w:val="18"/>
+              </w:rPr>
+              <w:t xml:space="preserve">. **Fernando Mendoza**, QB, **Las Vegas Raiders** — “First selection Fernando Mendoza, QB, Las Vegas Raiders”  </w:t>
+            </w:r>
+          </w:p>
+          <w:p>
+            <w:pPr>
+              <w:shd w:val="clear" w:color="auto" w:fill="1F1F1F"/>
+              <w:spacing w:line="270" w:lineRule="atLeast"/>
+              <w:rPr>
+                <w:rFonts w:ascii="Menlo" w:hAnsi="Menlo" w:cs="Menlo"/>
+                <w:color w:val="CCCCCC"/>
+                <w:sz w:val="18"/>
+                <w:szCs w:val="18"/>
+              </w:rPr>
+            </w:pPr>
+            <w:r>
+              <w:rPr>
+                <w:rFonts w:ascii="Menlo" w:hAnsi="Menlo" w:cs="Menlo"/>
+                <w:color w:val="569CD6"/>
+                <w:sz w:val="18"/>
+                <w:szCs w:val="18"/>
+              </w:rPr>
+              <w:t>2</w:t>
+            </w:r>
+            <w:r>
+              <w:rPr>
+                <w:rFonts w:ascii="Menlo" w:hAnsi="Menlo" w:cs="Menlo"/>
+                <w:color w:val="CCCCCC"/>
+                <w:sz w:val="18"/>
+                <w:szCs w:val="18"/>
+              </w:rPr>
+              <w:t>. **David Bailey**, OLB, **New York Jets** — “</w:t>
+            </w:r>
+            <w:r>
+              <w:rPr>
+                <w:rFonts w:ascii="Menlo" w:hAnsi="Menlo" w:cs="Menlo"/>
+                <w:color w:val="569CD6"/>
+                <w:sz w:val="18"/>
+                <w:szCs w:val="18"/>
+              </w:rPr>
+              <w:t>1</w:t>
+            </w:r>
+            <w:r>
+              <w:rPr>
+                <w:rFonts w:ascii="Menlo" w:hAnsi="Menlo" w:cs="Menlo"/>
+                <w:color w:val="CCCCCC"/>
+                <w:sz w:val="18"/>
+                <w:szCs w:val="18"/>
+              </w:rPr>
+              <w:t xml:space="preserve"> </w:t>
+            </w:r>
+            <w:r>
+              <w:rPr>
+                <w:rFonts w:ascii="Menlo" w:hAnsi="Menlo" w:cs="Menlo"/>
+                <w:color w:val="569CD6"/>
+                <w:sz w:val="18"/>
+                <w:szCs w:val="18"/>
+              </w:rPr>
+              <w:t>2</w:t>
+            </w:r>
+            <w:r>
+              <w:rPr>
+                <w:rFonts w:ascii="Menlo" w:hAnsi="Menlo" w:cs="Menlo"/>
+                <w:color w:val="CCCCCC"/>
+                <w:sz w:val="18"/>
+                <w:szCs w:val="18"/>
+              </w:rPr>
+              <w:t xml:space="preserve"> New York Jets David Bailey OLB Texas Tech”  </w:t>
+            </w:r>
+          </w:p>
+          <w:p>
+            <w:pPr>
+              <w:shd w:val="clear" w:color="auto" w:fill="1F1F1F"/>
+              <w:spacing w:line="270" w:lineRule="atLeast"/>
+              <w:rPr>
+                <w:rFonts w:ascii="Menlo" w:hAnsi="Menlo" w:cs="Menlo"/>
+                <w:color w:val="CCCCCC"/>
+                <w:sz w:val="18"/>
+                <w:szCs w:val="18"/>
+              </w:rPr>
+            </w:pPr>
+            <w:r>
+              <w:rPr>
+                <w:rFonts w:ascii="Menlo" w:hAnsi="Menlo" w:cs="Menlo"/>
+                <w:color w:val="569CD6"/>
+                <w:sz w:val="18"/>
+                <w:szCs w:val="18"/>
+              </w:rPr>
+              <w:t>3</w:t>
+            </w:r>
+            <w:r>
+              <w:rPr>
+                <w:rFonts w:ascii="Menlo" w:hAnsi="Menlo" w:cs="Menlo"/>
+                <w:color w:val="CCCCCC"/>
+                <w:sz w:val="18"/>
+                <w:szCs w:val="18"/>
+              </w:rPr>
+              <w:t>. **Jeremiyah Love**, RB, **Arizona Cardinals** — “</w:t>
+            </w:r>
+            <w:r>
+              <w:rPr>
+                <w:rFonts w:ascii="Menlo" w:hAnsi="Menlo" w:cs="Menlo"/>
+                <w:color w:val="569CD6"/>
+                <w:sz w:val="18"/>
+                <w:szCs w:val="18"/>
+              </w:rPr>
+              <w:t>1</w:t>
+            </w:r>
+            <w:r>
+              <w:rPr>
+                <w:rFonts w:ascii="Menlo" w:hAnsi="Menlo" w:cs="Menlo"/>
+                <w:color w:val="CCCCCC"/>
+                <w:sz w:val="18"/>
+                <w:szCs w:val="18"/>
+              </w:rPr>
+              <w:t xml:space="preserve"> </w:t>
+            </w:r>
+            <w:r>
+              <w:rPr>
+                <w:rFonts w:ascii="Menlo" w:hAnsi="Menlo" w:cs="Menlo"/>
+                <w:color w:val="569CD6"/>
+                <w:sz w:val="18"/>
+                <w:szCs w:val="18"/>
+              </w:rPr>
+              <w:t>3</w:t>
+            </w:r>
+            <w:r>
+              <w:rPr>
+                <w:rFonts w:ascii="Menlo" w:hAnsi="Menlo" w:cs="Menlo"/>
+                <w:color w:val="CCCCCC"/>
+                <w:sz w:val="18"/>
+                <w:szCs w:val="18"/>
+              </w:rPr>
+              <w:t xml:space="preserve"> Arizona Cardinals Jeremiyah Love RB Notre Dame”</w:t>
+            </w:r>
+          </w:p>
+          <w:p>
+            <w:pPr>
+              <w:shd w:val="clear" w:color="auto" w:fill="1F1F1F"/>
+              <w:spacing w:line="270" w:lineRule="atLeast"/>
+              <w:rPr>
+                <w:rFonts w:ascii="Menlo" w:hAnsi="Menlo" w:cs="Menlo"/>
+                <w:color w:val="CCCCCC"/>
+                <w:sz w:val="18"/>
+                <w:szCs w:val="18"/>
+              </w:rPr>
+            </w:pPr>
+            <w:r>
+              <w:rPr>
+                <w:rFonts w:ascii="Menlo" w:hAnsi="Menlo" w:cs="Menlo"/>
+                <w:color w:val="CCCCCC"/>
+                <w:sz w:val="18"/>
+                <w:szCs w:val="18"/>
+              </w:rPr>
+              <w:t>------------------------------------------------------------------------</w:t>
+            </w:r>
+          </w:p>
+          <w:p>
+            <w:pPr>
+              <w:shd w:val="clear" w:color="auto" w:fill="1F1F1F"/>
+              <w:spacing w:line="270" w:lineRule="atLeast"/>
+            </w:pPr>
+          </w:p>
+          <w:p>
+            <w:pPr>
+              <w:shd w:val="clear" w:color="auto" w:fill="1F1F1F"/>
+              <w:spacing w:line="270" w:lineRule="atLeast"/>
+            </w:pPr>
+          </w:p>
+          <w:p>
+            <w:pPr>
+              <w:shd w:val="clear" w:color="auto" w:fill="1F1F1F"/>
+              <w:spacing w:line="270" w:lineRule="atLeast"/>
+              <w:rPr>
+                <w:rFonts w:ascii="Menlo" w:hAnsi="Menlo" w:cs="Menlo"/>
+                <w:color w:val="CCCCCC"/>
+                <w:sz w:val="18"/>
+                <w:szCs w:val="18"/>
+              </w:rPr>
+            </w:pPr>
+            <w:r>
+              <w:t>More Log data after the hybrid implementation</w:t>
+            </w:r>
+            <w:r>
+              <w:br/>
+            </w:r>
+            <w:r>
+              <w:rPr>
+                <w:rFonts w:ascii="Menlo" w:hAnsi="Menlo" w:cs="Menlo"/>
+                <w:color w:val="CCCCCC"/>
+                <w:sz w:val="18"/>
+                <w:szCs w:val="18"/>
+              </w:rPr>
+              <w:t>------------------------------------------------------------------------</w:t>
+            </w:r>
+          </w:p>
+          <w:p>
+            <w:pPr>
+              <w:shd w:val="clear" w:color="auto" w:fill="1F1F1F"/>
+              <w:spacing w:line="270" w:lineRule="atLeast"/>
+              <w:rPr>
+                <w:rFonts w:ascii="Menlo" w:hAnsi="Menlo" w:cs="Menlo"/>
+                <w:color w:val="CCCCCC"/>
+                <w:sz w:val="18"/>
+                <w:szCs w:val="18"/>
+              </w:rPr>
+            </w:pPr>
+          </w:p>
+          <w:p>
+            <w:pPr>
+              <w:shd w:val="clear" w:color="auto" w:fill="1F1F1F"/>
+              <w:spacing w:line="270" w:lineRule="atLeast"/>
+              <w:rPr>
+                <w:rFonts w:ascii="Menlo" w:hAnsi="Menlo" w:cs="Menlo"/>
+                <w:color w:val="CCCCCC"/>
+                <w:sz w:val="18"/>
+                <w:szCs w:val="18"/>
+              </w:rPr>
+            </w:pPr>
+            <w:r>
+              <w:rPr>
+                <w:rFonts w:ascii="Menlo" w:hAnsi="Menlo" w:cs="Menlo"/>
+                <w:color w:val="CCCCCC"/>
+                <w:sz w:val="18"/>
+                <w:szCs w:val="18"/>
+              </w:rPr>
+              <w:t>[</w:t>
+            </w:r>
+            <w:r>
+              <w:rPr>
+                <w:rFonts w:ascii="Menlo" w:hAnsi="Menlo" w:cs="Menlo"/>
+                <w:color w:val="6A9955"/>
+                <w:sz w:val="18"/>
+                <w:szCs w:val="18"/>
+              </w:rPr>
+              <w:t>2026-09-01T18:33:22</w:t>
+            </w:r>
+            <w:r>
+              <w:rPr>
+                <w:rFonts w:ascii="Menlo" w:hAnsi="Menlo" w:cs="Menlo"/>
+                <w:color w:val="CCCCCC"/>
+                <w:sz w:val="18"/>
+                <w:szCs w:val="18"/>
+              </w:rPr>
+              <w:t xml:space="preserve">] QUERY </w:t>
+            </w:r>
+            <w:r>
+              <w:rPr>
+                <w:rFonts w:ascii="Menlo" w:hAnsi="Menlo" w:cs="Menlo"/>
+                <w:color w:val="569CD6"/>
+                <w:sz w:val="18"/>
+                <w:szCs w:val="18"/>
+              </w:rPr>
+              <w:t>2</w:t>
+            </w:r>
+            <w:r>
+              <w:rPr>
+                <w:rFonts w:ascii="Menlo" w:hAnsi="Menlo" w:cs="Menlo"/>
+                <w:color w:val="CCCCCC"/>
+                <w:sz w:val="18"/>
+                <w:szCs w:val="18"/>
+              </w:rPr>
+              <w:t>: when did Cooter Davenport die in real life?</w:t>
+            </w:r>
+          </w:p>
+          <w:p>
+            <w:pPr>
+              <w:shd w:val="clear" w:color="auto" w:fill="1F1F1F"/>
+              <w:spacing w:line="270" w:lineRule="atLeast"/>
+              <w:rPr>
+                <w:rFonts w:ascii="Menlo" w:hAnsi="Menlo" w:cs="Menlo"/>
+                <w:color w:val="CCCCCC"/>
+                <w:sz w:val="18"/>
+                <w:szCs w:val="18"/>
+              </w:rPr>
+            </w:pPr>
+            <w:r>
+              <w:rPr>
+                <w:rFonts w:ascii="Menlo" w:hAnsi="Menlo" w:cs="Menlo"/>
+                <w:color w:val="CCCCCC"/>
+                <w:sz w:val="18"/>
+                <w:szCs w:val="18"/>
+              </w:rPr>
+              <w:t>retrieved</w:t>
+            </w:r>
+            <w:proofErr w:type="gramStart"/>
+            <w:r>
+              <w:rPr>
+                <w:rFonts w:ascii="Menlo" w:hAnsi="Menlo" w:cs="Menlo"/>
+                <w:color w:val="CCCCCC"/>
+                <w:sz w:val="18"/>
+                <w:szCs w:val="18"/>
+              </w:rPr>
+              <w:t>=[</w:t>
+            </w:r>
+            <w:proofErr w:type="gramEnd"/>
+            <w:r>
+              <w:rPr>
+                <w:rFonts w:ascii="Menlo" w:hAnsi="Menlo" w:cs="Menlo"/>
+                <w:color w:val="CCCCCC"/>
+                <w:sz w:val="18"/>
+                <w:szCs w:val="18"/>
+              </w:rPr>
+              <w:t>(</w:t>
+            </w:r>
+            <w:r>
+              <w:rPr>
+                <w:rFonts w:ascii="Menlo" w:hAnsi="Menlo" w:cs="Menlo"/>
+                <w:color w:val="CE9178"/>
+                <w:sz w:val="18"/>
+                <w:szCs w:val="18"/>
+              </w:rPr>
+              <w:t>'doc5'</w:t>
+            </w:r>
+            <w:r>
+              <w:rPr>
+                <w:rFonts w:ascii="Menlo" w:hAnsi="Menlo" w:cs="Menlo"/>
+                <w:color w:val="CCCCCC"/>
+                <w:sz w:val="18"/>
+                <w:szCs w:val="18"/>
+              </w:rPr>
+              <w:t xml:space="preserve">, </w:t>
+            </w:r>
+            <w:r>
+              <w:rPr>
+                <w:rFonts w:ascii="Menlo" w:hAnsi="Menlo" w:cs="Menlo"/>
+                <w:color w:val="569CD6"/>
+                <w:sz w:val="18"/>
+                <w:szCs w:val="18"/>
+              </w:rPr>
+              <w:t>0</w:t>
+            </w:r>
+            <w:r>
+              <w:rPr>
+                <w:rFonts w:ascii="Menlo" w:hAnsi="Menlo" w:cs="Menlo"/>
+                <w:color w:val="CCCCCC"/>
+                <w:sz w:val="18"/>
+                <w:szCs w:val="18"/>
+              </w:rPr>
+              <w:t>.</w:t>
+            </w:r>
+            <w:r>
+              <w:rPr>
+                <w:rFonts w:ascii="Menlo" w:hAnsi="Menlo" w:cs="Menlo"/>
+                <w:color w:val="569CD6"/>
+                <w:sz w:val="18"/>
+                <w:szCs w:val="18"/>
+              </w:rPr>
+              <w:t>964</w:t>
+            </w:r>
+            <w:r>
+              <w:rPr>
+                <w:rFonts w:ascii="Menlo" w:hAnsi="Menlo" w:cs="Menlo"/>
+                <w:color w:val="CCCCCC"/>
+                <w:sz w:val="18"/>
+                <w:szCs w:val="18"/>
+              </w:rPr>
+              <w:t xml:space="preserve">, </w:t>
+            </w:r>
+            <w:r>
+              <w:rPr>
+                <w:rFonts w:ascii="Menlo" w:hAnsi="Menlo" w:cs="Menlo"/>
+                <w:color w:val="CE9178"/>
+                <w:sz w:val="18"/>
+                <w:szCs w:val="18"/>
+              </w:rPr>
+              <w:t>'bm25+vector'</w:t>
+            </w:r>
+            <w:r>
+              <w:rPr>
+                <w:rFonts w:ascii="Menlo" w:hAnsi="Menlo" w:cs="Menlo"/>
+                <w:color w:val="CCCCCC"/>
+                <w:sz w:val="18"/>
+                <w:szCs w:val="18"/>
+              </w:rPr>
+              <w:t>), (</w:t>
+            </w:r>
+            <w:r>
+              <w:rPr>
+                <w:rFonts w:ascii="Menlo" w:hAnsi="Menlo" w:cs="Menlo"/>
+                <w:color w:val="CE9178"/>
+                <w:sz w:val="18"/>
+                <w:szCs w:val="18"/>
+              </w:rPr>
+              <w:t>'doc4'</w:t>
+            </w:r>
+            <w:r>
+              <w:rPr>
+                <w:rFonts w:ascii="Menlo" w:hAnsi="Menlo" w:cs="Menlo"/>
+                <w:color w:val="CCCCCC"/>
+                <w:sz w:val="18"/>
+                <w:szCs w:val="18"/>
+              </w:rPr>
+              <w:t xml:space="preserve">, </w:t>
+            </w:r>
+            <w:r>
+              <w:rPr>
+                <w:rFonts w:ascii="Menlo" w:hAnsi="Menlo" w:cs="Menlo"/>
+                <w:color w:val="569CD6"/>
+                <w:sz w:val="18"/>
+                <w:szCs w:val="18"/>
+              </w:rPr>
+              <w:t>0</w:t>
+            </w:r>
+            <w:r>
+              <w:rPr>
+                <w:rFonts w:ascii="Menlo" w:hAnsi="Menlo" w:cs="Menlo"/>
+                <w:color w:val="CCCCCC"/>
+                <w:sz w:val="18"/>
+                <w:szCs w:val="18"/>
+              </w:rPr>
+              <w:t>.</w:t>
+            </w:r>
+            <w:r>
+              <w:rPr>
+                <w:rFonts w:ascii="Menlo" w:hAnsi="Menlo" w:cs="Menlo"/>
+                <w:color w:val="569CD6"/>
+                <w:sz w:val="18"/>
+                <w:szCs w:val="18"/>
+              </w:rPr>
+              <w:t>954</w:t>
+            </w:r>
+            <w:r>
+              <w:rPr>
+                <w:rFonts w:ascii="Menlo" w:hAnsi="Menlo" w:cs="Menlo"/>
+                <w:color w:val="CCCCCC"/>
+                <w:sz w:val="18"/>
+                <w:szCs w:val="18"/>
+              </w:rPr>
+              <w:t xml:space="preserve">, </w:t>
+            </w:r>
+            <w:r>
+              <w:rPr>
+                <w:rFonts w:ascii="Menlo" w:hAnsi="Menlo" w:cs="Menlo"/>
+                <w:color w:val="CE9178"/>
+                <w:sz w:val="18"/>
+                <w:szCs w:val="18"/>
+              </w:rPr>
+              <w:t>'bm25+vector'</w:t>
+            </w:r>
+            <w:r>
+              <w:rPr>
+                <w:rFonts w:ascii="Menlo" w:hAnsi="Menlo" w:cs="Menlo"/>
+                <w:color w:val="CCCCCC"/>
+                <w:sz w:val="18"/>
+                <w:szCs w:val="18"/>
+              </w:rPr>
+              <w:t>), (</w:t>
+            </w:r>
+            <w:r>
+              <w:rPr>
+                <w:rFonts w:ascii="Menlo" w:hAnsi="Menlo" w:cs="Menlo"/>
+                <w:color w:val="CE9178"/>
+                <w:sz w:val="18"/>
+                <w:szCs w:val="18"/>
+              </w:rPr>
+              <w:t>'doc3'</w:t>
+            </w:r>
+            <w:r>
+              <w:rPr>
+                <w:rFonts w:ascii="Menlo" w:hAnsi="Menlo" w:cs="Menlo"/>
+                <w:color w:val="CCCCCC"/>
+                <w:sz w:val="18"/>
+                <w:szCs w:val="18"/>
+              </w:rPr>
+              <w:t xml:space="preserve">, </w:t>
+            </w:r>
+            <w:r>
+              <w:rPr>
+                <w:rFonts w:ascii="Menlo" w:hAnsi="Menlo" w:cs="Menlo"/>
+                <w:color w:val="569CD6"/>
+                <w:sz w:val="18"/>
+                <w:szCs w:val="18"/>
+              </w:rPr>
+              <w:t>0</w:t>
+            </w:r>
+            <w:r>
+              <w:rPr>
+                <w:rFonts w:ascii="Menlo" w:hAnsi="Menlo" w:cs="Menlo"/>
+                <w:color w:val="CCCCCC"/>
+                <w:sz w:val="18"/>
+                <w:szCs w:val="18"/>
+              </w:rPr>
+              <w:t>.</w:t>
+            </w:r>
+            <w:r>
+              <w:rPr>
+                <w:rFonts w:ascii="Menlo" w:hAnsi="Menlo" w:cs="Menlo"/>
+                <w:color w:val="569CD6"/>
+                <w:sz w:val="18"/>
+                <w:szCs w:val="18"/>
+              </w:rPr>
+              <w:t>455</w:t>
+            </w:r>
+            <w:r>
+              <w:rPr>
+                <w:rFonts w:ascii="Menlo" w:hAnsi="Menlo" w:cs="Menlo"/>
+                <w:color w:val="CCCCCC"/>
+                <w:sz w:val="18"/>
+                <w:szCs w:val="18"/>
+              </w:rPr>
+              <w:t xml:space="preserve">, </w:t>
+            </w:r>
+            <w:r>
+              <w:rPr>
+                <w:rFonts w:ascii="Menlo" w:hAnsi="Menlo" w:cs="Menlo"/>
+                <w:color w:val="CE9178"/>
+                <w:sz w:val="18"/>
+                <w:szCs w:val="18"/>
+              </w:rPr>
+              <w:t>'bm25+vector'</w:t>
+            </w:r>
+            <w:r>
+              <w:rPr>
+                <w:rFonts w:ascii="Menlo" w:hAnsi="Menlo" w:cs="Menlo"/>
+                <w:color w:val="CCCCCC"/>
+                <w:sz w:val="18"/>
+                <w:szCs w:val="18"/>
+              </w:rPr>
+              <w:t>), (</w:t>
+            </w:r>
+            <w:r>
+              <w:rPr>
+                <w:rFonts w:ascii="Menlo" w:hAnsi="Menlo" w:cs="Menlo"/>
+                <w:color w:val="CE9178"/>
+                <w:sz w:val="18"/>
+                <w:szCs w:val="18"/>
+              </w:rPr>
+              <w:t>'doc2'</w:t>
+            </w:r>
+            <w:r>
+              <w:rPr>
+                <w:rFonts w:ascii="Menlo" w:hAnsi="Menlo" w:cs="Menlo"/>
+                <w:color w:val="CCCCCC"/>
+                <w:sz w:val="18"/>
+                <w:szCs w:val="18"/>
+              </w:rPr>
+              <w:t xml:space="preserve">, </w:t>
+            </w:r>
+            <w:r>
+              <w:rPr>
+                <w:rFonts w:ascii="Menlo" w:hAnsi="Menlo" w:cs="Menlo"/>
+                <w:color w:val="569CD6"/>
+                <w:sz w:val="18"/>
+                <w:szCs w:val="18"/>
+              </w:rPr>
+              <w:t>0</w:t>
+            </w:r>
+            <w:r>
+              <w:rPr>
+                <w:rFonts w:ascii="Menlo" w:hAnsi="Menlo" w:cs="Menlo"/>
+                <w:color w:val="CCCCCC"/>
+                <w:sz w:val="18"/>
+                <w:szCs w:val="18"/>
+              </w:rPr>
+              <w:t>.</w:t>
+            </w:r>
+            <w:r>
+              <w:rPr>
+                <w:rFonts w:ascii="Menlo" w:hAnsi="Menlo" w:cs="Menlo"/>
+                <w:color w:val="569CD6"/>
+                <w:sz w:val="18"/>
+                <w:szCs w:val="18"/>
+              </w:rPr>
+              <w:t>337</w:t>
+            </w:r>
+            <w:r>
+              <w:rPr>
+                <w:rFonts w:ascii="Menlo" w:hAnsi="Menlo" w:cs="Menlo"/>
+                <w:color w:val="CCCCCC"/>
+                <w:sz w:val="18"/>
+                <w:szCs w:val="18"/>
+              </w:rPr>
+              <w:t xml:space="preserve">, </w:t>
+            </w:r>
+            <w:r>
+              <w:rPr>
+                <w:rFonts w:ascii="Menlo" w:hAnsi="Menlo" w:cs="Menlo"/>
+                <w:color w:val="CE9178"/>
+                <w:sz w:val="18"/>
+                <w:szCs w:val="18"/>
+              </w:rPr>
+              <w:t>'bm25+vector'</w:t>
+            </w:r>
+            <w:r>
+              <w:rPr>
+                <w:rFonts w:ascii="Menlo" w:hAnsi="Menlo" w:cs="Menlo"/>
+                <w:color w:val="CCCCCC"/>
+                <w:sz w:val="18"/>
+                <w:szCs w:val="18"/>
+              </w:rPr>
+              <w:t>), (</w:t>
+            </w:r>
+            <w:r>
+              <w:rPr>
+                <w:rFonts w:ascii="Menlo" w:hAnsi="Menlo" w:cs="Menlo"/>
+                <w:color w:val="CE9178"/>
+                <w:sz w:val="18"/>
+                <w:szCs w:val="18"/>
+              </w:rPr>
+              <w:t>'doc1'</w:t>
+            </w:r>
+            <w:r>
+              <w:rPr>
+                <w:rFonts w:ascii="Menlo" w:hAnsi="Menlo" w:cs="Menlo"/>
+                <w:color w:val="CCCCCC"/>
+                <w:sz w:val="18"/>
+                <w:szCs w:val="18"/>
+              </w:rPr>
+              <w:t xml:space="preserve">, </w:t>
+            </w:r>
+            <w:r>
+              <w:rPr>
+                <w:rFonts w:ascii="Menlo" w:hAnsi="Menlo" w:cs="Menlo"/>
+                <w:color w:val="569CD6"/>
+                <w:sz w:val="18"/>
+                <w:szCs w:val="18"/>
+              </w:rPr>
+              <w:t>0</w:t>
+            </w:r>
+            <w:r>
+              <w:rPr>
+                <w:rFonts w:ascii="Menlo" w:hAnsi="Menlo" w:cs="Menlo"/>
+                <w:color w:val="CCCCCC"/>
+                <w:sz w:val="18"/>
+                <w:szCs w:val="18"/>
+              </w:rPr>
+              <w:t>.</w:t>
+            </w:r>
+            <w:r>
+              <w:rPr>
+                <w:rFonts w:ascii="Menlo" w:hAnsi="Menlo" w:cs="Menlo"/>
+                <w:color w:val="569CD6"/>
+                <w:sz w:val="18"/>
+                <w:szCs w:val="18"/>
+              </w:rPr>
+              <w:t>141</w:t>
+            </w:r>
+            <w:r>
+              <w:rPr>
+                <w:rFonts w:ascii="Menlo" w:hAnsi="Menlo" w:cs="Menlo"/>
+                <w:color w:val="CCCCCC"/>
+                <w:sz w:val="18"/>
+                <w:szCs w:val="18"/>
+              </w:rPr>
+              <w:t xml:space="preserve">, </w:t>
+            </w:r>
+            <w:r>
+              <w:rPr>
+                <w:rFonts w:ascii="Menlo" w:hAnsi="Menlo" w:cs="Menlo"/>
+                <w:color w:val="CE9178"/>
+                <w:sz w:val="18"/>
+                <w:szCs w:val="18"/>
+              </w:rPr>
+              <w:t>'bm25+vector'</w:t>
+            </w:r>
+            <w:r>
+              <w:rPr>
+                <w:rFonts w:ascii="Menlo" w:hAnsi="Menlo" w:cs="Menlo"/>
+                <w:color w:val="CCCCCC"/>
+                <w:sz w:val="18"/>
+                <w:szCs w:val="18"/>
+              </w:rPr>
+              <w:t>)]</w:t>
+            </w:r>
+          </w:p>
+          <w:p>
+            <w:pPr>
+              <w:shd w:val="clear" w:color="auto" w:fill="1F1F1F"/>
+              <w:spacing w:line="270" w:lineRule="atLeast"/>
+              <w:rPr>
+                <w:rFonts w:ascii="Menlo" w:hAnsi="Menlo" w:cs="Menlo"/>
+                <w:color w:val="CCCCCC"/>
+                <w:sz w:val="18"/>
+                <w:szCs w:val="18"/>
+              </w:rPr>
+            </w:pPr>
+            <w:r>
+              <w:rPr>
+                <w:rFonts w:ascii="Menlo" w:hAnsi="Menlo" w:cs="Menlo"/>
+                <w:color w:val="CCCCCC"/>
+                <w:sz w:val="18"/>
+                <w:szCs w:val="18"/>
+              </w:rPr>
+              <w:t>answer=The documents do **not** give a death date for **Cooter Davenport** as a real-life person.</w:t>
+            </w:r>
+          </w:p>
+          <w:p>
+            <w:pPr>
+              <w:shd w:val="clear" w:color="auto" w:fill="1F1F1F"/>
+              <w:spacing w:line="270" w:lineRule="atLeast"/>
+              <w:rPr>
+                <w:rFonts w:ascii="Menlo" w:hAnsi="Menlo" w:cs="Menlo"/>
+                <w:color w:val="CCCCCC"/>
+                <w:sz w:val="18"/>
+                <w:szCs w:val="18"/>
+              </w:rPr>
+            </w:pPr>
+          </w:p>
+          <w:p>
+            <w:pPr>
+              <w:shd w:val="clear" w:color="auto" w:fill="1F1F1F"/>
+              <w:spacing w:line="270" w:lineRule="atLeast"/>
+              <w:rPr>
+                <w:rFonts w:ascii="Menlo" w:hAnsi="Menlo" w:cs="Menlo"/>
+                <w:color w:val="CCCCCC"/>
+                <w:sz w:val="18"/>
+                <w:szCs w:val="18"/>
+              </w:rPr>
+            </w:pPr>
+            <w:r>
+              <w:rPr>
+                <w:rFonts w:ascii="Menlo" w:hAnsi="Menlo" w:cs="Menlo"/>
+                <w:color w:val="CCCCCC"/>
+                <w:sz w:val="18"/>
+                <w:szCs w:val="18"/>
+              </w:rPr>
+              <w:t xml:space="preserve">If you mean the actor who played Cooter Davenport, **Ben Jones**, doc5 says he “died on **August </w:t>
+            </w:r>
+            <w:r>
+              <w:rPr>
+                <w:rFonts w:ascii="Menlo" w:hAnsi="Menlo" w:cs="Menlo"/>
+                <w:color w:val="569CD6"/>
+                <w:sz w:val="18"/>
+                <w:szCs w:val="18"/>
+              </w:rPr>
+              <w:t>9</w:t>
+            </w:r>
+            <w:r>
+              <w:rPr>
+                <w:rFonts w:ascii="Menlo" w:hAnsi="Menlo" w:cs="Menlo"/>
+                <w:color w:val="CCCCCC"/>
+                <w:sz w:val="18"/>
+                <w:szCs w:val="18"/>
+              </w:rPr>
+              <w:t xml:space="preserve">, </w:t>
+            </w:r>
+            <w:r>
+              <w:rPr>
+                <w:rFonts w:ascii="Menlo" w:hAnsi="Menlo" w:cs="Menlo"/>
+                <w:color w:val="569CD6"/>
+                <w:sz w:val="18"/>
+                <w:szCs w:val="18"/>
+              </w:rPr>
+              <w:t>2026</w:t>
+            </w:r>
+            <w:r>
+              <w:rPr>
+                <w:rFonts w:ascii="Menlo" w:hAnsi="Menlo" w:cs="Menlo"/>
+                <w:color w:val="CCCCCC"/>
+                <w:sz w:val="18"/>
+                <w:szCs w:val="18"/>
+              </w:rPr>
+              <w:t xml:space="preserve">**” at age </w:t>
+            </w:r>
+            <w:r>
+              <w:rPr>
+                <w:rFonts w:ascii="Menlo" w:hAnsi="Menlo" w:cs="Menlo"/>
+                <w:color w:val="569CD6"/>
+                <w:sz w:val="18"/>
+                <w:szCs w:val="18"/>
+              </w:rPr>
+              <w:t>84</w:t>
+            </w:r>
+            <w:r>
+              <w:rPr>
+                <w:rFonts w:ascii="Menlo" w:hAnsi="Menlo" w:cs="Menlo"/>
+                <w:color w:val="CCCCCC"/>
+                <w:sz w:val="18"/>
+                <w:szCs w:val="18"/>
+              </w:rPr>
+              <w:t xml:space="preserve">. It also says: “**Jones died from a massive heart attack at his home in Washington, Virginia, on August </w:t>
+            </w:r>
+            <w:r>
+              <w:rPr>
+                <w:rFonts w:ascii="Menlo" w:hAnsi="Menlo" w:cs="Menlo"/>
+                <w:color w:val="569CD6"/>
+                <w:sz w:val="18"/>
+                <w:szCs w:val="18"/>
+              </w:rPr>
+              <w:t>9</w:t>
+            </w:r>
+            <w:r>
+              <w:rPr>
+                <w:rFonts w:ascii="Menlo" w:hAnsi="Menlo" w:cs="Menlo"/>
+                <w:color w:val="CCCCCC"/>
+                <w:sz w:val="18"/>
+                <w:szCs w:val="18"/>
+              </w:rPr>
+              <w:t xml:space="preserve">, </w:t>
+            </w:r>
+            <w:r>
+              <w:rPr>
+                <w:rFonts w:ascii="Menlo" w:hAnsi="Menlo" w:cs="Menlo"/>
+                <w:color w:val="569CD6"/>
+                <w:sz w:val="18"/>
+                <w:szCs w:val="18"/>
+              </w:rPr>
+              <w:t>2026</w:t>
+            </w:r>
+            <w:r>
+              <w:rPr>
+                <w:rFonts w:ascii="Menlo" w:hAnsi="Menlo" w:cs="Menlo"/>
+                <w:color w:val="CCCCCC"/>
+                <w:sz w:val="18"/>
+                <w:szCs w:val="18"/>
+              </w:rPr>
+              <w:t>**.”</w:t>
+            </w:r>
+          </w:p>
+          <w:p>
+            <w:pPr>
+              <w:shd w:val="clear" w:color="auto" w:fill="1F1F1F"/>
+              <w:spacing w:line="270" w:lineRule="atLeast"/>
+              <w:rPr>
+                <w:rFonts w:ascii="Menlo" w:hAnsi="Menlo" w:cs="Menlo"/>
+                <w:color w:val="CCCCCC"/>
+                <w:sz w:val="18"/>
+                <w:szCs w:val="18"/>
+              </w:rPr>
+            </w:pPr>
+            <w:r>
+              <w:rPr>
+                <w:rFonts w:ascii="Menlo" w:hAnsi="Menlo" w:cs="Menlo"/>
+                <w:color w:val="CCCCCC"/>
+                <w:sz w:val="18"/>
+                <w:szCs w:val="18"/>
+              </w:rPr>
+              <w:t>------------------------------------------------------------------------</w:t>
+            </w:r>
+          </w:p>
+          <w:p>
+            <w:pPr>
+              <w:shd w:val="clear" w:color="auto" w:fill="1F1F1F"/>
+              <w:spacing w:line="270" w:lineRule="atLeast"/>
+              <w:rPr>
+                <w:rFonts w:ascii="Menlo" w:hAnsi="Menlo" w:cs="Menlo"/>
+                <w:color w:val="CCCCCC"/>
+                <w:sz w:val="18"/>
+                <w:szCs w:val="18"/>
+              </w:rPr>
+            </w:pPr>
+            <w:r>
+              <w:rPr>
+                <w:rFonts w:ascii="Menlo" w:hAnsi="Menlo" w:cs="Menlo"/>
+                <w:color w:val="CCCCCC"/>
+                <w:sz w:val="18"/>
+                <w:szCs w:val="18"/>
+              </w:rPr>
+              <w:t>[</w:t>
+            </w:r>
+            <w:r>
+              <w:rPr>
+                <w:rFonts w:ascii="Menlo" w:hAnsi="Menlo" w:cs="Menlo"/>
+                <w:color w:val="6A9955"/>
+                <w:sz w:val="18"/>
+                <w:szCs w:val="18"/>
+              </w:rPr>
+              <w:t>2026-09-01T18:33:25</w:t>
+            </w:r>
+            <w:r>
+              <w:rPr>
+                <w:rFonts w:ascii="Menlo" w:hAnsi="Menlo" w:cs="Menlo"/>
+                <w:color w:val="CCCCCC"/>
+                <w:sz w:val="18"/>
+                <w:szCs w:val="18"/>
+              </w:rPr>
+              <w:t xml:space="preserve">] QUERY </w:t>
+            </w:r>
+            <w:r>
+              <w:rPr>
+                <w:rFonts w:ascii="Menlo" w:hAnsi="Menlo" w:cs="Menlo"/>
+                <w:color w:val="569CD6"/>
+                <w:sz w:val="18"/>
+                <w:szCs w:val="18"/>
+              </w:rPr>
+              <w:t>3</w:t>
+            </w:r>
+            <w:r>
+              <w:rPr>
+                <w:rFonts w:ascii="Menlo" w:hAnsi="Menlo" w:cs="Menlo"/>
+                <w:color w:val="CCCCCC"/>
+                <w:sz w:val="18"/>
+                <w:szCs w:val="18"/>
+              </w:rPr>
+              <w:t>: When and for how much, did the brady bunch house sell?</w:t>
+            </w:r>
+          </w:p>
+          <w:p>
+            <w:pPr>
+              <w:shd w:val="clear" w:color="auto" w:fill="1F1F1F"/>
+              <w:spacing w:line="270" w:lineRule="atLeast"/>
+              <w:rPr>
+                <w:rFonts w:ascii="Menlo" w:hAnsi="Menlo" w:cs="Menlo"/>
+                <w:color w:val="CCCCCC"/>
+                <w:sz w:val="18"/>
+                <w:szCs w:val="18"/>
+              </w:rPr>
+            </w:pPr>
+            <w:r>
+              <w:rPr>
+                <w:rFonts w:ascii="Menlo" w:hAnsi="Menlo" w:cs="Menlo"/>
+                <w:color w:val="CCCCCC"/>
+                <w:sz w:val="18"/>
+                <w:szCs w:val="18"/>
+              </w:rPr>
+              <w:t>retrieved</w:t>
+            </w:r>
+            <w:proofErr w:type="gramStart"/>
+            <w:r>
+              <w:rPr>
+                <w:rFonts w:ascii="Menlo" w:hAnsi="Menlo" w:cs="Menlo"/>
+                <w:color w:val="CCCCCC"/>
+                <w:sz w:val="18"/>
+                <w:szCs w:val="18"/>
+              </w:rPr>
+              <w:t>=[</w:t>
+            </w:r>
+            <w:proofErr w:type="gramEnd"/>
+            <w:r>
+              <w:rPr>
+                <w:rFonts w:ascii="Menlo" w:hAnsi="Menlo" w:cs="Menlo"/>
+                <w:color w:val="CCCCCC"/>
+                <w:sz w:val="18"/>
+                <w:szCs w:val="18"/>
+              </w:rPr>
+              <w:t>(</w:t>
+            </w:r>
+            <w:r>
+              <w:rPr>
+                <w:rFonts w:ascii="Menlo" w:hAnsi="Menlo" w:cs="Menlo"/>
+                <w:color w:val="CE9178"/>
+                <w:sz w:val="18"/>
+                <w:szCs w:val="18"/>
+              </w:rPr>
+              <w:t>'doc3'</w:t>
+            </w:r>
+            <w:r>
+              <w:rPr>
+                <w:rFonts w:ascii="Menlo" w:hAnsi="Menlo" w:cs="Menlo"/>
+                <w:color w:val="CCCCCC"/>
+                <w:sz w:val="18"/>
+                <w:szCs w:val="18"/>
+              </w:rPr>
+              <w:t xml:space="preserve">, </w:t>
+            </w:r>
+            <w:r>
+              <w:rPr>
+                <w:rFonts w:ascii="Menlo" w:hAnsi="Menlo" w:cs="Menlo"/>
+                <w:color w:val="569CD6"/>
+                <w:sz w:val="18"/>
+                <w:szCs w:val="18"/>
+              </w:rPr>
+              <w:t>1</w:t>
+            </w:r>
+            <w:r>
+              <w:rPr>
+                <w:rFonts w:ascii="Menlo" w:hAnsi="Menlo" w:cs="Menlo"/>
+                <w:color w:val="CCCCCC"/>
+                <w:sz w:val="18"/>
+                <w:szCs w:val="18"/>
+              </w:rPr>
+              <w:t>.</w:t>
+            </w:r>
+            <w:r>
+              <w:rPr>
+                <w:rFonts w:ascii="Menlo" w:hAnsi="Menlo" w:cs="Menlo"/>
+                <w:color w:val="569CD6"/>
+                <w:sz w:val="18"/>
+                <w:szCs w:val="18"/>
+              </w:rPr>
+              <w:t>0</w:t>
+            </w:r>
+            <w:r>
+              <w:rPr>
+                <w:rFonts w:ascii="Menlo" w:hAnsi="Menlo" w:cs="Menlo"/>
+                <w:color w:val="CCCCCC"/>
+                <w:sz w:val="18"/>
+                <w:szCs w:val="18"/>
+              </w:rPr>
+              <w:t xml:space="preserve">, </w:t>
+            </w:r>
+            <w:r>
+              <w:rPr>
+                <w:rFonts w:ascii="Menlo" w:hAnsi="Menlo" w:cs="Menlo"/>
+                <w:color w:val="CE9178"/>
+                <w:sz w:val="18"/>
+                <w:szCs w:val="18"/>
+              </w:rPr>
+              <w:t>'bm25+vector'</w:t>
+            </w:r>
+            <w:r>
+              <w:rPr>
+                <w:rFonts w:ascii="Menlo" w:hAnsi="Menlo" w:cs="Menlo"/>
+                <w:color w:val="CCCCCC"/>
+                <w:sz w:val="18"/>
+                <w:szCs w:val="18"/>
+              </w:rPr>
+              <w:t>), (</w:t>
+            </w:r>
+            <w:r>
+              <w:rPr>
+                <w:rFonts w:ascii="Menlo" w:hAnsi="Menlo" w:cs="Menlo"/>
+                <w:color w:val="CE9178"/>
+                <w:sz w:val="18"/>
+                <w:szCs w:val="18"/>
+              </w:rPr>
+              <w:t>'doc2'</w:t>
+            </w:r>
+            <w:r>
+              <w:rPr>
+                <w:rFonts w:ascii="Menlo" w:hAnsi="Menlo" w:cs="Menlo"/>
+                <w:color w:val="CCCCCC"/>
+                <w:sz w:val="18"/>
+                <w:szCs w:val="18"/>
+              </w:rPr>
+              <w:t xml:space="preserve">, </w:t>
+            </w:r>
+            <w:r>
+              <w:rPr>
+                <w:rFonts w:ascii="Menlo" w:hAnsi="Menlo" w:cs="Menlo"/>
+                <w:color w:val="569CD6"/>
+                <w:sz w:val="18"/>
+                <w:szCs w:val="18"/>
+              </w:rPr>
+              <w:t>0</w:t>
+            </w:r>
+            <w:r>
+              <w:rPr>
+                <w:rFonts w:ascii="Menlo" w:hAnsi="Menlo" w:cs="Menlo"/>
+                <w:color w:val="CCCCCC"/>
+                <w:sz w:val="18"/>
+                <w:szCs w:val="18"/>
+              </w:rPr>
+              <w:t>.</w:t>
+            </w:r>
+            <w:r>
+              <w:rPr>
+                <w:rFonts w:ascii="Menlo" w:hAnsi="Menlo" w:cs="Menlo"/>
+                <w:color w:val="569CD6"/>
+                <w:sz w:val="18"/>
+                <w:szCs w:val="18"/>
+              </w:rPr>
+              <w:t>326</w:t>
+            </w:r>
+            <w:r>
+              <w:rPr>
+                <w:rFonts w:ascii="Menlo" w:hAnsi="Menlo" w:cs="Menlo"/>
+                <w:color w:val="CCCCCC"/>
+                <w:sz w:val="18"/>
+                <w:szCs w:val="18"/>
+              </w:rPr>
+              <w:t xml:space="preserve">, </w:t>
+            </w:r>
+            <w:r>
+              <w:rPr>
+                <w:rFonts w:ascii="Menlo" w:hAnsi="Menlo" w:cs="Menlo"/>
+                <w:color w:val="CE9178"/>
+                <w:sz w:val="18"/>
+                <w:szCs w:val="18"/>
+              </w:rPr>
+              <w:t>'bm25+vector'</w:t>
+            </w:r>
+            <w:r>
+              <w:rPr>
+                <w:rFonts w:ascii="Menlo" w:hAnsi="Menlo" w:cs="Menlo"/>
+                <w:color w:val="CCCCCC"/>
+                <w:sz w:val="18"/>
+                <w:szCs w:val="18"/>
+              </w:rPr>
+              <w:t>), (</w:t>
+            </w:r>
+            <w:r>
+              <w:rPr>
+                <w:rFonts w:ascii="Menlo" w:hAnsi="Menlo" w:cs="Menlo"/>
+                <w:color w:val="CE9178"/>
+                <w:sz w:val="18"/>
+                <w:szCs w:val="18"/>
+              </w:rPr>
+              <w:t>'doc4'</w:t>
+            </w:r>
+            <w:r>
+              <w:rPr>
+                <w:rFonts w:ascii="Menlo" w:hAnsi="Menlo" w:cs="Menlo"/>
+                <w:color w:val="CCCCCC"/>
+                <w:sz w:val="18"/>
+                <w:szCs w:val="18"/>
+              </w:rPr>
+              <w:t xml:space="preserve">, </w:t>
+            </w:r>
+            <w:r>
+              <w:rPr>
+                <w:rFonts w:ascii="Menlo" w:hAnsi="Menlo" w:cs="Menlo"/>
+                <w:color w:val="569CD6"/>
+                <w:sz w:val="18"/>
+                <w:szCs w:val="18"/>
+              </w:rPr>
+              <w:t>0</w:t>
+            </w:r>
+            <w:r>
+              <w:rPr>
+                <w:rFonts w:ascii="Menlo" w:hAnsi="Menlo" w:cs="Menlo"/>
+                <w:color w:val="CCCCCC"/>
+                <w:sz w:val="18"/>
+                <w:szCs w:val="18"/>
+              </w:rPr>
+              <w:t>.</w:t>
+            </w:r>
+            <w:r>
+              <w:rPr>
+                <w:rFonts w:ascii="Menlo" w:hAnsi="Menlo" w:cs="Menlo"/>
+                <w:color w:val="569CD6"/>
+                <w:sz w:val="18"/>
+                <w:szCs w:val="18"/>
+              </w:rPr>
+              <w:t>291</w:t>
+            </w:r>
+            <w:r>
+              <w:rPr>
+                <w:rFonts w:ascii="Menlo" w:hAnsi="Menlo" w:cs="Menlo"/>
+                <w:color w:val="CCCCCC"/>
+                <w:sz w:val="18"/>
+                <w:szCs w:val="18"/>
+              </w:rPr>
+              <w:t xml:space="preserve">, </w:t>
+            </w:r>
+            <w:r>
+              <w:rPr>
+                <w:rFonts w:ascii="Menlo" w:hAnsi="Menlo" w:cs="Menlo"/>
+                <w:color w:val="CE9178"/>
+                <w:sz w:val="18"/>
+                <w:szCs w:val="18"/>
+              </w:rPr>
+              <w:t>'bm25+vector'</w:t>
+            </w:r>
+            <w:r>
+              <w:rPr>
+                <w:rFonts w:ascii="Menlo" w:hAnsi="Menlo" w:cs="Menlo"/>
+                <w:color w:val="CCCCCC"/>
+                <w:sz w:val="18"/>
+                <w:szCs w:val="18"/>
+              </w:rPr>
+              <w:t>), (</w:t>
+            </w:r>
+            <w:r>
+              <w:rPr>
+                <w:rFonts w:ascii="Menlo" w:hAnsi="Menlo" w:cs="Menlo"/>
+                <w:color w:val="CE9178"/>
+                <w:sz w:val="18"/>
+                <w:szCs w:val="18"/>
+              </w:rPr>
+              <w:t>'doc5'</w:t>
+            </w:r>
+            <w:r>
+              <w:rPr>
+                <w:rFonts w:ascii="Menlo" w:hAnsi="Menlo" w:cs="Menlo"/>
+                <w:color w:val="CCCCCC"/>
+                <w:sz w:val="18"/>
+                <w:szCs w:val="18"/>
+              </w:rPr>
+              <w:t xml:space="preserve">, </w:t>
+            </w:r>
+            <w:r>
+              <w:rPr>
+                <w:rFonts w:ascii="Menlo" w:hAnsi="Menlo" w:cs="Menlo"/>
+                <w:color w:val="569CD6"/>
+                <w:sz w:val="18"/>
+                <w:szCs w:val="18"/>
+              </w:rPr>
+              <w:t>0</w:t>
+            </w:r>
+            <w:r>
+              <w:rPr>
+                <w:rFonts w:ascii="Menlo" w:hAnsi="Menlo" w:cs="Menlo"/>
+                <w:color w:val="CCCCCC"/>
+                <w:sz w:val="18"/>
+                <w:szCs w:val="18"/>
+              </w:rPr>
+              <w:t>.</w:t>
+            </w:r>
+            <w:r>
+              <w:rPr>
+                <w:rFonts w:ascii="Menlo" w:hAnsi="Menlo" w:cs="Menlo"/>
+                <w:color w:val="569CD6"/>
+                <w:sz w:val="18"/>
+                <w:szCs w:val="18"/>
+              </w:rPr>
+              <w:t>199</w:t>
+            </w:r>
+            <w:r>
+              <w:rPr>
+                <w:rFonts w:ascii="Menlo" w:hAnsi="Menlo" w:cs="Menlo"/>
+                <w:color w:val="CCCCCC"/>
+                <w:sz w:val="18"/>
+                <w:szCs w:val="18"/>
+              </w:rPr>
+              <w:t xml:space="preserve">, </w:t>
+            </w:r>
+            <w:r>
+              <w:rPr>
+                <w:rFonts w:ascii="Menlo" w:hAnsi="Menlo" w:cs="Menlo"/>
+                <w:color w:val="CE9178"/>
+                <w:sz w:val="18"/>
+                <w:szCs w:val="18"/>
+              </w:rPr>
+              <w:t>'bm25+vector'</w:t>
+            </w:r>
+            <w:r>
+              <w:rPr>
+                <w:rFonts w:ascii="Menlo" w:hAnsi="Menlo" w:cs="Menlo"/>
+                <w:color w:val="CCCCCC"/>
+                <w:sz w:val="18"/>
+                <w:szCs w:val="18"/>
+              </w:rPr>
+              <w:t>), (</w:t>
+            </w:r>
+            <w:r>
+              <w:rPr>
+                <w:rFonts w:ascii="Menlo" w:hAnsi="Menlo" w:cs="Menlo"/>
+                <w:color w:val="CE9178"/>
+                <w:sz w:val="18"/>
+                <w:szCs w:val="18"/>
+              </w:rPr>
+              <w:t>'doc10'</w:t>
+            </w:r>
+            <w:r>
+              <w:rPr>
+                <w:rFonts w:ascii="Menlo" w:hAnsi="Menlo" w:cs="Menlo"/>
+                <w:color w:val="CCCCCC"/>
+                <w:sz w:val="18"/>
+                <w:szCs w:val="18"/>
+              </w:rPr>
+              <w:t xml:space="preserve">, </w:t>
+            </w:r>
+            <w:r>
+              <w:rPr>
+                <w:rFonts w:ascii="Menlo" w:hAnsi="Menlo" w:cs="Menlo"/>
+                <w:color w:val="569CD6"/>
+                <w:sz w:val="18"/>
+                <w:szCs w:val="18"/>
+              </w:rPr>
+              <w:t>0</w:t>
+            </w:r>
+            <w:r>
+              <w:rPr>
+                <w:rFonts w:ascii="Menlo" w:hAnsi="Menlo" w:cs="Menlo"/>
+                <w:color w:val="CCCCCC"/>
+                <w:sz w:val="18"/>
+                <w:szCs w:val="18"/>
+              </w:rPr>
+              <w:t>.</w:t>
+            </w:r>
+            <w:r>
+              <w:rPr>
+                <w:rFonts w:ascii="Menlo" w:hAnsi="Menlo" w:cs="Menlo"/>
+                <w:color w:val="569CD6"/>
+                <w:sz w:val="18"/>
+                <w:szCs w:val="18"/>
+              </w:rPr>
+              <w:t>173</w:t>
+            </w:r>
+            <w:r>
+              <w:rPr>
+                <w:rFonts w:ascii="Menlo" w:hAnsi="Menlo" w:cs="Menlo"/>
+                <w:color w:val="CCCCCC"/>
+                <w:sz w:val="18"/>
+                <w:szCs w:val="18"/>
+              </w:rPr>
+              <w:t xml:space="preserve">, </w:t>
+            </w:r>
+            <w:r>
+              <w:rPr>
+                <w:rFonts w:ascii="Menlo" w:hAnsi="Menlo" w:cs="Menlo"/>
+                <w:color w:val="CE9178"/>
+                <w:sz w:val="18"/>
+                <w:szCs w:val="18"/>
+              </w:rPr>
+              <w:t>'bm25+vector'</w:t>
+            </w:r>
+            <w:r>
+              <w:rPr>
+                <w:rFonts w:ascii="Menlo" w:hAnsi="Menlo" w:cs="Menlo"/>
+                <w:color w:val="CCCCCC"/>
+                <w:sz w:val="18"/>
+                <w:szCs w:val="18"/>
+              </w:rPr>
+              <w:t>)]</w:t>
+            </w:r>
+          </w:p>
+          <w:p>
+            <w:pPr>
+              <w:shd w:val="clear" w:color="auto" w:fill="1F1F1F"/>
+              <w:spacing w:line="270" w:lineRule="atLeast"/>
+              <w:rPr>
+                <w:rFonts w:ascii="Menlo" w:hAnsi="Menlo" w:cs="Menlo"/>
+                <w:color w:val="CCCCCC"/>
+                <w:sz w:val="18"/>
+                <w:szCs w:val="18"/>
+              </w:rPr>
+            </w:pPr>
+            <w:r>
+              <w:rPr>
+                <w:rFonts w:ascii="Menlo" w:hAnsi="Menlo" w:cs="Menlo"/>
+                <w:color w:val="CCCCCC"/>
+                <w:sz w:val="18"/>
+                <w:szCs w:val="18"/>
+              </w:rPr>
+              <w:lastRenderedPageBreak/>
+              <w:t xml:space="preserve">answer=The documents say the Brady Bunch house was bought “**on September </w:t>
+            </w:r>
+            <w:r>
+              <w:rPr>
+                <w:rFonts w:ascii="Menlo" w:hAnsi="Menlo" w:cs="Menlo"/>
+                <w:color w:val="569CD6"/>
+                <w:sz w:val="18"/>
+                <w:szCs w:val="18"/>
+              </w:rPr>
+              <w:t>11</w:t>
+            </w:r>
+            <w:r>
+              <w:rPr>
+                <w:rFonts w:ascii="Menlo" w:hAnsi="Menlo" w:cs="Menlo"/>
+                <w:color w:val="CCCCCC"/>
+                <w:sz w:val="18"/>
+                <w:szCs w:val="18"/>
+              </w:rPr>
+              <w:t xml:space="preserve">, </w:t>
+            </w:r>
+            <w:r>
+              <w:rPr>
+                <w:rFonts w:ascii="Menlo" w:hAnsi="Menlo" w:cs="Menlo"/>
+                <w:color w:val="569CD6"/>
+                <w:sz w:val="18"/>
+                <w:szCs w:val="18"/>
+              </w:rPr>
+              <w:t>2023</w:t>
+            </w:r>
+            <w:r>
+              <w:rPr>
+                <w:rFonts w:ascii="Menlo" w:hAnsi="Menlo" w:cs="Menlo"/>
+                <w:color w:val="CCCCCC"/>
+                <w:sz w:val="18"/>
+                <w:szCs w:val="18"/>
+              </w:rPr>
+              <w:t>**” for “**$</w:t>
+            </w:r>
+            <w:r>
+              <w:rPr>
+                <w:rFonts w:ascii="Menlo" w:hAnsi="Menlo" w:cs="Menlo"/>
+                <w:color w:val="569CD6"/>
+                <w:sz w:val="18"/>
+                <w:szCs w:val="18"/>
+              </w:rPr>
+              <w:t>3</w:t>
+            </w:r>
+            <w:r>
+              <w:rPr>
+                <w:rFonts w:ascii="Menlo" w:hAnsi="Menlo" w:cs="Menlo"/>
+                <w:color w:val="CCCCCC"/>
+                <w:sz w:val="18"/>
+                <w:szCs w:val="18"/>
+              </w:rPr>
+              <w:t>.</w:t>
+            </w:r>
+            <w:r>
+              <w:rPr>
+                <w:rFonts w:ascii="Menlo" w:hAnsi="Menlo" w:cs="Menlo"/>
+                <w:color w:val="569CD6"/>
+                <w:sz w:val="18"/>
+                <w:szCs w:val="18"/>
+              </w:rPr>
+              <w:t>2</w:t>
+            </w:r>
+            <w:r>
+              <w:rPr>
+                <w:rFonts w:ascii="Menlo" w:hAnsi="Menlo" w:cs="Menlo"/>
+                <w:color w:val="CCCCCC"/>
+                <w:sz w:val="18"/>
+                <w:szCs w:val="18"/>
+              </w:rPr>
+              <w:t xml:space="preserve"> million**.”</w:t>
+            </w:r>
+          </w:p>
+          <w:p>
+            <w:pPr>
+              <w:shd w:val="clear" w:color="auto" w:fill="1F1F1F"/>
+              <w:spacing w:line="270" w:lineRule="atLeast"/>
+              <w:rPr>
+                <w:rFonts w:ascii="Menlo" w:hAnsi="Menlo" w:cs="Menlo"/>
+                <w:color w:val="CCCCCC"/>
+                <w:sz w:val="18"/>
+                <w:szCs w:val="18"/>
+              </w:rPr>
+            </w:pPr>
+            <w:r>
+              <w:rPr>
+                <w:rFonts w:ascii="Menlo" w:hAnsi="Menlo" w:cs="Menlo"/>
+                <w:color w:val="CCCCCC"/>
+                <w:sz w:val="18"/>
+                <w:szCs w:val="18"/>
+              </w:rPr>
+              <w:t>------------------------------------------------------------------------</w:t>
             </w:r>
           </w:p>
           <w:p>
             <w:pPr>
               <w:spacing w:after="120"/>
-              <w:rPr>
-                <w:sz w:val="24"/>
-                <w:szCs w:val="24"/>
-              </w:rPr>
-            </w:pPr>
-          </w:p>
-          <w:p>
-            <w:pPr>
-              <w:spacing w:after="120"/>
-              <w:rPr>
-                <w:sz w:val="24"/>
-                <w:szCs w:val="24"/>
-              </w:rPr>
-            </w:pPr>
-          </w:p>
-          <w:p>
-            <w:pPr>
-              <w:spacing w:after="120"/>
-              <w:rPr>
-                <w:sz w:val="24"/>
-                <w:szCs w:val="24"/>
-              </w:rPr>
-            </w:pPr>
-          </w:p>
-          <w:p>
-            <w:pPr>
-              <w:spacing w:after="120"/>
-              <w:rPr>
-                <w:sz w:val="24"/>
-                <w:szCs w:val="24"/>
-              </w:rPr>
-            </w:pPr>
-          </w:p>
-          <w:p>
-            <w:pPr>
-              <w:spacing w:after="120"/>
-              <w:rPr>
-                <w:sz w:val="24"/>
-                <w:szCs w:val="24"/>
-              </w:rPr>
             </w:pPr>
           </w:p>
         </w:tc>
@@ -842,16 +4376,12 @@
         <w:rPr>
           <w:rFonts w:eastAsia="Aptos"/>
           <w:color w:val="000000"/>
-          <w:sz w:val="24"/>
-          <w:szCs w:val="24"/>
         </w:rPr>
       </w:pPr>
       <w:r>
         <w:rPr>
           <w:rFonts w:eastAsia="Aptos"/>
           <w:color w:val="000000"/>
-          <w:sz w:val="24"/>
-          <w:szCs w:val="24"/>
         </w:rPr>
         <w:t>Provide three to five representative queries relevant to your scenario.</w:t>
       </w:r>
@@ -866,16 +4396,12 @@
         <w:rPr>
           <w:rFonts w:eastAsia="Aptos"/>
           <w:color w:val="000000"/>
-          <w:sz w:val="24"/>
-          <w:szCs w:val="24"/>
         </w:rPr>
       </w:pPr>
       <w:r>
         <w:rPr>
           <w:rFonts w:eastAsia="Aptos"/>
           <w:color w:val="000000"/>
-          <w:sz w:val="24"/>
-          <w:szCs w:val="24"/>
         </w:rPr>
         <w:t>Include the retrieved results for each query.</w:t>
       </w:r>
@@ -890,16 +4416,12 @@
         <w:rPr>
           <w:rFonts w:eastAsia="Aptos"/>
           <w:color w:val="000000"/>
-          <w:sz w:val="24"/>
-          <w:szCs w:val="24"/>
         </w:rPr>
       </w:pPr>
       <w:r>
         <w:rPr>
           <w:rFonts w:eastAsia="Aptos"/>
           <w:color w:val="000000"/>
-          <w:sz w:val="24"/>
-          <w:szCs w:val="24"/>
         </w:rPr>
         <w:t xml:space="preserve">Focus on showing how the retrieval system behaves across different types of information needs. Where possible, include a mix of precise, conceptual, or broader exploratory queries. </w:t>
       </w:r>
@@ -930,18 +4452,10 @@
             <w:shd w:val="clear" w:color="auto" w:fill="F2F2F2"/>
           </w:tcPr>
           <w:p>
-            <w:pPr>
-              <w:rPr>
-                <w:sz w:val="24"/>
-                <w:szCs w:val="24"/>
-              </w:rPr>
-            </w:pPr>
             <w:r>
               <w:rPr>
                 <w:b/>
                 <w:bCs/>
-                <w:sz w:val="24"/>
-                <w:szCs w:val="24"/>
               </w:rPr>
               <w:t>Query 1</w:t>
             </w:r>
@@ -964,262 +4478,458 @@
           </w:tcPr>
           <w:p>
             <w:pPr>
-              <w:rPr>
-                <w:sz w:val="24"/>
-                <w:szCs w:val="24"/>
-              </w:rPr>
+              <w:pStyle w:val="NormalWeb"/>
             </w:pPr>
             <w:r>
-              <w:rPr>
-                <w:sz w:val="24"/>
-                <w:szCs w:val="24"/>
-              </w:rPr>
               <w:t>Query:</w:t>
             </w:r>
+            <w:r>
+              <w:br/>
+            </w:r>
+            <w:r>
+              <w:t>Who were the 1st 3 players drafted in the NFL in 2026?</w:t>
+            </w:r>
           </w:p>
           <w:p>
             <w:pPr>
-              <w:rPr>
-                <w:sz w:val="24"/>
-                <w:szCs w:val="24"/>
+              <w:shd w:val="clear" w:color="auto" w:fill="1F1F1F"/>
+              <w:spacing w:line="270" w:lineRule="atLeast"/>
+              <w:rPr>
+                <w:rFonts w:ascii="Menlo" w:hAnsi="Menlo" w:cs="Menlo"/>
+                <w:color w:val="CCCCCC"/>
+                <w:sz w:val="18"/>
+                <w:szCs w:val="18"/>
               </w:rPr>
             </w:pPr>
-          </w:p>
-          <w:p>
-            <w:pPr>
-              <w:rPr>
-                <w:sz w:val="24"/>
-                <w:szCs w:val="24"/>
-              </w:rPr>
-            </w:pPr>
-            <w:r>
-              <w:rPr>
-                <w:sz w:val="24"/>
-                <w:szCs w:val="24"/>
-              </w:rPr>
+            <w:r>
               <w:t>Retrieved results:</w:t>
             </w:r>
-          </w:p>
-          <w:p>
-            <w:pPr>
-              <w:rPr>
-                <w:sz w:val="24"/>
-                <w:szCs w:val="24"/>
-              </w:rPr>
-            </w:pPr>
-          </w:p>
-          <w:p>
-            <w:pPr>
-              <w:rPr>
-                <w:sz w:val="24"/>
-                <w:szCs w:val="24"/>
-              </w:rPr>
-            </w:pPr>
-            <w:r>
-              <w:rPr>
-                <w:sz w:val="24"/>
-                <w:szCs w:val="24"/>
-              </w:rPr>
-              <w:lastRenderedPageBreak/>
+            <w:r>
+              <w:br/>
+            </w:r>
+            <w:r>
+              <w:rPr>
+                <w:rFonts w:ascii="Menlo" w:hAnsi="Menlo" w:cs="Menlo"/>
+                <w:color w:val="CCCCCC"/>
+                <w:sz w:val="18"/>
+                <w:szCs w:val="18"/>
+              </w:rPr>
+              <w:t>[(</w:t>
+            </w:r>
+            <w:r>
+              <w:rPr>
+                <w:rFonts w:ascii="Menlo" w:hAnsi="Menlo" w:cs="Menlo"/>
+                <w:color w:val="CE9178"/>
+                <w:sz w:val="18"/>
+                <w:szCs w:val="18"/>
+              </w:rPr>
+              <w:t>'</w:t>
+            </w:r>
+            <w:proofErr w:type="spellStart"/>
+            <w:r>
+              <w:rPr>
+                <w:rFonts w:ascii="Menlo" w:hAnsi="Menlo" w:cs="Menlo"/>
+                <w:color w:val="CE9178"/>
+                <w:sz w:val="18"/>
+                <w:szCs w:val="18"/>
+              </w:rPr>
+              <w:t>Baltimore_Ravens</w:t>
+            </w:r>
+            <w:proofErr w:type="spellEnd"/>
+            <w:r>
+              <w:rPr>
+                <w:rFonts w:ascii="Menlo" w:hAnsi="Menlo" w:cs="Menlo"/>
+                <w:color w:val="CE9178"/>
+                <w:sz w:val="18"/>
+                <w:szCs w:val="18"/>
+              </w:rPr>
+              <w:t>'</w:t>
+            </w:r>
+            <w:r>
+              <w:rPr>
+                <w:rFonts w:ascii="Menlo" w:hAnsi="Menlo" w:cs="Menlo"/>
+                <w:color w:val="CCCCCC"/>
+                <w:sz w:val="18"/>
+                <w:szCs w:val="18"/>
+              </w:rPr>
+              <w:t xml:space="preserve">, </w:t>
+            </w:r>
+            <w:r>
+              <w:rPr>
+                <w:rFonts w:ascii="Menlo" w:hAnsi="Menlo" w:cs="Menlo"/>
+                <w:color w:val="569CD6"/>
+                <w:sz w:val="18"/>
+                <w:szCs w:val="18"/>
+              </w:rPr>
+              <w:t>0</w:t>
+            </w:r>
+            <w:r>
+              <w:rPr>
+                <w:rFonts w:ascii="Menlo" w:hAnsi="Menlo" w:cs="Menlo"/>
+                <w:color w:val="CCCCCC"/>
+                <w:sz w:val="18"/>
+                <w:szCs w:val="18"/>
+              </w:rPr>
+              <w:t>.</w:t>
+            </w:r>
+            <w:r>
+              <w:rPr>
+                <w:rFonts w:ascii="Menlo" w:hAnsi="Menlo" w:cs="Menlo"/>
+                <w:color w:val="569CD6"/>
+                <w:sz w:val="18"/>
+                <w:szCs w:val="18"/>
+              </w:rPr>
+              <w:t>5</w:t>
+            </w:r>
+            <w:r>
+              <w:rPr>
+                <w:rFonts w:ascii="Menlo" w:hAnsi="Menlo" w:cs="Menlo"/>
+                <w:color w:val="CCCCCC"/>
+                <w:sz w:val="18"/>
+                <w:szCs w:val="18"/>
+              </w:rPr>
+              <w:t xml:space="preserve">, </w:t>
+            </w:r>
+            <w:r>
+              <w:rPr>
+                <w:rFonts w:ascii="Menlo" w:hAnsi="Menlo" w:cs="Menlo"/>
+                <w:color w:val="CE9178"/>
+                <w:sz w:val="18"/>
+                <w:szCs w:val="18"/>
+              </w:rPr>
+              <w:t>'bm25'</w:t>
+            </w:r>
+            <w:r>
+              <w:rPr>
+                <w:rFonts w:ascii="Menlo" w:hAnsi="Menlo" w:cs="Menlo"/>
+                <w:color w:val="CCCCCC"/>
+                <w:sz w:val="18"/>
+                <w:szCs w:val="18"/>
+              </w:rPr>
+              <w:t>), (</w:t>
+            </w:r>
+            <w:r>
+              <w:rPr>
+                <w:rFonts w:ascii="Menlo" w:hAnsi="Menlo" w:cs="Menlo"/>
+                <w:color w:val="CE9178"/>
+                <w:sz w:val="18"/>
+                <w:szCs w:val="18"/>
+              </w:rPr>
+              <w:t>'1998_NFL_draft'</w:t>
+            </w:r>
+            <w:r>
+              <w:rPr>
+                <w:rFonts w:ascii="Menlo" w:hAnsi="Menlo" w:cs="Menlo"/>
+                <w:color w:val="CCCCCC"/>
+                <w:sz w:val="18"/>
+                <w:szCs w:val="18"/>
+              </w:rPr>
+              <w:t xml:space="preserve">, </w:t>
+            </w:r>
+            <w:r>
+              <w:rPr>
+                <w:rFonts w:ascii="Menlo" w:hAnsi="Menlo" w:cs="Menlo"/>
+                <w:color w:val="569CD6"/>
+                <w:sz w:val="18"/>
+                <w:szCs w:val="18"/>
+              </w:rPr>
+              <w:t>0</w:t>
+            </w:r>
+            <w:r>
+              <w:rPr>
+                <w:rFonts w:ascii="Menlo" w:hAnsi="Menlo" w:cs="Menlo"/>
+                <w:color w:val="CCCCCC"/>
+                <w:sz w:val="18"/>
+                <w:szCs w:val="18"/>
+              </w:rPr>
+              <w:t>.</w:t>
+            </w:r>
+            <w:r>
+              <w:rPr>
+                <w:rFonts w:ascii="Menlo" w:hAnsi="Menlo" w:cs="Menlo"/>
+                <w:color w:val="569CD6"/>
+                <w:sz w:val="18"/>
+                <w:szCs w:val="18"/>
+              </w:rPr>
+              <w:t>5</w:t>
+            </w:r>
+            <w:r>
+              <w:rPr>
+                <w:rFonts w:ascii="Menlo" w:hAnsi="Menlo" w:cs="Menlo"/>
+                <w:color w:val="CCCCCC"/>
+                <w:sz w:val="18"/>
+                <w:szCs w:val="18"/>
+              </w:rPr>
+              <w:t xml:space="preserve">, </w:t>
+            </w:r>
+            <w:r>
+              <w:rPr>
+                <w:rFonts w:ascii="Menlo" w:hAnsi="Menlo" w:cs="Menlo"/>
+                <w:color w:val="CE9178"/>
+                <w:sz w:val="18"/>
+                <w:szCs w:val="18"/>
+              </w:rPr>
+              <w:t>'vector'</w:t>
+            </w:r>
+            <w:r>
+              <w:rPr>
+                <w:rFonts w:ascii="Menlo" w:hAnsi="Menlo" w:cs="Menlo"/>
+                <w:color w:val="CCCCCC"/>
+                <w:sz w:val="18"/>
+                <w:szCs w:val="18"/>
+              </w:rPr>
+              <w:t>), (</w:t>
+            </w:r>
+            <w:r>
+              <w:rPr>
+                <w:rFonts w:ascii="Menlo" w:hAnsi="Menlo" w:cs="Menlo"/>
+                <w:color w:val="CE9178"/>
+                <w:sz w:val="18"/>
+                <w:szCs w:val="18"/>
+              </w:rPr>
+              <w:t>'1997_NFL_draft'</w:t>
+            </w:r>
+            <w:r>
+              <w:rPr>
+                <w:rFonts w:ascii="Menlo" w:hAnsi="Menlo" w:cs="Menlo"/>
+                <w:color w:val="CCCCCC"/>
+                <w:sz w:val="18"/>
+                <w:szCs w:val="18"/>
+              </w:rPr>
+              <w:t xml:space="preserve">, </w:t>
+            </w:r>
+            <w:r>
+              <w:rPr>
+                <w:rFonts w:ascii="Menlo" w:hAnsi="Menlo" w:cs="Menlo"/>
+                <w:color w:val="569CD6"/>
+                <w:sz w:val="18"/>
+                <w:szCs w:val="18"/>
+              </w:rPr>
+              <w:t>0</w:t>
+            </w:r>
+            <w:r>
+              <w:rPr>
+                <w:rFonts w:ascii="Menlo" w:hAnsi="Menlo" w:cs="Menlo"/>
+                <w:color w:val="CCCCCC"/>
+                <w:sz w:val="18"/>
+                <w:szCs w:val="18"/>
+              </w:rPr>
+              <w:t>.</w:t>
+            </w:r>
+            <w:r>
+              <w:rPr>
+                <w:rFonts w:ascii="Menlo" w:hAnsi="Menlo" w:cs="Menlo"/>
+                <w:color w:val="569CD6"/>
+                <w:sz w:val="18"/>
+                <w:szCs w:val="18"/>
+              </w:rPr>
+              <w:t>473</w:t>
+            </w:r>
+            <w:r>
+              <w:rPr>
+                <w:rFonts w:ascii="Menlo" w:hAnsi="Menlo" w:cs="Menlo"/>
+                <w:color w:val="CCCCCC"/>
+                <w:sz w:val="18"/>
+                <w:szCs w:val="18"/>
+              </w:rPr>
+              <w:t xml:space="preserve">, </w:t>
+            </w:r>
+            <w:r>
+              <w:rPr>
+                <w:rFonts w:ascii="Menlo" w:hAnsi="Menlo" w:cs="Menlo"/>
+                <w:color w:val="CE9178"/>
+                <w:sz w:val="18"/>
+                <w:szCs w:val="18"/>
+              </w:rPr>
+              <w:t>'vector'</w:t>
+            </w:r>
+            <w:r>
+              <w:rPr>
+                <w:rFonts w:ascii="Menlo" w:hAnsi="Menlo" w:cs="Menlo"/>
+                <w:color w:val="CCCCCC"/>
+                <w:sz w:val="18"/>
+                <w:szCs w:val="18"/>
+              </w:rPr>
+              <w:t>), (</w:t>
+            </w:r>
+            <w:r>
+              <w:rPr>
+                <w:rFonts w:ascii="Menlo" w:hAnsi="Menlo" w:cs="Menlo"/>
+                <w:color w:val="CE9178"/>
+                <w:sz w:val="18"/>
+                <w:szCs w:val="18"/>
+              </w:rPr>
+              <w:t>'2026_NFL_draft'</w:t>
+            </w:r>
+            <w:r>
+              <w:rPr>
+                <w:rFonts w:ascii="Menlo" w:hAnsi="Menlo" w:cs="Menlo"/>
+                <w:color w:val="CCCCCC"/>
+                <w:sz w:val="18"/>
+                <w:szCs w:val="18"/>
+              </w:rPr>
+              <w:t xml:space="preserve">, </w:t>
+            </w:r>
+            <w:r>
+              <w:rPr>
+                <w:rFonts w:ascii="Menlo" w:hAnsi="Menlo" w:cs="Menlo"/>
+                <w:color w:val="569CD6"/>
+                <w:sz w:val="18"/>
+                <w:szCs w:val="18"/>
+              </w:rPr>
+              <w:t>0</w:t>
+            </w:r>
+            <w:r>
+              <w:rPr>
+                <w:rFonts w:ascii="Menlo" w:hAnsi="Menlo" w:cs="Menlo"/>
+                <w:color w:val="CCCCCC"/>
+                <w:sz w:val="18"/>
+                <w:szCs w:val="18"/>
+              </w:rPr>
+              <w:t>.</w:t>
+            </w:r>
+            <w:r>
+              <w:rPr>
+                <w:rFonts w:ascii="Menlo" w:hAnsi="Menlo" w:cs="Menlo"/>
+                <w:color w:val="569CD6"/>
+                <w:sz w:val="18"/>
+                <w:szCs w:val="18"/>
+              </w:rPr>
+              <w:t>473</w:t>
+            </w:r>
+            <w:r>
+              <w:rPr>
+                <w:rFonts w:ascii="Menlo" w:hAnsi="Menlo" w:cs="Menlo"/>
+                <w:color w:val="CCCCCC"/>
+                <w:sz w:val="18"/>
+                <w:szCs w:val="18"/>
+              </w:rPr>
+              <w:t xml:space="preserve">, </w:t>
+            </w:r>
+            <w:r>
+              <w:rPr>
+                <w:rFonts w:ascii="Menlo" w:hAnsi="Menlo" w:cs="Menlo"/>
+                <w:color w:val="CE9178"/>
+                <w:sz w:val="18"/>
+                <w:szCs w:val="18"/>
+              </w:rPr>
+              <w:t>'vector'</w:t>
+            </w:r>
+            <w:r>
+              <w:rPr>
+                <w:rFonts w:ascii="Menlo" w:hAnsi="Menlo" w:cs="Menlo"/>
+                <w:color w:val="CCCCCC"/>
+                <w:sz w:val="18"/>
+                <w:szCs w:val="18"/>
+              </w:rPr>
+              <w:t>), (</w:t>
+            </w:r>
+            <w:r>
+              <w:rPr>
+                <w:rFonts w:ascii="Menlo" w:hAnsi="Menlo" w:cs="Menlo"/>
+                <w:color w:val="CE9178"/>
+                <w:sz w:val="18"/>
+                <w:szCs w:val="18"/>
+              </w:rPr>
+              <w:t>'2021_NBA_draft'</w:t>
+            </w:r>
+            <w:r>
+              <w:rPr>
+                <w:rFonts w:ascii="Menlo" w:hAnsi="Menlo" w:cs="Menlo"/>
+                <w:color w:val="CCCCCC"/>
+                <w:sz w:val="18"/>
+                <w:szCs w:val="18"/>
+              </w:rPr>
+              <w:t xml:space="preserve">, </w:t>
+            </w:r>
+            <w:r>
+              <w:rPr>
+                <w:rFonts w:ascii="Menlo" w:hAnsi="Menlo" w:cs="Menlo"/>
+                <w:color w:val="569CD6"/>
+                <w:sz w:val="18"/>
+                <w:szCs w:val="18"/>
+              </w:rPr>
+              <w:t>0</w:t>
+            </w:r>
+            <w:r>
+              <w:rPr>
+                <w:rFonts w:ascii="Menlo" w:hAnsi="Menlo" w:cs="Menlo"/>
+                <w:color w:val="CCCCCC"/>
+                <w:sz w:val="18"/>
+                <w:szCs w:val="18"/>
+              </w:rPr>
+              <w:t>.</w:t>
+            </w:r>
+            <w:r>
+              <w:rPr>
+                <w:rFonts w:ascii="Menlo" w:hAnsi="Menlo" w:cs="Menlo"/>
+                <w:color w:val="569CD6"/>
+                <w:sz w:val="18"/>
+                <w:szCs w:val="18"/>
+              </w:rPr>
+              <w:t>393</w:t>
+            </w:r>
+            <w:r>
+              <w:rPr>
+                <w:rFonts w:ascii="Menlo" w:hAnsi="Menlo" w:cs="Menlo"/>
+                <w:color w:val="CCCCCC"/>
+                <w:sz w:val="18"/>
+                <w:szCs w:val="18"/>
+              </w:rPr>
+              <w:t xml:space="preserve">, </w:t>
+            </w:r>
+            <w:r>
+              <w:rPr>
+                <w:rFonts w:ascii="Menlo" w:hAnsi="Menlo" w:cs="Menlo"/>
+                <w:color w:val="CE9178"/>
+                <w:sz w:val="18"/>
+                <w:szCs w:val="18"/>
+              </w:rPr>
+              <w:t>'vector'</w:t>
+            </w:r>
+            <w:r>
+              <w:rPr>
+                <w:rFonts w:ascii="Menlo" w:hAnsi="Menlo" w:cs="Menlo"/>
+                <w:color w:val="CCCCCC"/>
+                <w:sz w:val="18"/>
+                <w:szCs w:val="18"/>
+              </w:rPr>
+              <w:t>)]</w:t>
+            </w:r>
+          </w:p>
+          <w:p/>
+          <w:p>
+            <w:r>
               <w:t>Observations:</w:t>
             </w:r>
           </w:p>
           <w:p>
             <w:pPr>
               <w:spacing w:after="120"/>
-              <w:rPr>
-                <w:sz w:val="24"/>
-                <w:szCs w:val="24"/>
-              </w:rPr>
             </w:pPr>
             <w:r>
-              <w:rPr>
-                <w:sz w:val="24"/>
-                <w:szCs w:val="24"/>
-              </w:rPr>
-              <w:t xml:space="preserve">What worked well? What limitations, challenges, or unexpected retrieval behaviors did you observe? </w:t>
+              <w:t>The retrieval system successfully found the document containing the answer, demonstrating how RAG can provide information about an event that occurred after the model's training data. However, the correct 2026_NFL_draft document ranked only fourth. Several less relevant documents ranked higher, including the 1997 and 1998 NFL drafts, and the system even retrieved the unrelated 2021_NBA_draft.</w:t>
             </w:r>
           </w:p>
           <w:p>
             <w:pPr>
               <w:spacing w:after="120"/>
-              <w:rPr>
-                <w:sz w:val="24"/>
-                <w:szCs w:val="24"/>
-              </w:rPr>
             </w:pPr>
+            <w:r>
+              <w:t xml:space="preserve">This shows an important limitation of similarity-based retrieval: documents can be semantically similar because they have the same structure and terminology without </w:t>
+            </w:r>
+            <w:proofErr w:type="gramStart"/>
+            <w:r>
+              <w:t>actually containing</w:t>
+            </w:r>
+            <w:proofErr w:type="gramEnd"/>
+            <w:r>
+              <w:t xml:space="preserve"> the requested information. The year 2026 was particularly important in this query, but the vector search did not appear to give it enough weight. Despite imperfect ranking, the correct document was within the top five results, allowing the generation step to produce the correct answer.</w:t>
+            </w:r>
           </w:p>
           <w:p>
             <w:pPr>
               <w:spacing w:after="120"/>
-              <w:rPr>
-                <w:sz w:val="24"/>
-                <w:szCs w:val="24"/>
-              </w:rPr>
-            </w:pPr>
-          </w:p>
-        </w:tc>
-      </w:tr>
-    </w:tbl>
-    <w:p>
-      <w:pPr>
-        <w:rPr>
-          <w:sz w:val="24"/>
-          <w:szCs w:val="24"/>
-        </w:rPr>
-      </w:pPr>
-    </w:p>
-    <w:tbl>
-      <w:tblPr>
-        <w:tblW w:w="10080" w:type="dxa"/>
-        <w:jc w:val="center"/>
-        <w:tblLayout w:type="fixed"/>
-        <w:tblLook w:val="0400" w:firstRow="0" w:lastRow="0" w:firstColumn="0" w:lastColumn="0" w:noHBand="0" w:noVBand="1"/>
-      </w:tblPr>
-      <w:tblGrid>
-        <w:gridCol w:w="10080"/>
-      </w:tblGrid>
-      <w:tr>
-        <w:trPr>
-          <w:jc w:val="center"/>
-        </w:trPr>
-        <w:tc>
-          <w:tcPr>
-            <w:tcW w:w="10080" w:type="dxa"/>
-            <w:tcBorders>
-              <w:top w:val="single" w:sz="6" w:space="0" w:color="BFBFBF"/>
-              <w:left w:val="single" w:sz="6" w:space="0" w:color="BFBFBF"/>
-              <w:bottom w:val="single" w:sz="6" w:space="0" w:color="BFBFBF"/>
-              <w:right w:val="single" w:sz="6" w:space="0" w:color="BFBFBF"/>
-            </w:tcBorders>
-            <w:shd w:val="clear" w:color="auto" w:fill="F2F2F2"/>
-          </w:tcPr>
-          <w:p>
-            <w:pPr>
-              <w:rPr>
-                <w:sz w:val="24"/>
-                <w:szCs w:val="24"/>
-              </w:rPr>
-            </w:pPr>
-            <w:r>
-              <w:rPr>
-                <w:b/>
-                <w:bCs/>
-                <w:sz w:val="24"/>
-                <w:szCs w:val="24"/>
-              </w:rPr>
-              <w:t>Query 2</w:t>
-            </w:r>
-          </w:p>
-        </w:tc>
-      </w:tr>
-      <w:tr>
-        <w:trPr>
-          <w:jc w:val="center"/>
-        </w:trPr>
-        <w:tc>
-          <w:tcPr>
-            <w:tcW w:w="10080" w:type="dxa"/>
-            <w:tcBorders>
-              <w:top w:val="single" w:sz="6" w:space="0" w:color="BFBFBF"/>
-              <w:left w:val="single" w:sz="6" w:space="0" w:color="BFBFBF"/>
-              <w:bottom w:val="single" w:sz="6" w:space="0" w:color="BFBFBF"/>
-              <w:right w:val="single" w:sz="6" w:space="0" w:color="BFBFBF"/>
-            </w:tcBorders>
-          </w:tcPr>
-          <w:p>
-            <w:pPr>
-              <w:rPr>
-                <w:sz w:val="24"/>
-                <w:szCs w:val="24"/>
-              </w:rPr>
-            </w:pPr>
-            <w:r>
-              <w:rPr>
-                <w:sz w:val="24"/>
-                <w:szCs w:val="24"/>
-              </w:rPr>
-              <w:t>Query:</w:t>
-            </w:r>
-          </w:p>
-          <w:p>
-            <w:pPr>
-              <w:rPr>
-                <w:sz w:val="24"/>
-                <w:szCs w:val="24"/>
-              </w:rPr>
-            </w:pPr>
-          </w:p>
-          <w:p>
-            <w:pPr>
-              <w:rPr>
-                <w:sz w:val="24"/>
-                <w:szCs w:val="24"/>
-              </w:rPr>
-            </w:pPr>
-            <w:r>
-              <w:rPr>
-                <w:sz w:val="24"/>
-                <w:szCs w:val="24"/>
-              </w:rPr>
-              <w:t>Retrieved results:</w:t>
-            </w:r>
-          </w:p>
-          <w:p>
-            <w:pPr>
-              <w:rPr>
-                <w:sz w:val="24"/>
-                <w:szCs w:val="24"/>
-              </w:rPr>
-            </w:pPr>
-          </w:p>
-          <w:p>
-            <w:pPr>
-              <w:rPr>
-                <w:sz w:val="24"/>
-                <w:szCs w:val="24"/>
-              </w:rPr>
-            </w:pPr>
-            <w:r>
-              <w:rPr>
-                <w:sz w:val="24"/>
-                <w:szCs w:val="24"/>
-              </w:rPr>
-              <w:t>Observations:</w:t>
-            </w:r>
-          </w:p>
-          <w:p>
-            <w:pPr>
-              <w:spacing w:after="120"/>
-              <w:rPr>
-                <w:sz w:val="24"/>
-                <w:szCs w:val="24"/>
-              </w:rPr>
-            </w:pPr>
-            <w:r>
-              <w:rPr>
-                <w:sz w:val="24"/>
-                <w:szCs w:val="24"/>
-              </w:rPr>
-              <w:t xml:space="preserve">What worked well? What limitations, challenges, or unexpected retrieval behaviors did you observe? </w:t>
-            </w:r>
-          </w:p>
-          <w:p>
-            <w:pPr>
-              <w:spacing w:after="120"/>
-              <w:rPr>
-                <w:sz w:val="24"/>
-                <w:szCs w:val="24"/>
-              </w:rPr>
-            </w:pPr>
-          </w:p>
-          <w:p>
-            <w:pPr>
-              <w:spacing w:after="120"/>
-              <w:rPr>
-                <w:sz w:val="24"/>
-                <w:szCs w:val="24"/>
-              </w:rPr>
             </w:pPr>
           </w:p>
         </w:tc>
@@ -1252,20 +4962,12 @@
             <w:shd w:val="clear" w:color="auto" w:fill="F2F2F2"/>
           </w:tcPr>
           <w:p>
-            <w:pPr>
-              <w:rPr>
-                <w:sz w:val="24"/>
-                <w:szCs w:val="24"/>
-              </w:rPr>
-            </w:pPr>
             <w:r>
               <w:rPr>
                 <w:b/>
                 <w:bCs/>
-                <w:sz w:val="24"/>
-                <w:szCs w:val="24"/>
-              </w:rPr>
-              <w:t>Query 3</w:t>
+              </w:rPr>
+              <w:t>Query 2</w:t>
             </w:r>
           </w:p>
         </w:tc>
@@ -1286,98 +4988,554 @@
           </w:tcPr>
           <w:p>
             <w:pPr>
-              <w:rPr>
-                <w:sz w:val="24"/>
-                <w:szCs w:val="24"/>
-              </w:rPr>
+              <w:pStyle w:val="NormalWeb"/>
             </w:pPr>
             <w:r>
-              <w:rPr>
-                <w:sz w:val="24"/>
-                <w:szCs w:val="24"/>
-              </w:rPr>
               <w:t>Query:</w:t>
             </w:r>
+            <w:r>
+              <w:br/>
+            </w:r>
+            <w:r>
+              <w:t>When did Cooter Davenport die in real life?</w:t>
+            </w:r>
+          </w:p>
+          <w:p>
+            <w:r>
+              <w:t>Retrieved results:</w:t>
+            </w:r>
           </w:p>
           <w:p>
             <w:pPr>
-              <w:rPr>
-                <w:sz w:val="24"/>
-                <w:szCs w:val="24"/>
+              <w:shd w:val="clear" w:color="auto" w:fill="1F1F1F"/>
+              <w:spacing w:line="270" w:lineRule="atLeast"/>
+              <w:rPr>
+                <w:rFonts w:ascii="Menlo" w:hAnsi="Menlo" w:cs="Menlo"/>
+                <w:color w:val="CCCCCC"/>
+                <w:sz w:val="18"/>
+                <w:szCs w:val="18"/>
               </w:rPr>
             </w:pPr>
-          </w:p>
-          <w:p>
-            <w:pPr>
-              <w:rPr>
-                <w:sz w:val="24"/>
-                <w:szCs w:val="24"/>
-              </w:rPr>
-            </w:pPr>
-            <w:r>
-              <w:rPr>
-                <w:sz w:val="24"/>
-                <w:szCs w:val="24"/>
-              </w:rPr>
-              <w:t>Retrieved results:</w:t>
-            </w:r>
-          </w:p>
-          <w:p>
-            <w:pPr>
-              <w:rPr>
-                <w:sz w:val="24"/>
-                <w:szCs w:val="24"/>
-              </w:rPr>
-            </w:pPr>
-          </w:p>
-          <w:p>
-            <w:pPr>
-              <w:rPr>
-                <w:sz w:val="24"/>
-                <w:szCs w:val="24"/>
-              </w:rPr>
-            </w:pPr>
-            <w:r>
-              <w:rPr>
-                <w:sz w:val="24"/>
-                <w:szCs w:val="24"/>
-              </w:rPr>
+            <w:r>
+              <w:rPr>
+                <w:rFonts w:ascii="Menlo" w:hAnsi="Menlo" w:cs="Menlo"/>
+                <w:color w:val="CCCCCC"/>
+                <w:sz w:val="18"/>
+                <w:szCs w:val="18"/>
+              </w:rPr>
+              <w:t>retrieved=[(</w:t>
+            </w:r>
+            <w:r>
+              <w:rPr>
+                <w:rFonts w:ascii="Menlo" w:hAnsi="Menlo" w:cs="Menlo"/>
+                <w:color w:val="CE9178"/>
+                <w:sz w:val="18"/>
+                <w:szCs w:val="18"/>
+              </w:rPr>
+              <w:t>'</w:t>
+            </w:r>
+            <w:proofErr w:type="spellStart"/>
+            <w:r>
+              <w:rPr>
+                <w:rFonts w:ascii="Menlo" w:hAnsi="Menlo" w:cs="Menlo"/>
+                <w:color w:val="CE9178"/>
+                <w:sz w:val="18"/>
+                <w:szCs w:val="18"/>
+              </w:rPr>
+              <w:t>Ben_Jones</w:t>
+            </w:r>
+            <w:proofErr w:type="spellEnd"/>
+            <w:r>
+              <w:rPr>
+                <w:rFonts w:ascii="Menlo" w:hAnsi="Menlo" w:cs="Menlo"/>
+                <w:color w:val="CE9178"/>
+                <w:sz w:val="18"/>
+                <w:szCs w:val="18"/>
+              </w:rPr>
+              <w:t>_(</w:t>
+            </w:r>
+            <w:proofErr w:type="spellStart"/>
+            <w:r>
+              <w:rPr>
+                <w:rFonts w:ascii="Menlo" w:hAnsi="Menlo" w:cs="Menlo"/>
+                <w:color w:val="CE9178"/>
+                <w:sz w:val="18"/>
+                <w:szCs w:val="18"/>
+              </w:rPr>
+              <w:t>American_actor_and_politician</w:t>
+            </w:r>
+            <w:proofErr w:type="spellEnd"/>
+            <w:r>
+              <w:rPr>
+                <w:rFonts w:ascii="Menlo" w:hAnsi="Menlo" w:cs="Menlo"/>
+                <w:color w:val="CE9178"/>
+                <w:sz w:val="18"/>
+                <w:szCs w:val="18"/>
+              </w:rPr>
+              <w:t>)'</w:t>
+            </w:r>
+            <w:r>
+              <w:rPr>
+                <w:rFonts w:ascii="Menlo" w:hAnsi="Menlo" w:cs="Menlo"/>
+                <w:color w:val="CCCCCC"/>
+                <w:sz w:val="18"/>
+                <w:szCs w:val="18"/>
+              </w:rPr>
+              <w:t xml:space="preserve">, </w:t>
+            </w:r>
+            <w:r>
+              <w:rPr>
+                <w:rFonts w:ascii="Menlo" w:hAnsi="Menlo" w:cs="Menlo"/>
+                <w:color w:val="569CD6"/>
+                <w:sz w:val="18"/>
+                <w:szCs w:val="18"/>
+              </w:rPr>
+              <w:t>1</w:t>
+            </w:r>
+            <w:r>
+              <w:rPr>
+                <w:rFonts w:ascii="Menlo" w:hAnsi="Menlo" w:cs="Menlo"/>
+                <w:color w:val="CCCCCC"/>
+                <w:sz w:val="18"/>
+                <w:szCs w:val="18"/>
+              </w:rPr>
+              <w:t>.</w:t>
+            </w:r>
+            <w:r>
+              <w:rPr>
+                <w:rFonts w:ascii="Menlo" w:hAnsi="Menlo" w:cs="Menlo"/>
+                <w:color w:val="569CD6"/>
+                <w:sz w:val="18"/>
+                <w:szCs w:val="18"/>
+              </w:rPr>
+              <w:t>0</w:t>
+            </w:r>
+            <w:r>
+              <w:rPr>
+                <w:rFonts w:ascii="Menlo" w:hAnsi="Menlo" w:cs="Menlo"/>
+                <w:color w:val="CCCCCC"/>
+                <w:sz w:val="18"/>
+                <w:szCs w:val="18"/>
+              </w:rPr>
+              <w:t xml:space="preserve">, </w:t>
+            </w:r>
+            <w:r>
+              <w:rPr>
+                <w:rFonts w:ascii="Menlo" w:hAnsi="Menlo" w:cs="Menlo"/>
+                <w:color w:val="CE9178"/>
+                <w:sz w:val="18"/>
+                <w:szCs w:val="18"/>
+              </w:rPr>
+              <w:t>'bm25+vector'</w:t>
+            </w:r>
+            <w:r>
+              <w:rPr>
+                <w:rFonts w:ascii="Menlo" w:hAnsi="Menlo" w:cs="Menlo"/>
+                <w:color w:val="CCCCCC"/>
+                <w:sz w:val="18"/>
+                <w:szCs w:val="18"/>
+              </w:rPr>
+              <w:t>), (</w:t>
+            </w:r>
+            <w:r>
+              <w:rPr>
+                <w:rFonts w:ascii="Menlo" w:hAnsi="Menlo" w:cs="Menlo"/>
+                <w:color w:val="CE9178"/>
+                <w:sz w:val="18"/>
+                <w:szCs w:val="18"/>
+              </w:rPr>
+              <w:t>'</w:t>
+            </w:r>
+            <w:proofErr w:type="spellStart"/>
+            <w:r>
+              <w:rPr>
+                <w:rFonts w:ascii="Menlo" w:hAnsi="Menlo" w:cs="Menlo"/>
+                <w:color w:val="CE9178"/>
+                <w:sz w:val="18"/>
+                <w:szCs w:val="18"/>
+              </w:rPr>
+              <w:t>The_Dukes_of_Hazzard</w:t>
+            </w:r>
+            <w:proofErr w:type="spellEnd"/>
+            <w:r>
+              <w:rPr>
+                <w:rFonts w:ascii="Menlo" w:hAnsi="Menlo" w:cs="Menlo"/>
+                <w:color w:val="CE9178"/>
+                <w:sz w:val="18"/>
+                <w:szCs w:val="18"/>
+              </w:rPr>
+              <w:t>'</w:t>
+            </w:r>
+            <w:r>
+              <w:rPr>
+                <w:rFonts w:ascii="Menlo" w:hAnsi="Menlo" w:cs="Menlo"/>
+                <w:color w:val="CCCCCC"/>
+                <w:sz w:val="18"/>
+                <w:szCs w:val="18"/>
+              </w:rPr>
+              <w:t xml:space="preserve">, </w:t>
+            </w:r>
+            <w:r>
+              <w:rPr>
+                <w:rFonts w:ascii="Menlo" w:hAnsi="Menlo" w:cs="Menlo"/>
+                <w:color w:val="569CD6"/>
+                <w:sz w:val="18"/>
+                <w:szCs w:val="18"/>
+              </w:rPr>
+              <w:t>0</w:t>
+            </w:r>
+            <w:r>
+              <w:rPr>
+                <w:rFonts w:ascii="Menlo" w:hAnsi="Menlo" w:cs="Menlo"/>
+                <w:color w:val="CCCCCC"/>
+                <w:sz w:val="18"/>
+                <w:szCs w:val="18"/>
+              </w:rPr>
+              <w:t>.</w:t>
+            </w:r>
+            <w:r>
+              <w:rPr>
+                <w:rFonts w:ascii="Menlo" w:hAnsi="Menlo" w:cs="Menlo"/>
+                <w:color w:val="569CD6"/>
+                <w:sz w:val="18"/>
+                <w:szCs w:val="18"/>
+              </w:rPr>
+              <w:t>823</w:t>
+            </w:r>
+            <w:r>
+              <w:rPr>
+                <w:rFonts w:ascii="Menlo" w:hAnsi="Menlo" w:cs="Menlo"/>
+                <w:color w:val="CCCCCC"/>
+                <w:sz w:val="18"/>
+                <w:szCs w:val="18"/>
+              </w:rPr>
+              <w:t xml:space="preserve">, </w:t>
+            </w:r>
+            <w:r>
+              <w:rPr>
+                <w:rFonts w:ascii="Menlo" w:hAnsi="Menlo" w:cs="Menlo"/>
+                <w:color w:val="CE9178"/>
+                <w:sz w:val="18"/>
+                <w:szCs w:val="18"/>
+              </w:rPr>
+              <w:t>'bm25+vector'</w:t>
+            </w:r>
+            <w:r>
+              <w:rPr>
+                <w:rFonts w:ascii="Menlo" w:hAnsi="Menlo" w:cs="Menlo"/>
+                <w:color w:val="CCCCCC"/>
+                <w:sz w:val="18"/>
+                <w:szCs w:val="18"/>
+              </w:rPr>
+              <w:t>), (</w:t>
+            </w:r>
+            <w:r>
+              <w:rPr>
+                <w:rFonts w:ascii="Menlo" w:hAnsi="Menlo" w:cs="Menlo"/>
+                <w:color w:val="CE9178"/>
+                <w:sz w:val="18"/>
+                <w:szCs w:val="18"/>
+              </w:rPr>
+              <w:t>'</w:t>
+            </w:r>
+            <w:proofErr w:type="spellStart"/>
+            <w:r>
+              <w:rPr>
+                <w:rFonts w:ascii="Menlo" w:hAnsi="Menlo" w:cs="Menlo"/>
+                <w:color w:val="CE9178"/>
+                <w:sz w:val="18"/>
+                <w:szCs w:val="18"/>
+              </w:rPr>
+              <w:t>Davy_Crockett</w:t>
+            </w:r>
+            <w:proofErr w:type="spellEnd"/>
+            <w:r>
+              <w:rPr>
+                <w:rFonts w:ascii="Menlo" w:hAnsi="Menlo" w:cs="Menlo"/>
+                <w:color w:val="CE9178"/>
+                <w:sz w:val="18"/>
+                <w:szCs w:val="18"/>
+              </w:rPr>
+              <w:t>'</w:t>
+            </w:r>
+            <w:r>
+              <w:rPr>
+                <w:rFonts w:ascii="Menlo" w:hAnsi="Menlo" w:cs="Menlo"/>
+                <w:color w:val="CCCCCC"/>
+                <w:sz w:val="18"/>
+                <w:szCs w:val="18"/>
+              </w:rPr>
+              <w:t xml:space="preserve">, </w:t>
+            </w:r>
+            <w:r>
+              <w:rPr>
+                <w:rFonts w:ascii="Menlo" w:hAnsi="Menlo" w:cs="Menlo"/>
+                <w:color w:val="569CD6"/>
+                <w:sz w:val="18"/>
+                <w:szCs w:val="18"/>
+              </w:rPr>
+              <w:t>0</w:t>
+            </w:r>
+            <w:r>
+              <w:rPr>
+                <w:rFonts w:ascii="Menlo" w:hAnsi="Menlo" w:cs="Menlo"/>
+                <w:color w:val="CCCCCC"/>
+                <w:sz w:val="18"/>
+                <w:szCs w:val="18"/>
+              </w:rPr>
+              <w:t>.</w:t>
+            </w:r>
+            <w:r>
+              <w:rPr>
+                <w:rFonts w:ascii="Menlo" w:hAnsi="Menlo" w:cs="Menlo"/>
+                <w:color w:val="569CD6"/>
+                <w:sz w:val="18"/>
+                <w:szCs w:val="18"/>
+              </w:rPr>
+              <w:t>326</w:t>
+            </w:r>
+            <w:r>
+              <w:rPr>
+                <w:rFonts w:ascii="Menlo" w:hAnsi="Menlo" w:cs="Menlo"/>
+                <w:color w:val="CCCCCC"/>
+                <w:sz w:val="18"/>
+                <w:szCs w:val="18"/>
+              </w:rPr>
+              <w:t xml:space="preserve">, </w:t>
+            </w:r>
+            <w:r>
+              <w:rPr>
+                <w:rFonts w:ascii="Menlo" w:hAnsi="Menlo" w:cs="Menlo"/>
+                <w:color w:val="CE9178"/>
+                <w:sz w:val="18"/>
+                <w:szCs w:val="18"/>
+              </w:rPr>
+              <w:t>'vector'</w:t>
+            </w:r>
+            <w:r>
+              <w:rPr>
+                <w:rFonts w:ascii="Menlo" w:hAnsi="Menlo" w:cs="Menlo"/>
+                <w:color w:val="CCCCCC"/>
+                <w:sz w:val="18"/>
+                <w:szCs w:val="18"/>
+              </w:rPr>
+              <w:t>), (</w:t>
+            </w:r>
+            <w:r>
+              <w:rPr>
+                <w:rFonts w:ascii="Menlo" w:hAnsi="Menlo" w:cs="Menlo"/>
+                <w:color w:val="CE9178"/>
+                <w:sz w:val="18"/>
+                <w:szCs w:val="18"/>
+              </w:rPr>
+              <w:t>'</w:t>
+            </w:r>
+            <w:proofErr w:type="spellStart"/>
+            <w:r>
+              <w:rPr>
+                <w:rFonts w:ascii="Menlo" w:hAnsi="Menlo" w:cs="Menlo"/>
+                <w:color w:val="CE9178"/>
+                <w:sz w:val="18"/>
+                <w:szCs w:val="18"/>
+              </w:rPr>
+              <w:t>Patrick_Sheane_Duncan</w:t>
+            </w:r>
+            <w:proofErr w:type="spellEnd"/>
+            <w:r>
+              <w:rPr>
+                <w:rFonts w:ascii="Menlo" w:hAnsi="Menlo" w:cs="Menlo"/>
+                <w:color w:val="CE9178"/>
+                <w:sz w:val="18"/>
+                <w:szCs w:val="18"/>
+              </w:rPr>
+              <w:t>'</w:t>
+            </w:r>
+            <w:r>
+              <w:rPr>
+                <w:rFonts w:ascii="Menlo" w:hAnsi="Menlo" w:cs="Menlo"/>
+                <w:color w:val="CCCCCC"/>
+                <w:sz w:val="18"/>
+                <w:szCs w:val="18"/>
+              </w:rPr>
+              <w:t xml:space="preserve">, </w:t>
+            </w:r>
+            <w:r>
+              <w:rPr>
+                <w:rFonts w:ascii="Menlo" w:hAnsi="Menlo" w:cs="Menlo"/>
+                <w:color w:val="569CD6"/>
+                <w:sz w:val="18"/>
+                <w:szCs w:val="18"/>
+              </w:rPr>
+              <w:t>0</w:t>
+            </w:r>
+            <w:r>
+              <w:rPr>
+                <w:rFonts w:ascii="Menlo" w:hAnsi="Menlo" w:cs="Menlo"/>
+                <w:color w:val="CCCCCC"/>
+                <w:sz w:val="18"/>
+                <w:szCs w:val="18"/>
+              </w:rPr>
+              <w:t>.</w:t>
+            </w:r>
+            <w:r>
+              <w:rPr>
+                <w:rFonts w:ascii="Menlo" w:hAnsi="Menlo" w:cs="Menlo"/>
+                <w:color w:val="569CD6"/>
+                <w:sz w:val="18"/>
+                <w:szCs w:val="18"/>
+              </w:rPr>
+              <w:t>09</w:t>
+            </w:r>
+            <w:r>
+              <w:rPr>
+                <w:rFonts w:ascii="Menlo" w:hAnsi="Menlo" w:cs="Menlo"/>
+                <w:color w:val="CCCCCC"/>
+                <w:sz w:val="18"/>
+                <w:szCs w:val="18"/>
+              </w:rPr>
+              <w:t xml:space="preserve">, </w:t>
+            </w:r>
+            <w:r>
+              <w:rPr>
+                <w:rFonts w:ascii="Menlo" w:hAnsi="Menlo" w:cs="Menlo"/>
+                <w:color w:val="CE9178"/>
+                <w:sz w:val="18"/>
+                <w:szCs w:val="18"/>
+              </w:rPr>
+              <w:t>'vector'</w:t>
+            </w:r>
+            <w:r>
+              <w:rPr>
+                <w:rFonts w:ascii="Menlo" w:hAnsi="Menlo" w:cs="Menlo"/>
+                <w:color w:val="CCCCCC"/>
+                <w:sz w:val="18"/>
+                <w:szCs w:val="18"/>
+              </w:rPr>
+              <w:t>), (</w:t>
+            </w:r>
+            <w:r>
+              <w:rPr>
+                <w:rFonts w:ascii="Menlo" w:hAnsi="Menlo" w:cs="Menlo"/>
+                <w:color w:val="CE9178"/>
+                <w:sz w:val="18"/>
+                <w:szCs w:val="18"/>
+              </w:rPr>
+              <w:t>'</w:t>
+            </w:r>
+            <w:proofErr w:type="spellStart"/>
+            <w:r>
+              <w:rPr>
+                <w:rFonts w:ascii="Menlo" w:hAnsi="Menlo" w:cs="Menlo"/>
+                <w:color w:val="CE9178"/>
+                <w:sz w:val="18"/>
+                <w:szCs w:val="18"/>
+              </w:rPr>
+              <w:t>Dennis_Hopper</w:t>
+            </w:r>
+            <w:proofErr w:type="spellEnd"/>
+            <w:r>
+              <w:rPr>
+                <w:rFonts w:ascii="Menlo" w:hAnsi="Menlo" w:cs="Menlo"/>
+                <w:color w:val="CE9178"/>
+                <w:sz w:val="18"/>
+                <w:szCs w:val="18"/>
+              </w:rPr>
+              <w:t>'</w:t>
+            </w:r>
+            <w:r>
+              <w:rPr>
+                <w:rFonts w:ascii="Menlo" w:hAnsi="Menlo" w:cs="Menlo"/>
+                <w:color w:val="CCCCCC"/>
+                <w:sz w:val="18"/>
+                <w:szCs w:val="18"/>
+              </w:rPr>
+              <w:t xml:space="preserve">, </w:t>
+            </w:r>
+            <w:r>
+              <w:rPr>
+                <w:rFonts w:ascii="Menlo" w:hAnsi="Menlo" w:cs="Menlo"/>
+                <w:color w:val="569CD6"/>
+                <w:sz w:val="18"/>
+                <w:szCs w:val="18"/>
+              </w:rPr>
+              <w:t>0</w:t>
+            </w:r>
+            <w:r>
+              <w:rPr>
+                <w:rFonts w:ascii="Menlo" w:hAnsi="Menlo" w:cs="Menlo"/>
+                <w:color w:val="CCCCCC"/>
+                <w:sz w:val="18"/>
+                <w:szCs w:val="18"/>
+              </w:rPr>
+              <w:t>.</w:t>
+            </w:r>
+            <w:r>
+              <w:rPr>
+                <w:rFonts w:ascii="Menlo" w:hAnsi="Menlo" w:cs="Menlo"/>
+                <w:color w:val="569CD6"/>
+                <w:sz w:val="18"/>
+                <w:szCs w:val="18"/>
+              </w:rPr>
+              <w:t>089</w:t>
+            </w:r>
+            <w:r>
+              <w:rPr>
+                <w:rFonts w:ascii="Menlo" w:hAnsi="Menlo" w:cs="Menlo"/>
+                <w:color w:val="CCCCCC"/>
+                <w:sz w:val="18"/>
+                <w:szCs w:val="18"/>
+              </w:rPr>
+              <w:t xml:space="preserve">, </w:t>
+            </w:r>
+            <w:r>
+              <w:rPr>
+                <w:rFonts w:ascii="Menlo" w:hAnsi="Menlo" w:cs="Menlo"/>
+                <w:color w:val="CE9178"/>
+                <w:sz w:val="18"/>
+                <w:szCs w:val="18"/>
+              </w:rPr>
+              <w:t>'vector'</w:t>
+            </w:r>
+            <w:r>
+              <w:rPr>
+                <w:rFonts w:ascii="Menlo" w:hAnsi="Menlo" w:cs="Menlo"/>
+                <w:color w:val="CCCCCC"/>
+                <w:sz w:val="18"/>
+                <w:szCs w:val="18"/>
+              </w:rPr>
+              <w:t>)]</w:t>
+            </w:r>
+          </w:p>
+          <w:p/>
+          <w:p>
+            <w:r>
               <w:t>Observations:</w:t>
             </w:r>
           </w:p>
           <w:p>
             <w:pPr>
               <w:spacing w:after="120"/>
-              <w:rPr>
-                <w:sz w:val="24"/>
-                <w:szCs w:val="24"/>
-              </w:rPr>
             </w:pPr>
             <w:r>
-              <w:rPr>
-                <w:sz w:val="24"/>
-                <w:szCs w:val="24"/>
-              </w:rPr>
-              <w:t xml:space="preserve">What worked well? What limitations, challenges, or unexpected retrieval behaviors did you observe? </w:t>
+              <w:t>This was the strongest retrieval of the three tests. The system correctly connected the fictional character Cooter Davenport with Ben Jones, the actor who portrayed him. The Ben Jones document received a perfect retrieval score of 1.0, and The Dukes of Hazzard was also highly ranked at 0.823.</w:t>
             </w:r>
           </w:p>
           <w:p>
             <w:pPr>
               <w:spacing w:after="120"/>
-              <w:rPr>
-                <w:sz w:val="24"/>
-                <w:szCs w:val="24"/>
-              </w:rPr>
             </w:pPr>
+            <w:r>
+              <w:lastRenderedPageBreak/>
+              <w:t>This demonstrates the advantage of hybrid retrieval. Both BM25 and vector retrieval identified the two most relevant documents. The system was able to handle an indirect question in which the person being asked about was identified by a character name rather than his real name.</w:t>
+            </w:r>
           </w:p>
           <w:p>
             <w:pPr>
               <w:spacing w:after="120"/>
-              <w:rPr>
-                <w:sz w:val="24"/>
-                <w:szCs w:val="24"/>
-              </w:rPr>
             </w:pPr>
+            <w:r>
+              <w:t>The lower-ranked results were mostly irrelevant, but their scores were significantly lower. This indicates that the retriever had much greater confidence in the relevant documents than in the unrelated ones.</w:t>
+            </w:r>
           </w:p>
         </w:tc>
       </w:tr>
@@ -1409,21 +5567,12 @@
             <w:shd w:val="clear" w:color="auto" w:fill="F2F2F2"/>
           </w:tcPr>
           <w:p>
-            <w:pPr>
-              <w:rPr>
-                <w:sz w:val="24"/>
-                <w:szCs w:val="24"/>
-              </w:rPr>
-            </w:pPr>
             <w:r>
               <w:rPr>
                 <w:b/>
                 <w:bCs/>
-                <w:sz w:val="24"/>
-                <w:szCs w:val="24"/>
-              </w:rPr>
-              <w:lastRenderedPageBreak/>
-              <w:t>Optional Additional Queries</w:t>
+              </w:rPr>
+              <w:t>Query 3</w:t>
             </w:r>
           </w:p>
         </w:tc>
@@ -1443,103 +5592,583 @@
             </w:tcBorders>
           </w:tcPr>
           <w:p>
+            <w:r>
+              <w:t>Query:</w:t>
+            </w:r>
+            <w:r>
+              <w:br/>
+            </w:r>
+            <w:r>
+              <w:t>When and for how much did the Brady Bunch house sell?</w:t>
+            </w:r>
+          </w:p>
+          <w:p/>
+          <w:p>
+            <w:r>
+              <w:t>Retrieved results:</w:t>
+            </w:r>
+          </w:p>
+          <w:p>
             <w:pPr>
-              <w:rPr>
-                <w:sz w:val="24"/>
-                <w:szCs w:val="24"/>
+              <w:shd w:val="clear" w:color="auto" w:fill="1F1F1F"/>
+              <w:spacing w:line="270" w:lineRule="atLeast"/>
+              <w:rPr>
+                <w:rFonts w:ascii="Menlo" w:hAnsi="Menlo" w:cs="Menlo"/>
+                <w:color w:val="CCCCCC"/>
+                <w:sz w:val="18"/>
+                <w:szCs w:val="18"/>
               </w:rPr>
             </w:pPr>
             <w:r>
               <w:rPr>
-                <w:sz w:val="24"/>
-                <w:szCs w:val="24"/>
-              </w:rPr>
-              <w:t>Query:</w:t>
-            </w:r>
-          </w:p>
-          <w:p>
-            <w:pPr>
-              <w:rPr>
-                <w:sz w:val="24"/>
-                <w:szCs w:val="24"/>
-              </w:rPr>
-            </w:pPr>
-          </w:p>
-          <w:p>
-            <w:pPr>
-              <w:rPr>
-                <w:sz w:val="24"/>
-                <w:szCs w:val="24"/>
-              </w:rPr>
-            </w:pPr>
-            <w:r>
-              <w:rPr>
-                <w:sz w:val="24"/>
-                <w:szCs w:val="24"/>
-              </w:rPr>
-              <w:t>Retrieved results:</w:t>
-            </w:r>
-          </w:p>
-          <w:p>
-            <w:pPr>
-              <w:rPr>
-                <w:sz w:val="24"/>
-                <w:szCs w:val="24"/>
-              </w:rPr>
-            </w:pPr>
-          </w:p>
-          <w:p>
-            <w:pPr>
-              <w:rPr>
-                <w:sz w:val="24"/>
-                <w:szCs w:val="24"/>
-              </w:rPr>
-            </w:pPr>
-            <w:r>
-              <w:rPr>
-                <w:sz w:val="24"/>
-                <w:szCs w:val="24"/>
-              </w:rPr>
+                <w:rFonts w:ascii="Menlo" w:hAnsi="Menlo" w:cs="Menlo"/>
+                <w:color w:val="CCCCCC"/>
+                <w:sz w:val="18"/>
+                <w:szCs w:val="18"/>
+              </w:rPr>
+              <w:t>retrieved</w:t>
+            </w:r>
+            <w:proofErr w:type="gramStart"/>
+            <w:r>
+              <w:rPr>
+                <w:rFonts w:ascii="Menlo" w:hAnsi="Menlo" w:cs="Menlo"/>
+                <w:color w:val="CCCCCC"/>
+                <w:sz w:val="18"/>
+                <w:szCs w:val="18"/>
+              </w:rPr>
+              <w:t>=[</w:t>
+            </w:r>
+            <w:proofErr w:type="gramEnd"/>
+            <w:r>
+              <w:rPr>
+                <w:rFonts w:ascii="Menlo" w:hAnsi="Menlo" w:cs="Menlo"/>
+                <w:color w:val="CCCCCC"/>
+                <w:sz w:val="18"/>
+                <w:szCs w:val="18"/>
+              </w:rPr>
+              <w:t>(</w:t>
+            </w:r>
+            <w:r>
+              <w:rPr>
+                <w:rFonts w:ascii="Menlo" w:hAnsi="Menlo" w:cs="Menlo"/>
+                <w:color w:val="CE9178"/>
+                <w:sz w:val="18"/>
+                <w:szCs w:val="18"/>
+              </w:rPr>
+              <w:t>'</w:t>
+            </w:r>
+            <w:proofErr w:type="spellStart"/>
+            <w:r>
+              <w:rPr>
+                <w:rFonts w:ascii="Menlo" w:hAnsi="Menlo" w:cs="Menlo"/>
+                <w:color w:val="CE9178"/>
+                <w:sz w:val="18"/>
+                <w:szCs w:val="18"/>
+              </w:rPr>
+              <w:t>The_Brady_Bunch</w:t>
+            </w:r>
+            <w:proofErr w:type="spellEnd"/>
+            <w:r>
+              <w:rPr>
+                <w:rFonts w:ascii="Menlo" w:hAnsi="Menlo" w:cs="Menlo"/>
+                <w:color w:val="CE9178"/>
+                <w:sz w:val="18"/>
+                <w:szCs w:val="18"/>
+              </w:rPr>
+              <w:t>'</w:t>
+            </w:r>
+            <w:r>
+              <w:rPr>
+                <w:rFonts w:ascii="Menlo" w:hAnsi="Menlo" w:cs="Menlo"/>
+                <w:color w:val="CCCCCC"/>
+                <w:sz w:val="18"/>
+                <w:szCs w:val="18"/>
+              </w:rPr>
+              <w:t xml:space="preserve">, </w:t>
+            </w:r>
+            <w:r>
+              <w:rPr>
+                <w:rFonts w:ascii="Menlo" w:hAnsi="Menlo" w:cs="Menlo"/>
+                <w:color w:val="569CD6"/>
+                <w:sz w:val="18"/>
+                <w:szCs w:val="18"/>
+              </w:rPr>
+              <w:t>1</w:t>
+            </w:r>
+            <w:r>
+              <w:rPr>
+                <w:rFonts w:ascii="Menlo" w:hAnsi="Menlo" w:cs="Menlo"/>
+                <w:color w:val="CCCCCC"/>
+                <w:sz w:val="18"/>
+                <w:szCs w:val="18"/>
+              </w:rPr>
+              <w:t>.</w:t>
+            </w:r>
+            <w:r>
+              <w:rPr>
+                <w:rFonts w:ascii="Menlo" w:hAnsi="Menlo" w:cs="Menlo"/>
+                <w:color w:val="569CD6"/>
+                <w:sz w:val="18"/>
+                <w:szCs w:val="18"/>
+              </w:rPr>
+              <w:t>0</w:t>
+            </w:r>
+            <w:r>
+              <w:rPr>
+                <w:rFonts w:ascii="Menlo" w:hAnsi="Menlo" w:cs="Menlo"/>
+                <w:color w:val="CCCCCC"/>
+                <w:sz w:val="18"/>
+                <w:szCs w:val="18"/>
+              </w:rPr>
+              <w:t xml:space="preserve">, </w:t>
+            </w:r>
+            <w:r>
+              <w:rPr>
+                <w:rFonts w:ascii="Menlo" w:hAnsi="Menlo" w:cs="Menlo"/>
+                <w:color w:val="CE9178"/>
+                <w:sz w:val="18"/>
+                <w:szCs w:val="18"/>
+              </w:rPr>
+              <w:t>'bm25+vector'</w:t>
+            </w:r>
+            <w:r>
+              <w:rPr>
+                <w:rFonts w:ascii="Menlo" w:hAnsi="Menlo" w:cs="Menlo"/>
+                <w:color w:val="CCCCCC"/>
+                <w:sz w:val="18"/>
+                <w:szCs w:val="18"/>
+              </w:rPr>
+              <w:t>), (</w:t>
+            </w:r>
+            <w:r>
+              <w:rPr>
+                <w:rFonts w:ascii="Menlo" w:hAnsi="Menlo" w:cs="Menlo"/>
+                <w:color w:val="CE9178"/>
+                <w:sz w:val="18"/>
+                <w:szCs w:val="18"/>
+              </w:rPr>
+              <w:t>'</w:t>
+            </w:r>
+            <w:proofErr w:type="spellStart"/>
+            <w:r>
+              <w:rPr>
+                <w:rFonts w:ascii="Menlo" w:hAnsi="Menlo" w:cs="Menlo"/>
+                <w:color w:val="CE9178"/>
+                <w:sz w:val="18"/>
+                <w:szCs w:val="18"/>
+              </w:rPr>
+              <w:t>Super_Bowl_XLVI</w:t>
+            </w:r>
+            <w:proofErr w:type="spellEnd"/>
+            <w:r>
+              <w:rPr>
+                <w:rFonts w:ascii="Menlo" w:hAnsi="Menlo" w:cs="Menlo"/>
+                <w:color w:val="CE9178"/>
+                <w:sz w:val="18"/>
+                <w:szCs w:val="18"/>
+              </w:rPr>
+              <w:t>'</w:t>
+            </w:r>
+            <w:r>
+              <w:rPr>
+                <w:rFonts w:ascii="Menlo" w:hAnsi="Menlo" w:cs="Menlo"/>
+                <w:color w:val="CCCCCC"/>
+                <w:sz w:val="18"/>
+                <w:szCs w:val="18"/>
+              </w:rPr>
+              <w:t xml:space="preserve">, </w:t>
+            </w:r>
+            <w:r>
+              <w:rPr>
+                <w:rFonts w:ascii="Menlo" w:hAnsi="Menlo" w:cs="Menlo"/>
+                <w:color w:val="569CD6"/>
+                <w:sz w:val="18"/>
+                <w:szCs w:val="18"/>
+              </w:rPr>
+              <w:t>0</w:t>
+            </w:r>
+            <w:r>
+              <w:rPr>
+                <w:rFonts w:ascii="Menlo" w:hAnsi="Menlo" w:cs="Menlo"/>
+                <w:color w:val="CCCCCC"/>
+                <w:sz w:val="18"/>
+                <w:szCs w:val="18"/>
+              </w:rPr>
+              <w:t>.</w:t>
+            </w:r>
+            <w:r>
+              <w:rPr>
+                <w:rFonts w:ascii="Menlo" w:hAnsi="Menlo" w:cs="Menlo"/>
+                <w:color w:val="569CD6"/>
+                <w:sz w:val="18"/>
+                <w:szCs w:val="18"/>
+              </w:rPr>
+              <w:t>126</w:t>
+            </w:r>
+            <w:r>
+              <w:rPr>
+                <w:rFonts w:ascii="Menlo" w:hAnsi="Menlo" w:cs="Menlo"/>
+                <w:color w:val="CCCCCC"/>
+                <w:sz w:val="18"/>
+                <w:szCs w:val="18"/>
+              </w:rPr>
+              <w:t xml:space="preserve">, </w:t>
+            </w:r>
+            <w:r>
+              <w:rPr>
+                <w:rFonts w:ascii="Menlo" w:hAnsi="Menlo" w:cs="Menlo"/>
+                <w:color w:val="CE9178"/>
+                <w:sz w:val="18"/>
+                <w:szCs w:val="18"/>
+              </w:rPr>
+              <w:t>'bm25+vector'</w:t>
+            </w:r>
+            <w:r>
+              <w:rPr>
+                <w:rFonts w:ascii="Menlo" w:hAnsi="Menlo" w:cs="Menlo"/>
+                <w:color w:val="CCCCCC"/>
+                <w:sz w:val="18"/>
+                <w:szCs w:val="18"/>
+              </w:rPr>
+              <w:t>), (</w:t>
+            </w:r>
+            <w:r>
+              <w:rPr>
+                <w:rFonts w:ascii="Menlo" w:hAnsi="Menlo" w:cs="Menlo"/>
+                <w:color w:val="CE9178"/>
+                <w:sz w:val="18"/>
+                <w:szCs w:val="18"/>
+              </w:rPr>
+              <w:t>'</w:t>
+            </w:r>
+            <w:proofErr w:type="spellStart"/>
+            <w:r>
+              <w:rPr>
+                <w:rFonts w:ascii="Menlo" w:hAnsi="Menlo" w:cs="Menlo"/>
+                <w:color w:val="CE9178"/>
+                <w:sz w:val="18"/>
+                <w:szCs w:val="18"/>
+              </w:rPr>
+              <w:t>Once_Upon_a_Time_in_Hollywood</w:t>
+            </w:r>
+            <w:proofErr w:type="spellEnd"/>
+            <w:r>
+              <w:rPr>
+                <w:rFonts w:ascii="Menlo" w:hAnsi="Menlo" w:cs="Menlo"/>
+                <w:color w:val="CE9178"/>
+                <w:sz w:val="18"/>
+                <w:szCs w:val="18"/>
+              </w:rPr>
+              <w:t>'</w:t>
+            </w:r>
+            <w:r>
+              <w:rPr>
+                <w:rFonts w:ascii="Menlo" w:hAnsi="Menlo" w:cs="Menlo"/>
+                <w:color w:val="CCCCCC"/>
+                <w:sz w:val="18"/>
+                <w:szCs w:val="18"/>
+              </w:rPr>
+              <w:t xml:space="preserve">, </w:t>
+            </w:r>
+            <w:r>
+              <w:rPr>
+                <w:rFonts w:ascii="Menlo" w:hAnsi="Menlo" w:cs="Menlo"/>
+                <w:color w:val="569CD6"/>
+                <w:sz w:val="18"/>
+                <w:szCs w:val="18"/>
+              </w:rPr>
+              <w:t>0</w:t>
+            </w:r>
+            <w:r>
+              <w:rPr>
+                <w:rFonts w:ascii="Menlo" w:hAnsi="Menlo" w:cs="Menlo"/>
+                <w:color w:val="CCCCCC"/>
+                <w:sz w:val="18"/>
+                <w:szCs w:val="18"/>
+              </w:rPr>
+              <w:t>.</w:t>
+            </w:r>
+            <w:r>
+              <w:rPr>
+                <w:rFonts w:ascii="Menlo" w:hAnsi="Menlo" w:cs="Menlo"/>
+                <w:color w:val="569CD6"/>
+                <w:sz w:val="18"/>
+                <w:szCs w:val="18"/>
+              </w:rPr>
+              <w:t>116</w:t>
+            </w:r>
+            <w:r>
+              <w:rPr>
+                <w:rFonts w:ascii="Menlo" w:hAnsi="Menlo" w:cs="Menlo"/>
+                <w:color w:val="CCCCCC"/>
+                <w:sz w:val="18"/>
+                <w:szCs w:val="18"/>
+              </w:rPr>
+              <w:t xml:space="preserve">, </w:t>
+            </w:r>
+            <w:r>
+              <w:rPr>
+                <w:rFonts w:ascii="Menlo" w:hAnsi="Menlo" w:cs="Menlo"/>
+                <w:color w:val="CE9178"/>
+                <w:sz w:val="18"/>
+                <w:szCs w:val="18"/>
+              </w:rPr>
+              <w:t>'bm25'</w:t>
+            </w:r>
+            <w:r>
+              <w:rPr>
+                <w:rFonts w:ascii="Menlo" w:hAnsi="Menlo" w:cs="Menlo"/>
+                <w:color w:val="CCCCCC"/>
+                <w:sz w:val="18"/>
+                <w:szCs w:val="18"/>
+              </w:rPr>
+              <w:t>), (</w:t>
+            </w:r>
+            <w:r>
+              <w:rPr>
+                <w:rFonts w:ascii="Menlo" w:hAnsi="Menlo" w:cs="Menlo"/>
+                <w:color w:val="CE9178"/>
+                <w:sz w:val="18"/>
+                <w:szCs w:val="18"/>
+              </w:rPr>
+              <w:t>'</w:t>
+            </w:r>
+            <w:proofErr w:type="spellStart"/>
+            <w:r>
+              <w:rPr>
+                <w:rFonts w:ascii="Menlo" w:hAnsi="Menlo" w:cs="Menlo"/>
+                <w:color w:val="CE9178"/>
+                <w:sz w:val="18"/>
+                <w:szCs w:val="18"/>
+              </w:rPr>
+              <w:t>Christie_s</w:t>
+            </w:r>
+            <w:proofErr w:type="spellEnd"/>
+            <w:r>
+              <w:rPr>
+                <w:rFonts w:ascii="Menlo" w:hAnsi="Menlo" w:cs="Menlo"/>
+                <w:color w:val="CE9178"/>
+                <w:sz w:val="18"/>
+                <w:szCs w:val="18"/>
+              </w:rPr>
+              <w:t>'</w:t>
+            </w:r>
+            <w:r>
+              <w:rPr>
+                <w:rFonts w:ascii="Menlo" w:hAnsi="Menlo" w:cs="Menlo"/>
+                <w:color w:val="CCCCCC"/>
+                <w:sz w:val="18"/>
+                <w:szCs w:val="18"/>
+              </w:rPr>
+              <w:t xml:space="preserve">, </w:t>
+            </w:r>
+            <w:r>
+              <w:rPr>
+                <w:rFonts w:ascii="Menlo" w:hAnsi="Menlo" w:cs="Menlo"/>
+                <w:color w:val="569CD6"/>
+                <w:sz w:val="18"/>
+                <w:szCs w:val="18"/>
+              </w:rPr>
+              <w:t>0</w:t>
+            </w:r>
+            <w:r>
+              <w:rPr>
+                <w:rFonts w:ascii="Menlo" w:hAnsi="Menlo" w:cs="Menlo"/>
+                <w:color w:val="CCCCCC"/>
+                <w:sz w:val="18"/>
+                <w:szCs w:val="18"/>
+              </w:rPr>
+              <w:t>.</w:t>
+            </w:r>
+            <w:r>
+              <w:rPr>
+                <w:rFonts w:ascii="Menlo" w:hAnsi="Menlo" w:cs="Menlo"/>
+                <w:color w:val="569CD6"/>
+                <w:sz w:val="18"/>
+                <w:szCs w:val="18"/>
+              </w:rPr>
+              <w:t>101</w:t>
+            </w:r>
+            <w:r>
+              <w:rPr>
+                <w:rFonts w:ascii="Menlo" w:hAnsi="Menlo" w:cs="Menlo"/>
+                <w:color w:val="CCCCCC"/>
+                <w:sz w:val="18"/>
+                <w:szCs w:val="18"/>
+              </w:rPr>
+              <w:t xml:space="preserve">, </w:t>
+            </w:r>
+            <w:r>
+              <w:rPr>
+                <w:rFonts w:ascii="Menlo" w:hAnsi="Menlo" w:cs="Menlo"/>
+                <w:color w:val="CE9178"/>
+                <w:sz w:val="18"/>
+                <w:szCs w:val="18"/>
+              </w:rPr>
+              <w:t>'vector'</w:t>
+            </w:r>
+            <w:r>
+              <w:rPr>
+                <w:rFonts w:ascii="Menlo" w:hAnsi="Menlo" w:cs="Menlo"/>
+                <w:color w:val="CCCCCC"/>
+                <w:sz w:val="18"/>
+                <w:szCs w:val="18"/>
+              </w:rPr>
+              <w:t>), (</w:t>
+            </w:r>
+            <w:r>
+              <w:rPr>
+                <w:rFonts w:ascii="Menlo" w:hAnsi="Menlo" w:cs="Menlo"/>
+                <w:color w:val="CE9178"/>
+                <w:sz w:val="18"/>
+                <w:szCs w:val="18"/>
+              </w:rPr>
+              <w:t>'</w:t>
+            </w:r>
+            <w:proofErr w:type="spellStart"/>
+            <w:r>
+              <w:rPr>
+                <w:rFonts w:ascii="Menlo" w:hAnsi="Menlo" w:cs="Menlo"/>
+                <w:color w:val="CE9178"/>
+                <w:sz w:val="18"/>
+                <w:szCs w:val="18"/>
+              </w:rPr>
+              <w:t>The_Washington_Post</w:t>
+            </w:r>
+            <w:proofErr w:type="spellEnd"/>
+            <w:r>
+              <w:rPr>
+                <w:rFonts w:ascii="Menlo" w:hAnsi="Menlo" w:cs="Menlo"/>
+                <w:color w:val="CE9178"/>
+                <w:sz w:val="18"/>
+                <w:szCs w:val="18"/>
+              </w:rPr>
+              <w:t>'</w:t>
+            </w:r>
+            <w:r>
+              <w:rPr>
+                <w:rFonts w:ascii="Menlo" w:hAnsi="Menlo" w:cs="Menlo"/>
+                <w:color w:val="CCCCCC"/>
+                <w:sz w:val="18"/>
+                <w:szCs w:val="18"/>
+              </w:rPr>
+              <w:t xml:space="preserve">, </w:t>
+            </w:r>
+            <w:r>
+              <w:rPr>
+                <w:rFonts w:ascii="Menlo" w:hAnsi="Menlo" w:cs="Menlo"/>
+                <w:color w:val="569CD6"/>
+                <w:sz w:val="18"/>
+                <w:szCs w:val="18"/>
+              </w:rPr>
+              <w:t>0</w:t>
+            </w:r>
+            <w:r>
+              <w:rPr>
+                <w:rFonts w:ascii="Menlo" w:hAnsi="Menlo" w:cs="Menlo"/>
+                <w:color w:val="CCCCCC"/>
+                <w:sz w:val="18"/>
+                <w:szCs w:val="18"/>
+              </w:rPr>
+              <w:t>.</w:t>
+            </w:r>
+            <w:r>
+              <w:rPr>
+                <w:rFonts w:ascii="Menlo" w:hAnsi="Menlo" w:cs="Menlo"/>
+                <w:color w:val="569CD6"/>
+                <w:sz w:val="18"/>
+                <w:szCs w:val="18"/>
+              </w:rPr>
+              <w:t>093</w:t>
+            </w:r>
+            <w:r>
+              <w:rPr>
+                <w:rFonts w:ascii="Menlo" w:hAnsi="Menlo" w:cs="Menlo"/>
+                <w:color w:val="CCCCCC"/>
+                <w:sz w:val="18"/>
+                <w:szCs w:val="18"/>
+              </w:rPr>
+              <w:t xml:space="preserve">, </w:t>
+            </w:r>
+            <w:r>
+              <w:rPr>
+                <w:rFonts w:ascii="Menlo" w:hAnsi="Menlo" w:cs="Menlo"/>
+                <w:color w:val="CE9178"/>
+                <w:sz w:val="18"/>
+                <w:szCs w:val="18"/>
+              </w:rPr>
+              <w:t>'bm25'</w:t>
+            </w:r>
+            <w:r>
+              <w:rPr>
+                <w:rFonts w:ascii="Menlo" w:hAnsi="Menlo" w:cs="Menlo"/>
+                <w:color w:val="CCCCCC"/>
+                <w:sz w:val="18"/>
+                <w:szCs w:val="18"/>
+              </w:rPr>
+              <w:t>)]</w:t>
+            </w:r>
+          </w:p>
+          <w:p/>
+          <w:p>
+            <w:r>
               <w:t>Observations:</w:t>
             </w:r>
           </w:p>
           <w:p>
             <w:pPr>
               <w:spacing w:after="120"/>
-              <w:rPr>
-                <w:sz w:val="24"/>
-                <w:szCs w:val="24"/>
-              </w:rPr>
             </w:pPr>
             <w:r>
-              <w:rPr>
-                <w:sz w:val="24"/>
-                <w:szCs w:val="24"/>
-              </w:rPr>
-              <w:t xml:space="preserve">What worked well? What limitations, challenges, or unexpected retrieval behaviors did you observe? </w:t>
+              <w:t xml:space="preserve">The retrieval system performed very well on the most relevant document. </w:t>
+            </w:r>
+            <w:proofErr w:type="spellStart"/>
+            <w:r>
+              <w:t>The_Brady_Bunch</w:t>
+            </w:r>
+            <w:proofErr w:type="spellEnd"/>
+            <w:r>
+              <w:t xml:space="preserve"> received a score of 1.0, while all other results scored below 0.13. This large difference provides a strong indication that the first document was substantially more relevant than the alternatives.</w:t>
             </w:r>
           </w:p>
           <w:p>
             <w:pPr>
               <w:spacing w:after="120"/>
-              <w:rPr>
-                <w:sz w:val="24"/>
-                <w:szCs w:val="24"/>
-              </w:rPr>
             </w:pPr>
+            <w:r>
+              <w:t xml:space="preserve">This query also showed a challenge when a document contains </w:t>
+            </w:r>
+            <w:r>
+              <w:rPr>
+                <w:rStyle w:val="Strong"/>
+                <w:b w:val="0"/>
+                <w:bCs w:val="0"/>
+              </w:rPr>
+              <w:t>multiple dates and prices</w:t>
+            </w:r>
+            <w:r>
+              <w:t>. The document mentioned both a 2018 asking price and a 2023 sale price. The RAG system correctly determined that the 2023 transaction was the actual sale being asked about</w:t>
+            </w:r>
+            <w:r>
+              <w:br/>
+            </w:r>
+            <w:r>
+              <w:br/>
+            </w:r>
+            <w:r>
+              <w:t>The remaining retrieved documents were largely irrelevant, showing that retrieving a fixed number of results can produce low-quality matches once the strongest relevant document has already been found.</w:t>
+            </w:r>
           </w:p>
           <w:p>
             <w:pPr>
               <w:spacing w:after="120"/>
-              <w:rPr>
-                <w:sz w:val="24"/>
-                <w:szCs w:val="24"/>
-              </w:rPr>
             </w:pPr>
           </w:p>
         </w:tc>
       </w:tr>
     </w:tbl>
+    <w:p/>
+    <w:p/>
     <w:p/>
     <w:p>
       <w:pPr>
@@ -1565,20 +6194,15 @@
           <w:right w:val="nil"/>
           <w:between w:val="nil"/>
         </w:pBdr>
-        <w:spacing w:after="0"/>
         <w:rPr>
           <w:rFonts w:eastAsia="Aptos"/>
           <w:color w:val="000000"/>
-          <w:sz w:val="24"/>
-          <w:szCs w:val="24"/>
         </w:rPr>
       </w:pPr>
       <w:r>
         <w:rPr>
           <w:rFonts w:eastAsia="Aptos"/>
           <w:color w:val="000000"/>
-          <w:sz w:val="24"/>
-          <w:szCs w:val="24"/>
         </w:rPr>
         <w:t>Reflect on where your retrieval approach performs well and where it struggles.</w:t>
       </w:r>
@@ -1600,16 +6224,12 @@
         <w:rPr>
           <w:rFonts w:eastAsia="Aptos"/>
           <w:color w:val="000000"/>
-          <w:sz w:val="24"/>
-          <w:szCs w:val="24"/>
         </w:rPr>
       </w:pPr>
       <w:r>
         <w:rPr>
           <w:rFonts w:eastAsia="Aptos"/>
           <w:color w:val="000000"/>
-          <w:sz w:val="24"/>
-          <w:szCs w:val="24"/>
         </w:rPr>
         <w:t>Consider how different query types affect retrieval quality, relevance, flexibility, or precision.</w:t>
       </w:r>
@@ -1640,18 +6260,10 @@
             <w:shd w:val="clear" w:color="auto" w:fill="F2F2F2"/>
           </w:tcPr>
           <w:p>
-            <w:pPr>
-              <w:rPr>
-                <w:sz w:val="24"/>
-                <w:szCs w:val="24"/>
-              </w:rPr>
-            </w:pPr>
             <w:r>
               <w:rPr>
                 <w:b/>
                 <w:bCs/>
-                <w:sz w:val="24"/>
-                <w:szCs w:val="24"/>
               </w:rPr>
               <w:t>Retrieval strengths</w:t>
             </w:r>
@@ -1675,57 +6287,32 @@
           <w:p>
             <w:pPr>
               <w:spacing w:after="120"/>
-              <w:rPr>
-                <w:sz w:val="24"/>
-                <w:szCs w:val="24"/>
-              </w:rPr>
             </w:pPr>
             <w:r>
-              <w:rPr>
-                <w:sz w:val="24"/>
-                <w:szCs w:val="24"/>
-              </w:rPr>
-              <w:t>Which types of queries did your retrieval strategy handle most effectively? What aspects of the approach contributed to these results?</w:t>
+              <w:t>The retrieval strategy worked best when the query had a clear connection to a specific document or subject. The Cooter Davenport query performed especially well. The system correctly connected the character Cooter Davenport with actor Ben Jones and ranked the Ben Jones document first with a score of 1.0. It also ranked The Dukes of Hazzard second with a high score of 0.823.</w:t>
             </w:r>
           </w:p>
           <w:p>
             <w:pPr>
               <w:spacing w:after="120"/>
-              <w:rPr>
-                <w:sz w:val="24"/>
-                <w:szCs w:val="24"/>
-              </w:rPr>
             </w:pPr>
+            <w:r>
+              <w:t>The Brady Bunch house query also performed well. The correct Brady Bunch document was ranked first with a score of 1.0, while the other results had much lower scores.</w:t>
+            </w:r>
           </w:p>
           <w:p>
             <w:pPr>
               <w:spacing w:after="120"/>
-              <w:rPr>
-                <w:sz w:val="24"/>
-                <w:szCs w:val="24"/>
-              </w:rPr>
             </w:pPr>
-          </w:p>
-          <w:p>
-            <w:pPr>
-              <w:spacing w:after="120"/>
-              <w:rPr>
-                <w:sz w:val="24"/>
-                <w:szCs w:val="24"/>
-              </w:rPr>
-            </w:pPr>
+            <w:r>
+              <w:lastRenderedPageBreak/>
+              <w:t>The combination of BM25 keyword search and vector search appears to be a strength of the retrieval approach. BM25 helps find documents containing important words from the query, while vector search can find information that is related in meaning even when the exact words are different.</w:t>
+            </w:r>
           </w:p>
         </w:tc>
       </w:tr>
     </w:tbl>
-    <w:p>
-      <w:pPr>
-        <w:rPr>
-          <w:sz w:val="24"/>
-          <w:szCs w:val="24"/>
-        </w:rPr>
-      </w:pPr>
-    </w:p>
+    <w:p/>
     <w:tbl>
       <w:tblPr>
         <w:tblW w:w="10080" w:type="dxa"/>
@@ -1752,18 +6339,10 @@
             <w:shd w:val="clear" w:color="auto" w:fill="F2F2F2"/>
           </w:tcPr>
           <w:p>
-            <w:pPr>
-              <w:rPr>
-                <w:sz w:val="24"/>
-                <w:szCs w:val="24"/>
-              </w:rPr>
-            </w:pPr>
             <w:r>
               <w:rPr>
                 <w:b/>
                 <w:bCs/>
-                <w:sz w:val="24"/>
-                <w:szCs w:val="24"/>
               </w:rPr>
               <w:t>Retrieval limitations or challenges</w:t>
             </w:r>
@@ -1785,58 +6364,27 @@
             </w:tcBorders>
           </w:tcPr>
           <w:p>
-            <w:pPr>
-              <w:rPr>
-                <w:sz w:val="24"/>
-                <w:szCs w:val="24"/>
-              </w:rPr>
-            </w:pPr>
-            <w:r>
-              <w:rPr>
-                <w:sz w:val="24"/>
-                <w:szCs w:val="24"/>
-              </w:rPr>
-              <w:t>Which queries were more difficult for the retrieval system? What limitations or trade-offs became apparent?</w:t>
+            <w:r>
+              <w:t>The 2026 NFL Draft query was the most difficult for the retrieval system. Although the correct 2026_NFL_draft document was retrieved, it was only ranked fourth. Documents about the 1997 and 1998 NFL drafts ranked higher, and an unrelated NBA draft document was also returned.</w:t>
+            </w:r>
+          </w:p>
+          <w:p>
+            <w:r>
+              <w:t>This shows that vector similarity can sometimes place too much importance on documents that look similar in subject and structure, even when an important detail such as the year is wrong. The words and structure of NFL Draft articles are very similar from year to year, making it harder for the system to recognize that "2026" was a critical part of the query.</w:t>
             </w:r>
           </w:p>
           <w:p>
             <w:pPr>
               <w:spacing w:after="120"/>
-              <w:rPr>
-                <w:sz w:val="24"/>
-                <w:szCs w:val="24"/>
-              </w:rPr>
             </w:pPr>
-          </w:p>
-          <w:p>
-            <w:pPr>
-              <w:spacing w:after="120"/>
-              <w:rPr>
-                <w:sz w:val="24"/>
-                <w:szCs w:val="24"/>
-              </w:rPr>
-            </w:pPr>
-          </w:p>
-          <w:p>
-            <w:pPr>
-              <w:spacing w:after="120"/>
-              <w:rPr>
-                <w:sz w:val="24"/>
-                <w:szCs w:val="24"/>
-              </w:rPr>
-            </w:pPr>
+            <w:r>
+              <w:t>Another limitation was that the system returned five results even when only one or two were strongly relevant. This can introduce unnecessary or unrelated information into the context provided to the language model.</w:t>
+            </w:r>
           </w:p>
         </w:tc>
       </w:tr>
     </w:tbl>
-    <w:p>
-      <w:pPr>
-        <w:rPr>
-          <w:sz w:val="24"/>
-          <w:szCs w:val="24"/>
-        </w:rPr>
-      </w:pPr>
-    </w:p>
+    <w:p/>
     <w:tbl>
       <w:tblPr>
         <w:tblW w:w="10080" w:type="dxa"/>
@@ -1863,18 +6411,10 @@
             <w:shd w:val="clear" w:color="auto" w:fill="F2F2F2"/>
           </w:tcPr>
           <w:p>
-            <w:pPr>
-              <w:rPr>
-                <w:sz w:val="24"/>
-                <w:szCs w:val="24"/>
-              </w:rPr>
-            </w:pPr>
             <w:r>
               <w:rPr>
                 <w:b/>
                 <w:bCs/>
-                <w:sz w:val="24"/>
-                <w:szCs w:val="24"/>
               </w:rPr>
               <w:t>Patterns observed across different query types</w:t>
             </w:r>
@@ -1897,46 +6437,57 @@
           </w:tcPr>
           <w:p>
             <w:pPr>
-              <w:spacing w:after="120"/>
-              <w:rPr>
-                <w:sz w:val="24"/>
-                <w:szCs w:val="24"/>
-              </w:rPr>
+              <w:pStyle w:val="NormalWeb"/>
             </w:pPr>
             <w:r>
-              <w:rPr>
-                <w:sz w:val="24"/>
-                <w:szCs w:val="24"/>
-              </w:rPr>
-              <w:t>What patterns did you observe when comparing retrieval performance across different query types? How did these observations influence your understanding of the strengths and limitations of your chosen retrieval strategy?</w:t>
+              <w:t xml:space="preserve">A clear pattern was that retrieval worked best when there was a </w:t>
+            </w:r>
+            <w:r>
+              <w:rPr>
+                <w:rStyle w:val="Strong"/>
+              </w:rPr>
+              <w:t>strong match between the query and a specific document</w:t>
+            </w:r>
+            <w:r>
+              <w:t>. The Cooter Davenport and Brady Bunch queries both produced a very strong first result, with scores dropping significantly for less relevant documents.</w:t>
             </w:r>
           </w:p>
           <w:p>
             <w:pPr>
-              <w:spacing w:after="120"/>
-              <w:rPr>
-                <w:sz w:val="24"/>
-                <w:szCs w:val="24"/>
-              </w:rPr>
+              <w:pStyle w:val="NormalWeb"/>
             </w:pPr>
+            <w:r>
+              <w:t>The NFL Draft query showed that retrieval became more difficult when many documents contained very similar information. Articles about different NFL drafts use many of the same words, names of positions, rounds, picks, and formatting. As a result, the vector search recognized them as similar even though they were from the wrong years.</w:t>
+            </w:r>
           </w:p>
           <w:p>
             <w:pPr>
-              <w:spacing w:after="120"/>
-              <w:rPr>
-                <w:sz w:val="24"/>
-                <w:szCs w:val="24"/>
-              </w:rPr>
+              <w:pStyle w:val="NormalWeb"/>
             </w:pPr>
-          </w:p>
-          <w:p>
-            <w:pPr>
-              <w:spacing w:after="120"/>
-              <w:rPr>
-                <w:sz w:val="24"/>
-                <w:szCs w:val="24"/>
-              </w:rPr>
-            </w:pPr>
+            <w:r>
+              <w:t xml:space="preserve">Overall, these tests helped me see that </w:t>
+            </w:r>
+            <w:r>
+              <w:rPr>
+                <w:rStyle w:val="Strong"/>
+              </w:rPr>
+              <w:t>hybrid retrieval using BM25 and vector search provides flexibility</w:t>
+            </w:r>
+            <w:r>
+              <w:t xml:space="preserve">, because it can use both exact words and meaning. However, it can still struggle when a small detail such as a </w:t>
+            </w:r>
+            <w:r>
+              <w:rPr>
+                <w:rStyle w:val="Strong"/>
+              </w:rPr>
+              <w:t>date, year, number, or other exact value is important</w:t>
+            </w:r>
+            <w:r>
+              <w:t>. I also learned that getting the correct final answer does not necessarily mean retrieval was perfect. In the NFL example, the correct document ranked fourth, but it was still included in the retrieved context, allowing the language model to produce the correct answer.</w:t>
+            </w:r>
+            <w:r>
+              <w:br/>
+            </w:r>
           </w:p>
         </w:tc>
       </w:tr>
@@ -1962,7 +6513,6 @@
           <w:right w:val="nil"/>
           <w:between w:val="nil"/>
         </w:pBdr>
-        <w:spacing w:after="0"/>
       </w:pPr>
       <w:r>
         <w:t>If you were continuing to improve this system, would you keep the same retrieval approach or make changes? Explain your reasoning.</w:t>
@@ -1994,18 +6544,10 @@
             <w:shd w:val="clear" w:color="auto" w:fill="F2F2F2"/>
           </w:tcPr>
           <w:p>
-            <w:pPr>
-              <w:rPr>
-                <w:sz w:val="24"/>
-                <w:szCs w:val="24"/>
-              </w:rPr>
-            </w:pPr>
             <w:r>
               <w:rPr>
                 <w:b/>
                 <w:bCs/>
-                <w:sz w:val="24"/>
-                <w:szCs w:val="24"/>
               </w:rPr>
               <w:t>Reflection</w:t>
             </w:r>
@@ -2027,55 +6569,51 @@
             </w:tcBorders>
           </w:tcPr>
           <w:p>
-            <w:pPr>
-              <w:rPr>
-                <w:sz w:val="24"/>
-                <w:szCs w:val="24"/>
-              </w:rPr>
-            </w:pPr>
-            <w:r>
-              <w:rPr>
-                <w:sz w:val="24"/>
-                <w:szCs w:val="24"/>
-              </w:rPr>
-              <w:t>Response:</w:t>
+            <w:r>
+              <w:t>I would keep the same hybrid retrieval approach using BM25 and vector search, but I would make some improvements based on the results of my testing.</w:t>
+            </w:r>
+            <w:r>
+              <w:br/>
+            </w:r>
+          </w:p>
+          <w:p>
+            <w:r>
+              <w:t xml:space="preserve">The combination worked well because BM25 helped find documents with exact keyword matches, while vector search helped find documents that were similar in meaning. This was especially useful with the Cooter Davenport query, where the system successfully connected the character to the actor </w:t>
+            </w:r>
+            <w:r>
+              <w:lastRenderedPageBreak/>
+              <w:t>Ben Jones.</w:t>
+            </w:r>
+            <w:r>
+              <w:br/>
+            </w:r>
+          </w:p>
+          <w:p>
+            <w:r>
+              <w:t>The biggest improvement I would make would be to give more importance to exact details such as dates, years, names, and numbers. The 2026 NFL Draft query showed this weakness clearly. The correct 2026 document was retrieved, but documents about the 1997 and 1998 drafts ranked higher because they were very similar in content and structure.</w:t>
+            </w:r>
+            <w:r>
+              <w:br/>
+            </w:r>
+          </w:p>
+          <w:p>
+            <w:r>
+              <w:t>I would also consider improving the ranking of the retrieved documents or filtering out results with very low relevance scores. For example, some queries returned several unrelated documents even though the first result was clearly much stronger.</w:t>
+            </w:r>
+            <w:r>
+              <w:br/>
             </w:r>
           </w:p>
           <w:p>
             <w:pPr>
               <w:spacing w:after="120"/>
-              <w:rPr>
-                <w:sz w:val="24"/>
-                <w:szCs w:val="24"/>
-              </w:rPr>
             </w:pPr>
-          </w:p>
-          <w:p>
-            <w:pPr>
-              <w:spacing w:after="120"/>
-              <w:rPr>
-                <w:sz w:val="24"/>
-                <w:szCs w:val="24"/>
-              </w:rPr>
-            </w:pPr>
-          </w:p>
-          <w:p>
-            <w:pPr>
-              <w:spacing w:after="120"/>
-              <w:rPr>
-                <w:sz w:val="24"/>
-                <w:szCs w:val="24"/>
-              </w:rPr>
-            </w:pPr>
-          </w:p>
-          <w:p>
-            <w:pPr>
-              <w:spacing w:after="120"/>
-              <w:rPr>
-                <w:sz w:val="24"/>
-                <w:szCs w:val="24"/>
-              </w:rPr>
-            </w:pPr>
+            <w:r>
+              <w:t>Overall, I would keep the basic retrieval strategy rather than replace it. The correct information was found for all three test queries, but better ranking and filtering could make the retrieved context more accurate and reduce the amount of unrelated information passed to the language model.</w:t>
+            </w:r>
+            <w:r>
+              <w:br/>
+            </w:r>
           </w:p>
         </w:tc>
       </w:tr>
@@ -2091,59 +6629,18 @@
       </w:r>
     </w:p>
     <w:p>
-      <w:pPr>
-        <w:rPr>
-          <w:sz w:val="24"/>
-          <w:szCs w:val="24"/>
-        </w:rPr>
-      </w:pPr>
       <w:r>
-        <w:rPr>
-          <w:sz w:val="24"/>
-          <w:szCs w:val="24"/>
-        </w:rPr>
         <w:t>Additional Evidence (Optional):</w:t>
       </w:r>
     </w:p>
     <w:p>
-      <w:pPr>
-        <w:rPr>
-          <w:sz w:val="24"/>
-          <w:szCs w:val="24"/>
-        </w:rPr>
-      </w:pPr>
       <w:r>
-        <w:rPr>
-          <w:sz w:val="24"/>
-          <w:szCs w:val="24"/>
-        </w:rPr>
         <w:t>If needed, include any additional screenshots, output excerpts, or code snippets that support your responses above. No additional files or repository link are required for this checkpoint.</w:t>
       </w:r>
     </w:p>
-    <w:p>
-      <w:pPr>
-        <w:rPr>
-          <w:sz w:val="24"/>
-          <w:szCs w:val="24"/>
-        </w:rPr>
-      </w:pPr>
-    </w:p>
-    <w:p>
-      <w:pPr>
-        <w:rPr>
-          <w:sz w:val="24"/>
-          <w:szCs w:val="24"/>
-        </w:rPr>
-      </w:pPr>
-    </w:p>
-    <w:p>
-      <w:pPr>
-        <w:rPr>
-          <w:sz w:val="24"/>
-          <w:szCs w:val="24"/>
-        </w:rPr>
-      </w:pPr>
-    </w:p>
+    <w:p/>
+    <w:p/>
+    <w:p/>
     <w:p>
       <w:pPr>
         <w:jc w:val="center"/>
@@ -2224,8 +6721,19 @@
         <w:sz w:val="22"/>
         <w:szCs w:val="22"/>
       </w:rPr>
-      <w:t>© MIT xPRO</w:t>
+      <w:t xml:space="preserve">© MIT </w:t>
     </w:r>
+    <w:proofErr w:type="spellStart"/>
+    <w:r>
+      <w:rPr>
+        <w:rFonts w:ascii="Calibri" w:eastAsia="Calibri" w:hAnsi="Calibri" w:cs="Calibri"/>
+        <w:color w:val="000000"/>
+        <w:sz w:val="22"/>
+        <w:szCs w:val="22"/>
+      </w:rPr>
+      <w:t>xPRO</w:t>
+    </w:r>
+    <w:proofErr w:type="spellEnd"/>
     <w:r>
       <w:rPr>
         <w:rFonts w:ascii="Calibri" w:eastAsia="Calibri" w:hAnsi="Calibri" w:cs="Calibri"/>
@@ -3910,12 +8418,14 @@
   <w:style w:type="paragraph" w:default="1" w:styleId="Normal">
     <w:name w:val="Normal"/>
     <w:qFormat/>
-    <w:rsid w:val="005A3716"/>
+    <w:rsid w:val="00606FF8"/>
+    <w:pPr>
+      <w:spacing w:after="0" w:line="240" w:lineRule="auto"/>
+    </w:pPr>
     <w:rPr>
-      <w:rFonts w:asciiTheme="minorHAnsi" w:hAnsiTheme="minorHAnsi" w:cstheme="minorHAnsi"/>
-      <w:sz w:val="28"/>
-      <w:szCs w:val="28"/>
-      <w:lang w:val="en-US" w:eastAsia="en-GB"/>
+      <w:sz w:val="24"/>
+      <w:szCs w:val="24"/>
+      <w:lang w:val="en-US" w:eastAsia="en-US"/>
     </w:rPr>
   </w:style>
   <w:style w:type="paragraph" w:styleId="Heading1">
@@ -3946,7 +8456,6 @@
     <w:qFormat/>
     <w:rsid w:val="00C51586"/>
     <w:pPr>
-      <w:spacing w:after="0" w:line="240" w:lineRule="auto"/>
       <w:jc w:val="both"/>
       <w:outlineLvl w:val="1"/>
     </w:pPr>
@@ -3988,8 +8497,6 @@
     </w:pPr>
     <w:rPr>
       <w:b/>
-      <w:sz w:val="24"/>
-      <w:szCs w:val="24"/>
     </w:rPr>
   </w:style>
   <w:style w:type="paragraph" w:styleId="Heading5">
@@ -4090,7 +8597,6 @@
         <w:tab w:val="center" w:pos="4513"/>
         <w:tab w:val="right" w:pos="9026"/>
       </w:tabs>
-      <w:spacing w:line="240" w:lineRule="auto"/>
     </w:pPr>
   </w:style>
   <w:style w:type="paragraph" w:styleId="Header">
@@ -4105,7 +8611,6 @@
         <w:tab w:val="center" w:pos="4513"/>
         <w:tab w:val="right" w:pos="9026"/>
       </w:tabs>
-      <w:spacing w:line="240" w:lineRule="auto"/>
     </w:pPr>
   </w:style>
   <w:style w:type="paragraph" w:styleId="Subtitle">
@@ -4142,11 +8647,9 @@
     <w:basedOn w:val="Normal"/>
     <w:qFormat/>
     <w:pPr>
-      <w:spacing w:before="100" w:beforeAutospacing="1" w:after="100" w:afterAutospacing="1" w:line="240" w:lineRule="auto"/>
+      <w:spacing w:before="100" w:beforeAutospacing="1" w:after="100" w:afterAutospacing="1"/>
     </w:pPr>
     <w:rPr>
-      <w:sz w:val="24"/>
-      <w:szCs w:val="24"/>
       <w:lang w:val="en-IN" w:eastAsia="en-IN"/>
     </w:rPr>
   </w:style>
@@ -4155,11 +8658,9 @@
     <w:basedOn w:val="Normal"/>
     <w:qFormat/>
     <w:pPr>
-      <w:spacing w:before="100" w:beforeAutospacing="1" w:after="100" w:afterAutospacing="1" w:line="240" w:lineRule="auto"/>
+      <w:spacing w:before="100" w:beforeAutospacing="1" w:after="100" w:afterAutospacing="1"/>
     </w:pPr>
     <w:rPr>
-      <w:sz w:val="24"/>
-      <w:szCs w:val="24"/>
       <w:lang w:val="en-IN" w:eastAsia="en-IN"/>
     </w:rPr>
   </w:style>
@@ -4221,6 +8722,27 @@
       <w:ind w:left="720"/>
       <w:contextualSpacing/>
     </w:pPr>
+  </w:style>
+  <w:style w:type="paragraph" w:styleId="NormalWeb">
+    <w:name w:val="Normal (Web)"/>
+    <w:basedOn w:val="Normal"/>
+    <w:uiPriority w:val="99"/>
+    <w:unhideWhenUsed/>
+    <w:rsid w:val="007313B8"/>
+    <w:pPr>
+      <w:spacing w:before="100" w:beforeAutospacing="1" w:after="100" w:afterAutospacing="1"/>
+    </w:pPr>
+  </w:style>
+  <w:style w:type="character" w:styleId="Strong">
+    <w:name w:val="Strong"/>
+    <w:basedOn w:val="DefaultParagraphFont"/>
+    <w:uiPriority w:val="22"/>
+    <w:qFormat/>
+    <w:rsid w:val="00D02418"/>
+    <w:rPr>
+      <w:b/>
+      <w:bCs/>
+    </w:rPr>
   </w:style>
 </w:styles>
 </file>
